--- a/rapports/2026-06-06/EQ27/EQ27_enq3_v2/DR_061203020020/36-91-18-43.docx
+++ b/rapports/2026-06-06/EQ27/EQ27_enq3_v2/DR_061203020020/36-91-18-43.docx
@@ -297,7 +297,7 @@
           <w:color w:val="1F6FEB"/>
           <w:sz w:val="22"/>
         </w:rPr>
-        <w:t>⚠ INCOHÉRENCES À CORRIGER (103)</w:t>
+        <w:t>⚠ INCOHÉRENCES À CORRIGER (98)</w:t>
       </w:r>
     </w:p>
     <w:tbl>
@@ -1714,7 +1714,7 @@
                 <w:color w:val="16A34A"/>
                 <w:sz w:val="16"/>
               </w:rPr>
-              <w:t>—</w:t>
+              <w:t>s02q33, s01q00b</w:t>
             </w:r>
           </w:p>
         </w:tc>
@@ -1745,7 +1745,7 @@
                 <w:i w:val="0"/>
                 <w:sz w:val="17"/>
               </w:rPr>
-              <w:t>Incohérence!!! seulement les écoles privées paient les frais de scolarité (y compris les frais d'inscription).</w:t>
+              <w:t>Incoherent!!! La dernière fois que CHEIKH SENE a  fréquenté l'école est 9999.</w:t>
             </w:r>
           </w:p>
         </w:tc>
@@ -1804,7 +1804,7 @@
                 <w:color w:val="16A34A"/>
                 <w:sz w:val="16"/>
               </w:rPr>
-              <w:t>s02q33, s01q00b</w:t>
+              <w:t>s01q00b, s02q17_2, s02q15_2</w:t>
             </w:r>
           </w:p>
         </w:tc>
@@ -1835,7 +1835,7 @@
                 <w:i w:val="0"/>
                 <w:sz w:val="17"/>
               </w:rPr>
-              <w:t>Incoherent!!! La dernière fois que CHEIKH SENE a  fréquenté l'école est 9999.</w:t>
+              <w:t>Incohérence!! BAYE KARIME SENE fréquente 1ére année de Maternelle mais ne paie ni la scolarité ni la cotisation, prière de corriger ou fournir une explication à cela.</w:t>
             </w:r>
           </w:p>
         </w:tc>
@@ -1868,6 +1868,1536 @@
                 <w:i w:val="0"/>
                 <w:sz w:val="16"/>
               </w:rPr>
+              <w:t>S11</w:t>
+              <w:br/>
+            </w:r>
+            <w:r>
+              <w:rPr>
+                <w:b w:val="0"/>
+                <w:i w:val="0"/>
+                <w:color w:val="64748B"/>
+                <w:sz w:val="14"/>
+              </w:rPr>
+              <w:t>Logement / cadre de vie</w:t>
+            </w:r>
+          </w:p>
+        </w:tc>
+        <w:tc>
+          <w:tcPr>
+            <w:tcW w:type="dxa" w:w="1531"/>
+          </w:tcPr>
+          <w:p>
+            <w:r>
+              <w:rPr>
+                <w:b/>
+                <w:i w:val="0"/>
+                <w:color w:val="16A34A"/>
+                <w:sz w:val="16"/>
+              </w:rPr>
+              <w:t>—</w:t>
+            </w:r>
+          </w:p>
+        </w:tc>
+        <w:tc>
+          <w:tcPr>
+            <w:tcW w:type="dxa" w:w="1191"/>
+          </w:tcPr>
+          <w:p>
+            <w:r>
+              <w:rPr>
+                <w:b w:val="0"/>
+                <w:i w:val="0"/>
+                <w:color w:val="64748B"/>
+                <w:sz w:val="16"/>
+              </w:rPr>
+              <w:t>GT-CQ</w:t>
+            </w:r>
+          </w:p>
+        </w:tc>
+        <w:tc>
+          <w:tcPr>
+            <w:tcW w:type="dxa" w:w="4706"/>
+          </w:tcPr>
+          <w:p>
+            <w:r>
+              <w:rPr>
+                <w:b w:val="0"/>
+                <w:i w:val="0"/>
+                <w:sz w:val="17"/>
+              </w:rPr>
+              <w:t>Incoherence!! Le ménage a depensé .</w:t>
+            </w:r>
+          </w:p>
+        </w:tc>
+      </w:tr>
+      <w:tr>
+        <w:tc>
+          <w:tcPr>
+            <w:tcW w:type="dxa" w:w="964"/>
+          </w:tcPr>
+          <w:p>
+            <w:r>
+              <w:rPr>
+                <w:b/>
+                <w:i w:val="0"/>
+                <w:color w:val="DC2626"/>
+                <w:sz w:val="16"/>
+              </w:rPr>
+              <w:t>Haute</w:t>
+            </w:r>
+          </w:p>
+        </w:tc>
+        <w:tc>
+          <w:tcPr>
+            <w:tcW w:type="dxa" w:w="1247"/>
+          </w:tcPr>
+          <w:p>
+            <w:r>
+              <w:rPr>
+                <w:b/>
+                <w:i w:val="0"/>
+                <w:sz w:val="16"/>
+              </w:rPr>
+              <w:t>S11</w:t>
+              <w:br/>
+            </w:r>
+            <w:r>
+              <w:rPr>
+                <w:b w:val="0"/>
+                <w:i w:val="0"/>
+                <w:color w:val="64748B"/>
+                <w:sz w:val="14"/>
+              </w:rPr>
+              <w:t>Logement / cadre de vie</w:t>
+            </w:r>
+          </w:p>
+        </w:tc>
+        <w:tc>
+          <w:tcPr>
+            <w:tcW w:type="dxa" w:w="1531"/>
+          </w:tcPr>
+          <w:p>
+            <w:r>
+              <w:rPr>
+                <w:b/>
+                <w:i w:val="0"/>
+                <w:color w:val="16A34A"/>
+                <w:sz w:val="16"/>
+              </w:rPr>
+              <w:t>s01q29, s01q31, s04q24, s00q04, s11q21, s09fq03, s09fq011</w:t>
+            </w:r>
+          </w:p>
+        </w:tc>
+        <w:tc>
+          <w:tcPr>
+            <w:tcW w:type="dxa" w:w="1191"/>
+          </w:tcPr>
+          <w:p>
+            <w:r>
+              <w:rPr>
+                <w:b w:val="0"/>
+                <w:i w:val="0"/>
+                <w:color w:val="64748B"/>
+                <w:sz w:val="16"/>
+              </w:rPr>
+              <w:t>GT-CQ</w:t>
+            </w:r>
+          </w:p>
+        </w:tc>
+        <w:tc>
+          <w:tcPr>
+            <w:tcW w:type="dxa" w:w="4706"/>
+          </w:tcPr>
+          <w:p>
+            <w:r>
+              <w:rPr>
+                <w:b w:val="0"/>
+                <w:i w:val="0"/>
+                <w:sz w:val="17"/>
+              </w:rPr>
+              <w:t>FCFA dans Frais de connexion au réseau de distribution d'eau mais dit ne pas être connecté à un réseau d'eau courante, prière de corriger cette incoherence</w:t>
+            </w:r>
+          </w:p>
+        </w:tc>
+      </w:tr>
+      <w:tr>
+        <w:tc>
+          <w:tcPr>
+            <w:tcW w:type="dxa" w:w="964"/>
+          </w:tcPr>
+          <w:p>
+            <w:r>
+              <w:rPr>
+                <w:b/>
+                <w:i w:val="0"/>
+                <w:color w:val="DC2626"/>
+                <w:sz w:val="16"/>
+              </w:rPr>
+              <w:t>Haute</w:t>
+            </w:r>
+          </w:p>
+        </w:tc>
+        <w:tc>
+          <w:tcPr>
+            <w:tcW w:type="dxa" w:w="1247"/>
+          </w:tcPr>
+          <w:p>
+            <w:r>
+              <w:rPr>
+                <w:b/>
+                <w:i w:val="0"/>
+                <w:sz w:val="16"/>
+              </w:rPr>
+              <w:t>S12</w:t>
+              <w:br/>
+            </w:r>
+            <w:r>
+              <w:rPr>
+                <w:b w:val="0"/>
+                <w:i w:val="0"/>
+                <w:color w:val="64748B"/>
+                <w:sz w:val="14"/>
+              </w:rPr>
+              <w:t>Avoirs / biens durables</w:t>
+            </w:r>
+          </w:p>
+        </w:tc>
+        <w:tc>
+          <w:tcPr>
+            <w:tcW w:type="dxa" w:w="1531"/>
+          </w:tcPr>
+          <w:p>
+            <w:r>
+              <w:rPr>
+                <w:b/>
+                <w:i w:val="0"/>
+                <w:color w:val="16A34A"/>
+                <w:sz w:val="16"/>
+              </w:rPr>
+              <w:t>s00q08, s01q28, s01q29, s01q30, s02q01__2, s02q02__2, s03q20, s04q22</w:t>
+            </w:r>
+          </w:p>
+        </w:tc>
+        <w:tc>
+          <w:tcPr>
+            <w:tcW w:type="dxa" w:w="1191"/>
+          </w:tcPr>
+          <w:p>
+            <w:r>
+              <w:rPr>
+                <w:b w:val="0"/>
+                <w:i w:val="0"/>
+                <w:color w:val="64748B"/>
+                <w:sz w:val="16"/>
+              </w:rPr>
+              <w:t>GT-CQ</w:t>
+            </w:r>
+          </w:p>
+        </w:tc>
+        <w:tc>
+          <w:tcPr>
+            <w:tcW w:type="dxa" w:w="4706"/>
+          </w:tcPr>
+          <w:p>
+            <w:r>
+              <w:rPr>
+                <w:b w:val="0"/>
+                <w:i w:val="0"/>
+                <w:sz w:val="17"/>
+              </w:rPr>
+              <w:t>Le prix d'achat de l'article  Appareil TV est nul (achété à 0fcfa) mais le prix de revente est different de 0 impossible, prière de verifier et corriger.</w:t>
+            </w:r>
+          </w:p>
+        </w:tc>
+      </w:tr>
+      <w:tr>
+        <w:tc>
+          <w:tcPr>
+            <w:tcW w:type="dxa" w:w="964"/>
+          </w:tcPr>
+          <w:p>
+            <w:r>
+              <w:rPr>
+                <w:b/>
+                <w:i w:val="0"/>
+                <w:color w:val="DC2626"/>
+                <w:sz w:val="16"/>
+              </w:rPr>
+              <w:t>Haute</w:t>
+            </w:r>
+          </w:p>
+        </w:tc>
+        <w:tc>
+          <w:tcPr>
+            <w:tcW w:type="dxa" w:w="1247"/>
+          </w:tcPr>
+          <w:p>
+            <w:r>
+              <w:rPr>
+                <w:b/>
+                <w:i w:val="0"/>
+                <w:sz w:val="16"/>
+              </w:rPr>
+              <w:t>S12</w:t>
+              <w:br/>
+            </w:r>
+            <w:r>
+              <w:rPr>
+                <w:b w:val="0"/>
+                <w:i w:val="0"/>
+                <w:color w:val="64748B"/>
+                <w:sz w:val="14"/>
+              </w:rPr>
+              <w:t>Avoirs / biens durables</w:t>
+            </w:r>
+          </w:p>
+        </w:tc>
+        <w:tc>
+          <w:tcPr>
+            <w:tcW w:type="dxa" w:w="1531"/>
+          </w:tcPr>
+          <w:p>
+            <w:r>
+              <w:rPr>
+                <w:b/>
+                <w:i w:val="0"/>
+                <w:color w:val="16A34A"/>
+                <w:sz w:val="16"/>
+              </w:rPr>
+              <w:t>s00q08, s01q28, s01q29, s01q30, s02q01__2, s02q02__2, s03q20, s04q22</w:t>
+            </w:r>
+          </w:p>
+        </w:tc>
+        <w:tc>
+          <w:tcPr>
+            <w:tcW w:type="dxa" w:w="1191"/>
+          </w:tcPr>
+          <w:p>
+            <w:r>
+              <w:rPr>
+                <w:b w:val="0"/>
+                <w:i w:val="0"/>
+                <w:color w:val="64748B"/>
+                <w:sz w:val="16"/>
+              </w:rPr>
+              <w:t>GT-CQ</w:t>
+            </w:r>
+          </w:p>
+        </w:tc>
+        <w:tc>
+          <w:tcPr>
+            <w:tcW w:type="dxa" w:w="4706"/>
+          </w:tcPr>
+          <w:p>
+            <w:r>
+              <w:rPr>
+                <w:b w:val="0"/>
+                <w:i w:val="0"/>
+                <w:sz w:val="17"/>
+              </w:rPr>
+              <w:t>Le prix d'achat de l'article  Lit est nul (achété à 0fcfa) mais le prix de revente est different de 0 impossible, prière de verifier et corriger.</w:t>
+            </w:r>
+          </w:p>
+        </w:tc>
+      </w:tr>
+      <w:tr>
+        <w:tc>
+          <w:tcPr>
+            <w:tcW w:type="dxa" w:w="964"/>
+          </w:tcPr>
+          <w:p>
+            <w:r>
+              <w:rPr>
+                <w:b/>
+                <w:i w:val="0"/>
+                <w:color w:val="DC2626"/>
+                <w:sz w:val="16"/>
+              </w:rPr>
+              <w:t>Haute</w:t>
+            </w:r>
+          </w:p>
+        </w:tc>
+        <w:tc>
+          <w:tcPr>
+            <w:tcW w:type="dxa" w:w="1247"/>
+          </w:tcPr>
+          <w:p>
+            <w:r>
+              <w:rPr>
+                <w:b/>
+                <w:i w:val="0"/>
+                <w:sz w:val="16"/>
+              </w:rPr>
+              <w:t>S12</w:t>
+              <w:br/>
+            </w:r>
+            <w:r>
+              <w:rPr>
+                <w:b w:val="0"/>
+                <w:i w:val="0"/>
+                <w:color w:val="64748B"/>
+                <w:sz w:val="14"/>
+              </w:rPr>
+              <w:t>Avoirs / biens durables</w:t>
+            </w:r>
+          </w:p>
+        </w:tc>
+        <w:tc>
+          <w:tcPr>
+            <w:tcW w:type="dxa" w:w="1531"/>
+          </w:tcPr>
+          <w:p>
+            <w:r>
+              <w:rPr>
+                <w:b/>
+                <w:i w:val="0"/>
+                <w:color w:val="16A34A"/>
+                <w:sz w:val="16"/>
+              </w:rPr>
+              <w:t>s00q08, s01q28, s01q29, s01q30, s02q01__2, s02q02__2, s03q20, s04q22</w:t>
+            </w:r>
+          </w:p>
+        </w:tc>
+        <w:tc>
+          <w:tcPr>
+            <w:tcW w:type="dxa" w:w="1191"/>
+          </w:tcPr>
+          <w:p>
+            <w:r>
+              <w:rPr>
+                <w:b w:val="0"/>
+                <w:i w:val="0"/>
+                <w:color w:val="64748B"/>
+                <w:sz w:val="16"/>
+              </w:rPr>
+              <w:t>GT-CQ</w:t>
+            </w:r>
+          </w:p>
+        </w:tc>
+        <w:tc>
+          <w:tcPr>
+            <w:tcW w:type="dxa" w:w="4706"/>
+          </w:tcPr>
+          <w:p>
+            <w:r>
+              <w:rPr>
+                <w:b w:val="0"/>
+                <w:i w:val="0"/>
+                <w:sz w:val="17"/>
+              </w:rPr>
+              <w:t>Le prix d'achat de l'article  Téléphone portable est nul (achété à 0fcfa) mais le prix de revente est different de 0 impossible, prière de verifier et corriger.</w:t>
+            </w:r>
+          </w:p>
+        </w:tc>
+      </w:tr>
+      <w:tr>
+        <w:tc>
+          <w:tcPr>
+            <w:tcW w:type="dxa" w:w="964"/>
+          </w:tcPr>
+          <w:p>
+            <w:r>
+              <w:rPr>
+                <w:b/>
+                <w:i w:val="0"/>
+                <w:color w:val="DC2626"/>
+                <w:sz w:val="16"/>
+              </w:rPr>
+              <w:t>Haute</w:t>
+            </w:r>
+          </w:p>
+        </w:tc>
+        <w:tc>
+          <w:tcPr>
+            <w:tcW w:type="dxa" w:w="1247"/>
+          </w:tcPr>
+          <w:p>
+            <w:r>
+              <w:rPr>
+                <w:b/>
+                <w:i w:val="0"/>
+                <w:sz w:val="16"/>
+              </w:rPr>
+              <w:t>S16</w:t>
+              <w:br/>
+            </w:r>
+            <w:r>
+              <w:rPr>
+                <w:b w:val="0"/>
+                <w:i w:val="0"/>
+                <w:color w:val="64748B"/>
+                <w:sz w:val="14"/>
+              </w:rPr>
+              <w:t>Agriculture</w:t>
+            </w:r>
+          </w:p>
+        </w:tc>
+        <w:tc>
+          <w:tcPr>
+            <w:tcW w:type="dxa" w:w="1531"/>
+          </w:tcPr>
+          <w:p>
+            <w:r>
+              <w:rPr>
+                <w:b/>
+                <w:i w:val="0"/>
+                <w:color w:val="16A34A"/>
+                <w:sz w:val="16"/>
+              </w:rPr>
+              <w:t>s16dq05a, s16dq05c</w:t>
+            </w:r>
+          </w:p>
+        </w:tc>
+        <w:tc>
+          <w:tcPr>
+            <w:tcW w:type="dxa" w:w="1191"/>
+          </w:tcPr>
+          <w:p>
+            <w:r>
+              <w:rPr>
+                <w:b w:val="0"/>
+                <w:i w:val="0"/>
+                <w:color w:val="64748B"/>
+                <w:sz w:val="16"/>
+              </w:rPr>
+              <w:t>GT-CQ</w:t>
+            </w:r>
+          </w:p>
+        </w:tc>
+        <w:tc>
+          <w:tcPr>
+            <w:tcW w:type="dxa" w:w="4706"/>
+          </w:tcPr>
+          <w:p>
+            <w:r>
+              <w:rPr>
+                <w:b w:val="0"/>
+                <w:i w:val="0"/>
+                <w:sz w:val="17"/>
+              </w:rPr>
+              <w:t>La quantité de s16dq05a estimée en Kg est incohérente avec la prise dans la question s16dq05c, prière de bien estimer et mettre la valeur exacte.</w:t>
+            </w:r>
+          </w:p>
+        </w:tc>
+      </w:tr>
+      <w:tr>
+        <w:tc>
+          <w:tcPr>
+            <w:tcW w:type="dxa" w:w="964"/>
+          </w:tcPr>
+          <w:p>
+            <w:r>
+              <w:rPr>
+                <w:b/>
+                <w:i w:val="0"/>
+                <w:color w:val="EA580C"/>
+                <w:sz w:val="16"/>
+              </w:rPr>
+              <w:t>Moyenne</w:t>
+            </w:r>
+          </w:p>
+        </w:tc>
+        <w:tc>
+          <w:tcPr>
+            <w:tcW w:type="dxa" w:w="1247"/>
+          </w:tcPr>
+          <w:p>
+            <w:r>
+              <w:rPr>
+                <w:b/>
+                <w:i w:val="0"/>
+                <w:sz w:val="16"/>
+              </w:rPr>
+              <w:t>S00</w:t>
+              <w:br/>
+            </w:r>
+            <w:r>
+              <w:rPr>
+                <w:b w:val="0"/>
+                <w:i w:val="0"/>
+                <w:color w:val="64748B"/>
+                <w:sz w:val="14"/>
+              </w:rPr>
+              <w:t>Identification</w:t>
+            </w:r>
+          </w:p>
+        </w:tc>
+        <w:tc>
+          <w:tcPr>
+            <w:tcW w:type="dxa" w:w="1531"/>
+          </w:tcPr>
+          <w:p>
+            <w:r>
+              <w:rPr>
+                <w:b/>
+                <w:i w:val="0"/>
+                <w:color w:val="16A34A"/>
+                <w:sz w:val="16"/>
+              </w:rPr>
+              <w:t>s00q27</w:t>
+            </w:r>
+          </w:p>
+        </w:tc>
+        <w:tc>
+          <w:tcPr>
+            <w:tcW w:type="dxa" w:w="1191"/>
+          </w:tcPr>
+          <w:p>
+            <w:r>
+              <w:rPr>
+                <w:b w:val="0"/>
+                <w:i w:val="0"/>
+                <w:color w:val="64748B"/>
+                <w:sz w:val="16"/>
+              </w:rPr>
+              <w:t>GT-CQ</w:t>
+            </w:r>
+          </w:p>
+        </w:tc>
+        <w:tc>
+          <w:tcPr>
+            <w:tcW w:type="dxa" w:w="4706"/>
+          </w:tcPr>
+          <w:p>
+            <w:r>
+              <w:rPr>
+                <w:b w:val="0"/>
+                <w:i w:val="0"/>
+                <w:sz w:val="17"/>
+              </w:rPr>
+              <w:t>Le questionnaire semble ne pas être complètement fini mais le questionnaire est en statut complet, prière de compléter le questionnaire.</w:t>
+            </w:r>
+          </w:p>
+        </w:tc>
+      </w:tr>
+      <w:tr>
+        <w:tc>
+          <w:tcPr>
+            <w:tcW w:type="dxa" w:w="964"/>
+          </w:tcPr>
+          <w:p>
+            <w:r>
+              <w:rPr>
+                <w:b/>
+                <w:i w:val="0"/>
+                <w:color w:val="EA580C"/>
+                <w:sz w:val="16"/>
+              </w:rPr>
+              <w:t>Moyenne</w:t>
+            </w:r>
+          </w:p>
+        </w:tc>
+        <w:tc>
+          <w:tcPr>
+            <w:tcW w:type="dxa" w:w="1247"/>
+          </w:tcPr>
+          <w:p>
+            <w:r>
+              <w:rPr>
+                <w:b/>
+                <w:i w:val="0"/>
+                <w:sz w:val="16"/>
+              </w:rPr>
+              <w:t>S00</w:t>
+              <w:br/>
+            </w:r>
+            <w:r>
+              <w:rPr>
+                <w:b w:val="0"/>
+                <w:i w:val="0"/>
+                <w:color w:val="64748B"/>
+                <w:sz w:val="14"/>
+              </w:rPr>
+              <w:t>Identification</w:t>
+            </w:r>
+          </w:p>
+        </w:tc>
+        <w:tc>
+          <w:tcPr>
+            <w:tcW w:type="dxa" w:w="1531"/>
+          </w:tcPr>
+          <w:p>
+            <w:r>
+              <w:rPr>
+                <w:b/>
+                <w:i w:val="0"/>
+                <w:color w:val="16A34A"/>
+                <w:sz w:val="16"/>
+              </w:rPr>
+              <w:t>—</w:t>
+            </w:r>
+          </w:p>
+        </w:tc>
+        <w:tc>
+          <w:tcPr>
+            <w:tcW w:type="dxa" w:w="1191"/>
+          </w:tcPr>
+          <w:p>
+            <w:r>
+              <w:rPr>
+                <w:b w:val="0"/>
+                <w:i w:val="0"/>
+                <w:color w:val="64748B"/>
+                <w:sz w:val="16"/>
+              </w:rPr>
+              <w:t>GT-CQ</w:t>
+            </w:r>
+          </w:p>
+        </w:tc>
+        <w:tc>
+          <w:tcPr>
+            <w:tcW w:type="dxa" w:w="4706"/>
+          </w:tcPr>
+          <w:p>
+            <w:r>
+              <w:rPr>
+                <w:b w:val="0"/>
+                <w:i w:val="0"/>
+                <w:sz w:val="17"/>
+              </w:rPr>
+              <w:t>Les coordonnées GPS ménage prises lors de l'enquête principale diffèrent de celles du dénombrement, êtes vous sûr d'avoir enquêté le bon ménage si non chercher le bon ménage.</w:t>
+            </w:r>
+          </w:p>
+        </w:tc>
+      </w:tr>
+      <w:tr>
+        <w:tc>
+          <w:tcPr>
+            <w:tcW w:type="dxa" w:w="964"/>
+          </w:tcPr>
+          <w:p>
+            <w:r>
+              <w:rPr>
+                <w:b/>
+                <w:i w:val="0"/>
+                <w:color w:val="EA580C"/>
+                <w:sz w:val="16"/>
+              </w:rPr>
+              <w:t>Moyenne</w:t>
+            </w:r>
+          </w:p>
+        </w:tc>
+        <w:tc>
+          <w:tcPr>
+            <w:tcW w:type="dxa" w:w="1247"/>
+          </w:tcPr>
+          <w:p>
+            <w:r>
+              <w:rPr>
+                <w:b/>
+                <w:i w:val="0"/>
+                <w:sz w:val="16"/>
+              </w:rPr>
+              <w:t>S00</w:t>
+              <w:br/>
+            </w:r>
+            <w:r>
+              <w:rPr>
+                <w:b w:val="0"/>
+                <w:i w:val="0"/>
+                <w:color w:val="64748B"/>
+                <w:sz w:val="14"/>
+              </w:rPr>
+              <w:t>Identification</w:t>
+            </w:r>
+          </w:p>
+        </w:tc>
+        <w:tc>
+          <w:tcPr>
+            <w:tcW w:type="dxa" w:w="1531"/>
+          </w:tcPr>
+          <w:p>
+            <w:r>
+              <w:rPr>
+                <w:b/>
+                <w:i w:val="0"/>
+                <w:color w:val="16A34A"/>
+                <w:sz w:val="16"/>
+              </w:rPr>
+              <w:t>—</w:t>
+            </w:r>
+          </w:p>
+        </w:tc>
+        <w:tc>
+          <w:tcPr>
+            <w:tcW w:type="dxa" w:w="1191"/>
+          </w:tcPr>
+          <w:p>
+            <w:r>
+              <w:rPr>
+                <w:b w:val="0"/>
+                <w:i w:val="0"/>
+                <w:color w:val="64748B"/>
+                <w:sz w:val="16"/>
+              </w:rPr>
+              <w:t>GT-CQ</w:t>
+            </w:r>
+          </w:p>
+        </w:tc>
+        <w:tc>
+          <w:tcPr>
+            <w:tcW w:type="dxa" w:w="4706"/>
+          </w:tcPr>
+          <w:p>
+            <w:r>
+              <w:rPr>
+                <w:b w:val="0"/>
+                <w:i w:val="0"/>
+                <w:sz w:val="17"/>
+              </w:rPr>
+              <w:t>L'adresse ou la localisation du ménage doit être bien renseignée, ne doit pas contenir des numéros de téléphone et elle semble courte pour être une adresse.</w:t>
+            </w:r>
+          </w:p>
+        </w:tc>
+      </w:tr>
+      <w:tr>
+        <w:tc>
+          <w:tcPr>
+            <w:tcW w:type="dxa" w:w="964"/>
+          </w:tcPr>
+          <w:p>
+            <w:r>
+              <w:rPr>
+                <w:b/>
+                <w:i w:val="0"/>
+                <w:color w:val="EA580C"/>
+                <w:sz w:val="16"/>
+              </w:rPr>
+              <w:t>Moyenne</w:t>
+            </w:r>
+          </w:p>
+        </w:tc>
+        <w:tc>
+          <w:tcPr>
+            <w:tcW w:type="dxa" w:w="1247"/>
+          </w:tcPr>
+          <w:p>
+            <w:r>
+              <w:rPr>
+                <w:b/>
+                <w:i w:val="0"/>
+                <w:sz w:val="16"/>
+              </w:rPr>
+              <w:t>S00</w:t>
+              <w:br/>
+            </w:r>
+            <w:r>
+              <w:rPr>
+                <w:b w:val="0"/>
+                <w:i w:val="0"/>
+                <w:color w:val="64748B"/>
+                <w:sz w:val="14"/>
+              </w:rPr>
+              <w:t>Identification</w:t>
+            </w:r>
+          </w:p>
+        </w:tc>
+        <w:tc>
+          <w:tcPr>
+            <w:tcW w:type="dxa" w:w="1531"/>
+          </w:tcPr>
+          <w:p>
+            <w:r>
+              <w:rPr>
+                <w:b/>
+                <w:i w:val="0"/>
+                <w:color w:val="16A34A"/>
+                <w:sz w:val="16"/>
+              </w:rPr>
+              <w:t>s00q12a, s00q12b</w:t>
+            </w:r>
+          </w:p>
+        </w:tc>
+        <w:tc>
+          <w:tcPr>
+            <w:tcW w:type="dxa" w:w="1191"/>
+          </w:tcPr>
+          <w:p>
+            <w:r>
+              <w:rPr>
+                <w:b w:val="0"/>
+                <w:i w:val="0"/>
+                <w:color w:val="64748B"/>
+                <w:sz w:val="16"/>
+              </w:rPr>
+              <w:t>GT-CQ</w:t>
+            </w:r>
+          </w:p>
+        </w:tc>
+        <w:tc>
+          <w:tcPr>
+            <w:tcW w:type="dxa" w:w="4706"/>
+          </w:tcPr>
+          <w:p>
+            <w:r>
+              <w:rPr>
+                <w:b w:val="0"/>
+                <w:i w:val="0"/>
+                <w:sz w:val="17"/>
+              </w:rPr>
+              <w:t>Prière de renseigner la bonne adresse.Attention! Veillez bien renseigner le deuxième numero du chef de ménage(0.12b).</w:t>
+            </w:r>
+          </w:p>
+        </w:tc>
+      </w:tr>
+      <w:tr>
+        <w:tc>
+          <w:tcPr>
+            <w:tcW w:type="dxa" w:w="964"/>
+          </w:tcPr>
+          <w:p>
+            <w:r>
+              <w:rPr>
+                <w:b/>
+                <w:i w:val="0"/>
+                <w:color w:val="EA580C"/>
+                <w:sz w:val="16"/>
+              </w:rPr>
+              <w:t>Moyenne</w:t>
+            </w:r>
+          </w:p>
+        </w:tc>
+        <w:tc>
+          <w:tcPr>
+            <w:tcW w:type="dxa" w:w="1247"/>
+          </w:tcPr>
+          <w:p>
+            <w:r>
+              <w:rPr>
+                <w:b/>
+                <w:i w:val="0"/>
+                <w:sz w:val="16"/>
+              </w:rPr>
+              <w:t>S00</w:t>
+              <w:br/>
+            </w:r>
+            <w:r>
+              <w:rPr>
+                <w:b w:val="0"/>
+                <w:i w:val="0"/>
+                <w:color w:val="64748B"/>
+                <w:sz w:val="14"/>
+              </w:rPr>
+              <w:t>Identification</w:t>
+            </w:r>
+          </w:p>
+        </w:tc>
+        <w:tc>
+          <w:tcPr>
+            <w:tcW w:type="dxa" w:w="1531"/>
+          </w:tcPr>
+          <w:p>
+            <w:r>
+              <w:rPr>
+                <w:b/>
+                <w:i w:val="0"/>
+                <w:color w:val="16A34A"/>
+                <w:sz w:val="16"/>
+              </w:rPr>
+              <w:t>s00q14, s00q16, s00q18</w:t>
+            </w:r>
+          </w:p>
+        </w:tc>
+        <w:tc>
+          <w:tcPr>
+            <w:tcW w:type="dxa" w:w="1191"/>
+          </w:tcPr>
+          <w:p>
+            <w:r>
+              <w:rPr>
+                <w:b w:val="0"/>
+                <w:i w:val="0"/>
+                <w:color w:val="64748B"/>
+                <w:sz w:val="16"/>
+              </w:rPr>
+              <w:t>GT-CQ</w:t>
+            </w:r>
+          </w:p>
+        </w:tc>
+        <w:tc>
+          <w:tcPr>
+            <w:tcW w:type="dxa" w:w="4706"/>
+          </w:tcPr>
+          <w:p>
+            <w:r>
+              <w:rPr>
+                <w:b w:val="0"/>
+                <w:i w:val="0"/>
+                <w:sz w:val="17"/>
+              </w:rPr>
+              <w:t>Attention! Veillez bien renseigner les contacts dans les questions de 0.14 ou 0.16 ou 0.18.</w:t>
+            </w:r>
+          </w:p>
+        </w:tc>
+      </w:tr>
+      <w:tr>
+        <w:tc>
+          <w:tcPr>
+            <w:tcW w:type="dxa" w:w="964"/>
+          </w:tcPr>
+          <w:p>
+            <w:r>
+              <w:rPr>
+                <w:b/>
+                <w:i w:val="0"/>
+                <w:color w:val="EA580C"/>
+                <w:sz w:val="16"/>
+              </w:rPr>
+              <w:t>Moyenne</w:t>
+            </w:r>
+          </w:p>
+        </w:tc>
+        <w:tc>
+          <w:tcPr>
+            <w:tcW w:type="dxa" w:w="1247"/>
+          </w:tcPr>
+          <w:p>
+            <w:r>
+              <w:rPr>
+                <w:b/>
+                <w:i w:val="0"/>
+                <w:sz w:val="16"/>
+              </w:rPr>
+              <w:t>S01</w:t>
+              <w:br/>
+            </w:r>
+            <w:r>
+              <w:rPr>
+                <w:b w:val="0"/>
+                <w:i w:val="0"/>
+                <w:color w:val="64748B"/>
+                <w:sz w:val="14"/>
+              </w:rPr>
+              <w:t>Démographie</w:t>
+            </w:r>
+          </w:p>
+        </w:tc>
+        <w:tc>
+          <w:tcPr>
+            <w:tcW w:type="dxa" w:w="1531"/>
+          </w:tcPr>
+          <w:p>
+            <w:r>
+              <w:rPr>
+                <w:b/>
+                <w:i w:val="0"/>
+                <w:color w:val="16A34A"/>
+                <w:sz w:val="16"/>
+              </w:rPr>
+              <w:t>—</w:t>
+            </w:r>
+          </w:p>
+        </w:tc>
+        <w:tc>
+          <w:tcPr>
+            <w:tcW w:type="dxa" w:w="1191"/>
+          </w:tcPr>
+          <w:p>
+            <w:r>
+              <w:rPr>
+                <w:b w:val="0"/>
+                <w:i w:val="0"/>
+                <w:color w:val="64748B"/>
+                <w:sz w:val="16"/>
+              </w:rPr>
+              <w:t>GT-CQ</w:t>
+            </w:r>
+          </w:p>
+        </w:tc>
+        <w:tc>
+          <w:tcPr>
+            <w:tcW w:type="dxa" w:w="4706"/>
+          </w:tcPr>
+          <w:p>
+            <w:r>
+              <w:rPr>
+                <w:b w:val="0"/>
+                <w:i w:val="0"/>
+                <w:sz w:val="17"/>
+              </w:rPr>
+              <w:t>Prière de verifier l'information donnée par ABDOU SENE ou corriger au niveau de la section 1.</w:t>
+            </w:r>
+          </w:p>
+        </w:tc>
+      </w:tr>
+      <w:tr>
+        <w:tc>
+          <w:tcPr>
+            <w:tcW w:type="dxa" w:w="964"/>
+          </w:tcPr>
+          <w:p>
+            <w:r>
+              <w:rPr>
+                <w:b/>
+                <w:i w:val="0"/>
+                <w:color w:val="EA580C"/>
+                <w:sz w:val="16"/>
+              </w:rPr>
+              <w:t>Moyenne</w:t>
+            </w:r>
+          </w:p>
+        </w:tc>
+        <w:tc>
+          <w:tcPr>
+            <w:tcW w:type="dxa" w:w="1247"/>
+          </w:tcPr>
+          <w:p>
+            <w:r>
+              <w:rPr>
+                <w:b/>
+                <w:i w:val="0"/>
+                <w:sz w:val="16"/>
+              </w:rPr>
+              <w:t>S01</w:t>
+              <w:br/>
+            </w:r>
+            <w:r>
+              <w:rPr>
+                <w:b w:val="0"/>
+                <w:i w:val="0"/>
+                <w:color w:val="64748B"/>
+                <w:sz w:val="14"/>
+              </w:rPr>
+              <w:t>Démographie</w:t>
+            </w:r>
+          </w:p>
+        </w:tc>
+        <w:tc>
+          <w:tcPr>
+            <w:tcW w:type="dxa" w:w="1531"/>
+          </w:tcPr>
+          <w:p>
+            <w:r>
+              <w:rPr>
+                <w:b/>
+                <w:i w:val="0"/>
+                <w:color w:val="16A34A"/>
+                <w:sz w:val="16"/>
+              </w:rPr>
+              <w:t>—</w:t>
+            </w:r>
+          </w:p>
+        </w:tc>
+        <w:tc>
+          <w:tcPr>
+            <w:tcW w:type="dxa" w:w="1191"/>
+          </w:tcPr>
+          <w:p>
+            <w:r>
+              <w:rPr>
+                <w:b w:val="0"/>
+                <w:i w:val="0"/>
+                <w:color w:val="64748B"/>
+                <w:sz w:val="16"/>
+              </w:rPr>
+              <w:t>GT-CQ</w:t>
+            </w:r>
+          </w:p>
+        </w:tc>
+        <w:tc>
+          <w:tcPr>
+            <w:tcW w:type="dxa" w:w="4706"/>
+          </w:tcPr>
+          <w:p>
+            <w:r>
+              <w:rPr>
+                <w:b w:val="0"/>
+                <w:i w:val="0"/>
+                <w:sz w:val="17"/>
+              </w:rPr>
+              <w:t>Prière de verifier l'information donnée par AISSATOU ANTA SENE ou corriger au niveau de la section 1.</w:t>
+            </w:r>
+          </w:p>
+        </w:tc>
+      </w:tr>
+      <w:tr>
+        <w:tc>
+          <w:tcPr>
+            <w:tcW w:type="dxa" w:w="964"/>
+          </w:tcPr>
+          <w:p>
+            <w:r>
+              <w:rPr>
+                <w:b/>
+                <w:i w:val="0"/>
+                <w:color w:val="EA580C"/>
+                <w:sz w:val="16"/>
+              </w:rPr>
+              <w:t>Moyenne</w:t>
+            </w:r>
+          </w:p>
+        </w:tc>
+        <w:tc>
+          <w:tcPr>
+            <w:tcW w:type="dxa" w:w="1247"/>
+          </w:tcPr>
+          <w:p>
+            <w:r>
+              <w:rPr>
+                <w:b/>
+                <w:i w:val="0"/>
+                <w:sz w:val="16"/>
+              </w:rPr>
+              <w:t>S01</w:t>
+              <w:br/>
+            </w:r>
+            <w:r>
+              <w:rPr>
+                <w:b w:val="0"/>
+                <w:i w:val="0"/>
+                <w:color w:val="64748B"/>
+                <w:sz w:val="14"/>
+              </w:rPr>
+              <w:t>Démographie</w:t>
+            </w:r>
+          </w:p>
+        </w:tc>
+        <w:tc>
+          <w:tcPr>
+            <w:tcW w:type="dxa" w:w="1531"/>
+          </w:tcPr>
+          <w:p>
+            <w:r>
+              <w:rPr>
+                <w:b/>
+                <w:i w:val="0"/>
+                <w:color w:val="16A34A"/>
+                <w:sz w:val="16"/>
+              </w:rPr>
+              <w:t>—</w:t>
+            </w:r>
+          </w:p>
+        </w:tc>
+        <w:tc>
+          <w:tcPr>
+            <w:tcW w:type="dxa" w:w="1191"/>
+          </w:tcPr>
+          <w:p>
+            <w:r>
+              <w:rPr>
+                <w:b w:val="0"/>
+                <w:i w:val="0"/>
+                <w:color w:val="64748B"/>
+                <w:sz w:val="16"/>
+              </w:rPr>
+              <w:t>GT-CQ</w:t>
+            </w:r>
+          </w:p>
+        </w:tc>
+        <w:tc>
+          <w:tcPr>
+            <w:tcW w:type="dxa" w:w="4706"/>
+          </w:tcPr>
+          <w:p>
+            <w:r>
+              <w:rPr>
+                <w:b w:val="0"/>
+                <w:i w:val="0"/>
+                <w:sz w:val="17"/>
+              </w:rPr>
+              <w:t>Prière de verifier l'information donnée par Aissatou sene ou corriger au niveau de la section 1.</w:t>
+            </w:r>
+          </w:p>
+        </w:tc>
+      </w:tr>
+      <w:tr>
+        <w:tc>
+          <w:tcPr>
+            <w:tcW w:type="dxa" w:w="964"/>
+          </w:tcPr>
+          <w:p>
+            <w:r>
+              <w:rPr>
+                <w:b/>
+                <w:i w:val="0"/>
+                <w:color w:val="EA580C"/>
+                <w:sz w:val="16"/>
+              </w:rPr>
+              <w:t>Moyenne</w:t>
+            </w:r>
+          </w:p>
+        </w:tc>
+        <w:tc>
+          <w:tcPr>
+            <w:tcW w:type="dxa" w:w="1247"/>
+          </w:tcPr>
+          <w:p>
+            <w:r>
+              <w:rPr>
+                <w:b/>
+                <w:i w:val="0"/>
+                <w:sz w:val="16"/>
+              </w:rPr>
+              <w:t>S01</w:t>
+              <w:br/>
+            </w:r>
+            <w:r>
+              <w:rPr>
+                <w:b w:val="0"/>
+                <w:i w:val="0"/>
+                <w:color w:val="64748B"/>
+                <w:sz w:val="14"/>
+              </w:rPr>
+              <w:t>Démographie</w:t>
+            </w:r>
+          </w:p>
+        </w:tc>
+        <w:tc>
+          <w:tcPr>
+            <w:tcW w:type="dxa" w:w="1531"/>
+          </w:tcPr>
+          <w:p>
+            <w:r>
+              <w:rPr>
+                <w:b/>
+                <w:i w:val="0"/>
+                <w:color w:val="16A34A"/>
+                <w:sz w:val="16"/>
+              </w:rPr>
+              <w:t>—</w:t>
+            </w:r>
+          </w:p>
+        </w:tc>
+        <w:tc>
+          <w:tcPr>
+            <w:tcW w:type="dxa" w:w="1191"/>
+          </w:tcPr>
+          <w:p>
+            <w:r>
+              <w:rPr>
+                <w:b w:val="0"/>
+                <w:i w:val="0"/>
+                <w:color w:val="64748B"/>
+                <w:sz w:val="16"/>
+              </w:rPr>
+              <w:t>GT-CQ</w:t>
+            </w:r>
+          </w:p>
+        </w:tc>
+        <w:tc>
+          <w:tcPr>
+            <w:tcW w:type="dxa" w:w="4706"/>
+          </w:tcPr>
+          <w:p>
+            <w:r>
+              <w:rPr>
+                <w:b w:val="0"/>
+                <w:i w:val="0"/>
+                <w:sz w:val="17"/>
+              </w:rPr>
+              <w:t>Prière de verifier l'information donnée par BAYE KARIME SENE ou corriger au niveau de la section 1.</w:t>
+            </w:r>
+          </w:p>
+        </w:tc>
+      </w:tr>
+      <w:tr>
+        <w:tc>
+          <w:tcPr>
+            <w:tcW w:type="dxa" w:w="964"/>
+          </w:tcPr>
+          <w:p>
+            <w:r>
+              <w:rPr>
+                <w:b/>
+                <w:i w:val="0"/>
+                <w:color w:val="EA580C"/>
+                <w:sz w:val="16"/>
+              </w:rPr>
+              <w:t>Moyenne</w:t>
+            </w:r>
+          </w:p>
+        </w:tc>
+        <w:tc>
+          <w:tcPr>
+            <w:tcW w:type="dxa" w:w="1247"/>
+          </w:tcPr>
+          <w:p>
+            <w:r>
+              <w:rPr>
+                <w:b/>
+                <w:i w:val="0"/>
+                <w:sz w:val="16"/>
+              </w:rPr>
+              <w:t>S01</w:t>
+              <w:br/>
+            </w:r>
+            <w:r>
+              <w:rPr>
+                <w:b w:val="0"/>
+                <w:i w:val="0"/>
+                <w:color w:val="64748B"/>
+                <w:sz w:val="14"/>
+              </w:rPr>
+              <w:t>Démographie</w:t>
+            </w:r>
+          </w:p>
+        </w:tc>
+        <w:tc>
+          <w:tcPr>
+            <w:tcW w:type="dxa" w:w="1531"/>
+          </w:tcPr>
+          <w:p>
+            <w:r>
+              <w:rPr>
+                <w:b/>
+                <w:i w:val="0"/>
+                <w:color w:val="16A34A"/>
+                <w:sz w:val="16"/>
+              </w:rPr>
+              <w:t>—</w:t>
+            </w:r>
+          </w:p>
+        </w:tc>
+        <w:tc>
+          <w:tcPr>
+            <w:tcW w:type="dxa" w:w="1191"/>
+          </w:tcPr>
+          <w:p>
+            <w:r>
+              <w:rPr>
+                <w:b w:val="0"/>
+                <w:i w:val="0"/>
+                <w:color w:val="64748B"/>
+                <w:sz w:val="16"/>
+              </w:rPr>
+              <w:t>GT-CQ</w:t>
+            </w:r>
+          </w:p>
+        </w:tc>
+        <w:tc>
+          <w:tcPr>
+            <w:tcW w:type="dxa" w:w="4706"/>
+          </w:tcPr>
+          <w:p>
+            <w:r>
+              <w:rPr>
+                <w:b w:val="0"/>
+                <w:i w:val="0"/>
+                <w:sz w:val="17"/>
+              </w:rPr>
+              <w:t>Prière de verifier l'information donnée par FALLOU SENE ou corriger au niveau de la section 1.</w:t>
+            </w:r>
+          </w:p>
+        </w:tc>
+      </w:tr>
+      <w:tr>
+        <w:tc>
+          <w:tcPr>
+            <w:tcW w:type="dxa" w:w="964"/>
+          </w:tcPr>
+          <w:p>
+            <w:r>
+              <w:rPr>
+                <w:b/>
+                <w:i w:val="0"/>
+                <w:color w:val="EA580C"/>
+                <w:sz w:val="16"/>
+              </w:rPr>
+              <w:t>Moyenne</w:t>
+            </w:r>
+          </w:p>
+        </w:tc>
+        <w:tc>
+          <w:tcPr>
+            <w:tcW w:type="dxa" w:w="1247"/>
+          </w:tcPr>
+          <w:p>
+            <w:r>
+              <w:rPr>
+                <w:b/>
+                <w:i w:val="0"/>
+                <w:sz w:val="16"/>
+              </w:rPr>
+              <w:t>S01</w:t>
+              <w:br/>
+            </w:r>
+            <w:r>
+              <w:rPr>
+                <w:b w:val="0"/>
+                <w:i w:val="0"/>
+                <w:color w:val="64748B"/>
+                <w:sz w:val="14"/>
+              </w:rPr>
+              <w:t>Démographie</w:t>
+            </w:r>
+          </w:p>
+        </w:tc>
+        <w:tc>
+          <w:tcPr>
+            <w:tcW w:type="dxa" w:w="1531"/>
+          </w:tcPr>
+          <w:p>
+            <w:r>
+              <w:rPr>
+                <w:b/>
+                <w:i w:val="0"/>
+                <w:color w:val="16A34A"/>
+                <w:sz w:val="16"/>
+              </w:rPr>
+              <w:t>—</w:t>
+            </w:r>
+          </w:p>
+        </w:tc>
+        <w:tc>
+          <w:tcPr>
+            <w:tcW w:type="dxa" w:w="1191"/>
+          </w:tcPr>
+          <w:p>
+            <w:r>
+              <w:rPr>
+                <w:b w:val="0"/>
+                <w:i w:val="0"/>
+                <w:color w:val="64748B"/>
+                <w:sz w:val="16"/>
+              </w:rPr>
+              <w:t>GT-CQ</w:t>
+            </w:r>
+          </w:p>
+        </w:tc>
+        <w:tc>
+          <w:tcPr>
+            <w:tcW w:type="dxa" w:w="4706"/>
+          </w:tcPr>
+          <w:p>
+            <w:r>
+              <w:rPr>
+                <w:b w:val="0"/>
+                <w:i w:val="0"/>
+                <w:sz w:val="17"/>
+              </w:rPr>
+              <w:t>Prière de verifier l'information donnée par MORTALLA SENE ou corriger au niveau de la section 1.</w:t>
+            </w:r>
+          </w:p>
+        </w:tc>
+      </w:tr>
+      <w:tr>
+        <w:tc>
+          <w:tcPr>
+            <w:tcW w:type="dxa" w:w="964"/>
+          </w:tcPr>
+          <w:p>
+            <w:r>
+              <w:rPr>
+                <w:b/>
+                <w:i w:val="0"/>
+                <w:color w:val="EA580C"/>
+                <w:sz w:val="16"/>
+              </w:rPr>
+              <w:t>Moyenne</w:t>
+            </w:r>
+          </w:p>
+        </w:tc>
+        <w:tc>
+          <w:tcPr>
+            <w:tcW w:type="dxa" w:w="1247"/>
+          </w:tcPr>
+          <w:p>
+            <w:r>
+              <w:rPr>
+                <w:b/>
+                <w:i w:val="0"/>
+                <w:sz w:val="16"/>
+              </w:rPr>
               <w:t>S02</w:t>
               <w:br/>
             </w:r>
@@ -1894,7 +3424,7 @@
                 <w:color w:val="16A34A"/>
                 <w:sz w:val="16"/>
               </w:rPr>
-              <w:t>s01q00b, s02q17_2, s02q15_2</w:t>
+              <w:t>s01q25, s01q29, s01q30, s04q46, s01q00b</w:t>
             </w:r>
           </w:p>
         </w:tc>
@@ -1925,7 +3455,7 @@
                 <w:i w:val="0"/>
                 <w:sz w:val="17"/>
               </w:rPr>
-              <w:t>Incohérence!! BAYE KARIME SENE fréquente 1ére année de Maternelle mais ne paie ni la scolarité ni la cotisation, prière de corriger ou fournir une explication à cela.</w:t>
+              <w:t>Il manque des informations non renseignées de MORTALLA SENE , prière de renseignés toutes les questions liées à MORTALLA SENE .</w:t>
             </w:r>
           </w:p>
         </w:tc>
@@ -1940,10 +3470,10 @@
               <w:rPr>
                 <w:b/>
                 <w:i w:val="0"/>
-                <w:color w:val="DC2626"/>
-                <w:sz w:val="16"/>
-              </w:rPr>
-              <w:t>Haute</w:t>
+                <w:color w:val="EA580C"/>
+                <w:sz w:val="16"/>
+              </w:rPr>
+              <w:t>Moyenne</w:t>
             </w:r>
           </w:p>
         </w:tc>
@@ -1958,7 +3488,7 @@
                 <w:i w:val="0"/>
                 <w:sz w:val="16"/>
               </w:rPr>
-              <w:t>S11</w:t>
+              <w:t>S02</w:t>
               <w:br/>
             </w:r>
             <w:r>
@@ -1968,7 +3498,7 @@
                 <w:color w:val="64748B"/>
                 <w:sz w:val="14"/>
               </w:rPr>
-              <w:t>Logement / cadre de vie</w:t>
+              <w:t>Éducation</w:t>
             </w:r>
           </w:p>
         </w:tc>
@@ -2015,7 +3545,7 @@
                 <w:i w:val="0"/>
                 <w:sz w:val="17"/>
               </w:rPr>
-              <w:t>Incoherence!! Le ménage a depensé .</w:t>
+              <w:t>Prière de vous adresser à CHEIKH SENE pour avoir l'année exacte.</w:t>
             </w:r>
           </w:p>
         </w:tc>
@@ -2030,10 +3560,10 @@
               <w:rPr>
                 <w:b/>
                 <w:i w:val="0"/>
-                <w:color w:val="DC2626"/>
-                <w:sz w:val="16"/>
-              </w:rPr>
-              <w:t>Haute</w:t>
+                <w:color w:val="EA580C"/>
+                <w:sz w:val="16"/>
+              </w:rPr>
+              <w:t>Moyenne</w:t>
             </w:r>
           </w:p>
         </w:tc>
@@ -2048,7 +3578,7 @@
                 <w:i w:val="0"/>
                 <w:sz w:val="16"/>
               </w:rPr>
-              <w:t>S11</w:t>
+              <w:t>S03</w:t>
               <w:br/>
             </w:r>
             <w:r>
@@ -2058,7 +3588,7 @@
                 <w:color w:val="64748B"/>
                 <w:sz w:val="14"/>
               </w:rPr>
-              <w:t>Logement / cadre de vie</w:t>
+              <w:t>Santé</w:t>
             </w:r>
           </w:p>
         </w:tc>
@@ -2074,7 +3604,7 @@
                 <w:color w:val="16A34A"/>
                 <w:sz w:val="16"/>
               </w:rPr>
-              <w:t>s01q29, s01q31, s04q24, s00q04, s11q21, s09fq03, s09fq011</w:t>
+              <w:t>s01q02, s01q12, s01q13, s02q03__2, s03q01, s01q00b</w:t>
             </w:r>
           </w:p>
         </w:tc>
@@ -2105,7 +3635,7 @@
                 <w:i w:val="0"/>
                 <w:sz w:val="17"/>
               </w:rPr>
-              <w:t>FCFA dans Frais de connexion au réseau de distribution d'eau mais dit ne pas être connecté à un réseau d'eau courante, prière de corriger cette incoherence</w:t>
+              <w:t>La section n'est pas renseignée pour OMAR SENE, prière de la renseigner.</w:t>
             </w:r>
           </w:p>
         </w:tc>
@@ -2120,10 +3650,2620 @@
               <w:rPr>
                 <w:b/>
                 <w:i w:val="0"/>
-                <w:color w:val="DC2626"/>
-                <w:sz w:val="16"/>
-              </w:rPr>
-              <w:t>Haute</w:t>
+                <w:color w:val="EA580C"/>
+                <w:sz w:val="16"/>
+              </w:rPr>
+              <w:t>Moyenne</w:t>
+            </w:r>
+          </w:p>
+        </w:tc>
+        <w:tc>
+          <w:tcPr>
+            <w:tcW w:type="dxa" w:w="1247"/>
+          </w:tcPr>
+          <w:p>
+            <w:r>
+              <w:rPr>
+                <w:b/>
+                <w:i w:val="0"/>
+                <w:sz w:val="16"/>
+              </w:rPr>
+              <w:t>S04</w:t>
+              <w:br/>
+            </w:r>
+            <w:r>
+              <w:rPr>
+                <w:b w:val="0"/>
+                <w:i w:val="0"/>
+                <w:color w:val="64748B"/>
+                <w:sz w:val="14"/>
+              </w:rPr>
+              <w:t>Emploi</w:t>
+            </w:r>
+          </w:p>
+        </w:tc>
+        <w:tc>
+          <w:tcPr>
+            <w:tcW w:type="dxa" w:w="1531"/>
+          </w:tcPr>
+          <w:p>
+            <w:r>
+              <w:rPr>
+                <w:b/>
+                <w:i w:val="0"/>
+                <w:color w:val="16A34A"/>
+                <w:sz w:val="16"/>
+              </w:rPr>
+              <w:t>s01q63, s00q04, s02q25, s04q17, s04q21, s01q00b, s01q29_1</w:t>
+            </w:r>
+          </w:p>
+        </w:tc>
+        <w:tc>
+          <w:tcPr>
+            <w:tcW w:type="dxa" w:w="1191"/>
+          </w:tcPr>
+          <w:p>
+            <w:r>
+              <w:rPr>
+                <w:b w:val="0"/>
+                <w:i w:val="0"/>
+                <w:color w:val="64748B"/>
+                <w:sz w:val="16"/>
+              </w:rPr>
+              <w:t>GT-CQ</w:t>
+            </w:r>
+          </w:p>
+        </w:tc>
+        <w:tc>
+          <w:tcPr>
+            <w:tcW w:type="dxa" w:w="4706"/>
+          </w:tcPr>
+          <w:p>
+            <w:r>
+              <w:rPr>
+                <w:b w:val="0"/>
+                <w:i w:val="0"/>
+                <w:sz w:val="17"/>
+              </w:rPr>
+              <w:t>Il est probable que ANTA BA ait exercé un emploi au cours des 12 derniers mois car il evolue ou a evolué dans Agriculture, Elevage, Pêche,.</w:t>
+            </w:r>
+          </w:p>
+        </w:tc>
+      </w:tr>
+      <w:tr>
+        <w:tc>
+          <w:tcPr>
+            <w:tcW w:type="dxa" w:w="964"/>
+          </w:tcPr>
+          <w:p>
+            <w:r>
+              <w:rPr>
+                <w:b/>
+                <w:i w:val="0"/>
+                <w:color w:val="EA580C"/>
+                <w:sz w:val="16"/>
+              </w:rPr>
+              <w:t>Moyenne</w:t>
+            </w:r>
+          </w:p>
+        </w:tc>
+        <w:tc>
+          <w:tcPr>
+            <w:tcW w:type="dxa" w:w="1247"/>
+          </w:tcPr>
+          <w:p>
+            <w:r>
+              <w:rPr>
+                <w:b/>
+                <w:i w:val="0"/>
+                <w:sz w:val="16"/>
+              </w:rPr>
+              <w:t>S04</w:t>
+              <w:br/>
+            </w:r>
+            <w:r>
+              <w:rPr>
+                <w:b w:val="0"/>
+                <w:i w:val="0"/>
+                <w:color w:val="64748B"/>
+                <w:sz w:val="14"/>
+              </w:rPr>
+              <w:t>Emploi</w:t>
+            </w:r>
+          </w:p>
+        </w:tc>
+        <w:tc>
+          <w:tcPr>
+            <w:tcW w:type="dxa" w:w="1531"/>
+          </w:tcPr>
+          <w:p>
+            <w:r>
+              <w:rPr>
+                <w:b/>
+                <w:i w:val="0"/>
+                <w:color w:val="16A34A"/>
+                <w:sz w:val="16"/>
+              </w:rPr>
+              <w:t>—</w:t>
+            </w:r>
+          </w:p>
+        </w:tc>
+        <w:tc>
+          <w:tcPr>
+            <w:tcW w:type="dxa" w:w="1191"/>
+          </w:tcPr>
+          <w:p>
+            <w:r>
+              <w:rPr>
+                <w:b w:val="0"/>
+                <w:i w:val="0"/>
+                <w:color w:val="64748B"/>
+                <w:sz w:val="16"/>
+              </w:rPr>
+              <w:t>GT-CQ</w:t>
+            </w:r>
+          </w:p>
+        </w:tc>
+        <w:tc>
+          <w:tcPr>
+            <w:tcW w:type="dxa" w:w="4706"/>
+          </w:tcPr>
+          <w:p>
+            <w:r>
+              <w:rPr>
+                <w:b w:val="0"/>
+                <w:i w:val="0"/>
+                <w:sz w:val="17"/>
+              </w:rPr>
+              <w:t>Merci de vérifier les questions de 4.09 à 4.14 ou 4.17 ou 4.33.</w:t>
+            </w:r>
+          </w:p>
+        </w:tc>
+      </w:tr>
+      <w:tr>
+        <w:tc>
+          <w:tcPr>
+            <w:tcW w:type="dxa" w:w="964"/>
+          </w:tcPr>
+          <w:p>
+            <w:r>
+              <w:rPr>
+                <w:b/>
+                <w:i w:val="0"/>
+                <w:color w:val="EA580C"/>
+                <w:sz w:val="16"/>
+              </w:rPr>
+              <w:t>Moyenne</w:t>
+            </w:r>
+          </w:p>
+        </w:tc>
+        <w:tc>
+          <w:tcPr>
+            <w:tcW w:type="dxa" w:w="1247"/>
+          </w:tcPr>
+          <w:p>
+            <w:r>
+              <w:rPr>
+                <w:b/>
+                <w:i w:val="0"/>
+                <w:sz w:val="16"/>
+              </w:rPr>
+              <w:t>S04</w:t>
+              <w:br/>
+            </w:r>
+            <w:r>
+              <w:rPr>
+                <w:b w:val="0"/>
+                <w:i w:val="0"/>
+                <w:color w:val="64748B"/>
+                <w:sz w:val="14"/>
+              </w:rPr>
+              <w:t>Emploi</w:t>
+            </w:r>
+          </w:p>
+        </w:tc>
+        <w:tc>
+          <w:tcPr>
+            <w:tcW w:type="dxa" w:w="1531"/>
+          </w:tcPr>
+          <w:p>
+            <w:r>
+              <w:rPr>
+                <w:b/>
+                <w:i w:val="0"/>
+                <w:color w:val="16A34A"/>
+                <w:sz w:val="16"/>
+              </w:rPr>
+              <w:t>s00q04, s01q41, s02q14, s01q00b</w:t>
+            </w:r>
+          </w:p>
+        </w:tc>
+        <w:tc>
+          <w:tcPr>
+            <w:tcW w:type="dxa" w:w="1191"/>
+          </w:tcPr>
+          <w:p>
+            <w:r>
+              <w:rPr>
+                <w:b w:val="0"/>
+                <w:i w:val="0"/>
+                <w:color w:val="64748B"/>
+                <w:sz w:val="16"/>
+              </w:rPr>
+              <w:t>GT-CQ</w:t>
+            </w:r>
+          </w:p>
+        </w:tc>
+        <w:tc>
+          <w:tcPr>
+            <w:tcW w:type="dxa" w:w="4706"/>
+          </w:tcPr>
+          <w:p>
+            <w:r>
+              <w:rPr>
+                <w:b w:val="0"/>
+                <w:i w:val="0"/>
+                <w:sz w:val="17"/>
+              </w:rPr>
+              <w:t>Il manque des informations non renseignées de ( MORTALLA SENE ), prière de renseignés toutes les questions liées à ( MORTALLA SENE ).</w:t>
+            </w:r>
+          </w:p>
+        </w:tc>
+      </w:tr>
+      <w:tr>
+        <w:tc>
+          <w:tcPr>
+            <w:tcW w:type="dxa" w:w="964"/>
+          </w:tcPr>
+          <w:p>
+            <w:r>
+              <w:rPr>
+                <w:b/>
+                <w:i w:val="0"/>
+                <w:color w:val="EA580C"/>
+                <w:sz w:val="16"/>
+              </w:rPr>
+              <w:t>Moyenne</w:t>
+            </w:r>
+          </w:p>
+        </w:tc>
+        <w:tc>
+          <w:tcPr>
+            <w:tcW w:type="dxa" w:w="1247"/>
+          </w:tcPr>
+          <w:p>
+            <w:r>
+              <w:rPr>
+                <w:b/>
+                <w:i w:val="0"/>
+                <w:sz w:val="16"/>
+              </w:rPr>
+              <w:t>S04</w:t>
+              <w:br/>
+            </w:r>
+            <w:r>
+              <w:rPr>
+                <w:b w:val="0"/>
+                <w:i w:val="0"/>
+                <w:color w:val="64748B"/>
+                <w:sz w:val="14"/>
+              </w:rPr>
+              <w:t>Emploi</w:t>
+            </w:r>
+          </w:p>
+        </w:tc>
+        <w:tc>
+          <w:tcPr>
+            <w:tcW w:type="dxa" w:w="1531"/>
+          </w:tcPr>
+          <w:p>
+            <w:r>
+              <w:rPr>
+                <w:b/>
+                <w:i w:val="0"/>
+                <w:color w:val="16A34A"/>
+                <w:sz w:val="16"/>
+              </w:rPr>
+              <w:t>s01q35, s01q36, s01q37, s02q04, s02q15, s03q13, s03q14, s03q15</w:t>
+            </w:r>
+          </w:p>
+        </w:tc>
+        <w:tc>
+          <w:tcPr>
+            <w:tcW w:type="dxa" w:w="1191"/>
+          </w:tcPr>
+          <w:p>
+            <w:r>
+              <w:rPr>
+                <w:b w:val="0"/>
+                <w:i w:val="0"/>
+                <w:color w:val="64748B"/>
+                <w:sz w:val="16"/>
+              </w:rPr>
+              <w:t>GT-CQ</w:t>
+            </w:r>
+          </w:p>
+        </w:tc>
+        <w:tc>
+          <w:tcPr>
+            <w:tcW w:type="dxa" w:w="4706"/>
+          </w:tcPr>
+          <w:p>
+            <w:r>
+              <w:rPr>
+                <w:b w:val="0"/>
+                <w:i w:val="0"/>
+                <w:sz w:val="17"/>
+              </w:rPr>
+              <w:t>Nombre de mois exercé  (3 mois) par KHADY POUYE dans l'emploi au cours des 12 derniers mois semble faible, veuillez corriger s'il vous plait ou comfirmer avec le QG.</w:t>
+            </w:r>
+          </w:p>
+        </w:tc>
+      </w:tr>
+      <w:tr>
+        <w:tc>
+          <w:tcPr>
+            <w:tcW w:type="dxa" w:w="964"/>
+          </w:tcPr>
+          <w:p>
+            <w:r>
+              <w:rPr>
+                <w:b/>
+                <w:i w:val="0"/>
+                <w:color w:val="EA580C"/>
+                <w:sz w:val="16"/>
+              </w:rPr>
+              <w:t>Moyenne</w:t>
+            </w:r>
+          </w:p>
+        </w:tc>
+        <w:tc>
+          <w:tcPr>
+            <w:tcW w:type="dxa" w:w="1247"/>
+          </w:tcPr>
+          <w:p>
+            <w:r>
+              <w:rPr>
+                <w:b/>
+                <w:i w:val="0"/>
+                <w:sz w:val="16"/>
+              </w:rPr>
+              <w:t>S04</w:t>
+              <w:br/>
+            </w:r>
+            <w:r>
+              <w:rPr>
+                <w:b w:val="0"/>
+                <w:i w:val="0"/>
+                <w:color w:val="64748B"/>
+                <w:sz w:val="14"/>
+              </w:rPr>
+              <w:t>Emploi</w:t>
+            </w:r>
+          </w:p>
+        </w:tc>
+        <w:tc>
+          <w:tcPr>
+            <w:tcW w:type="dxa" w:w="1531"/>
+          </w:tcPr>
+          <w:p>
+            <w:r>
+              <w:rPr>
+                <w:b/>
+                <w:i w:val="0"/>
+                <w:color w:val="16A34A"/>
+                <w:sz w:val="16"/>
+              </w:rPr>
+              <w:t>—</w:t>
+            </w:r>
+          </w:p>
+        </w:tc>
+        <w:tc>
+          <w:tcPr>
+            <w:tcW w:type="dxa" w:w="1191"/>
+          </w:tcPr>
+          <w:p>
+            <w:r>
+              <w:rPr>
+                <w:b w:val="0"/>
+                <w:i w:val="0"/>
+                <w:color w:val="64748B"/>
+                <w:sz w:val="16"/>
+              </w:rPr>
+              <w:t>GT-CQ</w:t>
+            </w:r>
+          </w:p>
+        </w:tc>
+        <w:tc>
+          <w:tcPr>
+            <w:tcW w:type="dxa" w:w="4706"/>
+          </w:tcPr>
+          <w:p>
+            <w:r>
+              <w:rPr>
+                <w:b w:val="0"/>
+                <w:i w:val="0"/>
+                <w:sz w:val="17"/>
+              </w:rPr>
+              <w:t>Attention ! Le nombre de jours que CHEIKH SENE a travaillés par mois semble être inférieur à 15.</w:t>
+            </w:r>
+          </w:p>
+        </w:tc>
+      </w:tr>
+      <w:tr>
+        <w:tc>
+          <w:tcPr>
+            <w:tcW w:type="dxa" w:w="964"/>
+          </w:tcPr>
+          <w:p>
+            <w:r>
+              <w:rPr>
+                <w:b/>
+                <w:i w:val="0"/>
+                <w:color w:val="EA580C"/>
+                <w:sz w:val="16"/>
+              </w:rPr>
+              <w:t>Moyenne</w:t>
+            </w:r>
+          </w:p>
+        </w:tc>
+        <w:tc>
+          <w:tcPr>
+            <w:tcW w:type="dxa" w:w="1247"/>
+          </w:tcPr>
+          <w:p>
+            <w:r>
+              <w:rPr>
+                <w:b/>
+                <w:i w:val="0"/>
+                <w:sz w:val="16"/>
+              </w:rPr>
+              <w:t>S04</w:t>
+              <w:br/>
+            </w:r>
+            <w:r>
+              <w:rPr>
+                <w:b w:val="0"/>
+                <w:i w:val="0"/>
+                <w:color w:val="64748B"/>
+                <w:sz w:val="14"/>
+              </w:rPr>
+              <w:t>Emploi</w:t>
+            </w:r>
+          </w:p>
+        </w:tc>
+        <w:tc>
+          <w:tcPr>
+            <w:tcW w:type="dxa" w:w="1531"/>
+          </w:tcPr>
+          <w:p>
+            <w:r>
+              <w:rPr>
+                <w:b/>
+                <w:i w:val="0"/>
+                <w:color w:val="16A34A"/>
+                <w:sz w:val="16"/>
+              </w:rPr>
+              <w:t>—</w:t>
+            </w:r>
+          </w:p>
+        </w:tc>
+        <w:tc>
+          <w:tcPr>
+            <w:tcW w:type="dxa" w:w="1191"/>
+          </w:tcPr>
+          <w:p>
+            <w:r>
+              <w:rPr>
+                <w:b w:val="0"/>
+                <w:i w:val="0"/>
+                <w:color w:val="64748B"/>
+                <w:sz w:val="16"/>
+              </w:rPr>
+              <w:t>GT-CQ</w:t>
+            </w:r>
+          </w:p>
+        </w:tc>
+        <w:tc>
+          <w:tcPr>
+            <w:tcW w:type="dxa" w:w="4706"/>
+          </w:tcPr>
+          <w:p>
+            <w:r>
+              <w:rPr>
+                <w:b w:val="0"/>
+                <w:i w:val="0"/>
+                <w:sz w:val="17"/>
+              </w:rPr>
+              <w:t>Veuillez, s'il vous plaît, confirmer cette information.</w:t>
+            </w:r>
+          </w:p>
+        </w:tc>
+      </w:tr>
+      <w:tr>
+        <w:tc>
+          <w:tcPr>
+            <w:tcW w:type="dxa" w:w="964"/>
+          </w:tcPr>
+          <w:p>
+            <w:r>
+              <w:rPr>
+                <w:b/>
+                <w:i w:val="0"/>
+                <w:color w:val="EA580C"/>
+                <w:sz w:val="16"/>
+              </w:rPr>
+              <w:t>Moyenne</w:t>
+            </w:r>
+          </w:p>
+        </w:tc>
+        <w:tc>
+          <w:tcPr>
+            <w:tcW w:type="dxa" w:w="1247"/>
+          </w:tcPr>
+          <w:p>
+            <w:r>
+              <w:rPr>
+                <w:b/>
+                <w:i w:val="0"/>
+                <w:sz w:val="16"/>
+              </w:rPr>
+              <w:t>S04</w:t>
+              <w:br/>
+            </w:r>
+            <w:r>
+              <w:rPr>
+                <w:b w:val="0"/>
+                <w:i w:val="0"/>
+                <w:color w:val="64748B"/>
+                <w:sz w:val="14"/>
+              </w:rPr>
+              <w:t>Emploi</w:t>
+            </w:r>
+          </w:p>
+        </w:tc>
+        <w:tc>
+          <w:tcPr>
+            <w:tcW w:type="dxa" w:w="1531"/>
+          </w:tcPr>
+          <w:p>
+            <w:r>
+              <w:rPr>
+                <w:b/>
+                <w:i w:val="0"/>
+                <w:color w:val="16A34A"/>
+                <w:sz w:val="16"/>
+              </w:rPr>
+              <w:t>s04q46</w:t>
+            </w:r>
+          </w:p>
+        </w:tc>
+        <w:tc>
+          <w:tcPr>
+            <w:tcW w:type="dxa" w:w="1191"/>
+          </w:tcPr>
+          <w:p>
+            <w:r>
+              <w:rPr>
+                <w:b w:val="0"/>
+                <w:i w:val="0"/>
+                <w:color w:val="64748B"/>
+                <w:sz w:val="16"/>
+              </w:rPr>
+              <w:t>Natif SuSo</w:t>
+            </w:r>
+          </w:p>
+        </w:tc>
+        <w:tc>
+          <w:tcPr>
+            <w:tcW w:type="dxa" w:w="4706"/>
+          </w:tcPr>
+          <w:p>
+            <w:r>
+              <w:rPr>
+                <w:b w:val="0"/>
+                <w:i w:val="0"/>
+                <w:sz w:val="17"/>
+              </w:rPr>
+              <w:t>ERREUR: La catégorie socio-professionnelle--%s04q46%--n'est pas en phase avec les réponses aux questions 4.09, 4.10, 4.11, 4.12, 4.13, et 4.14. Veuillez confirmer les réponses à ces questions et à la présente question, et le cas échéant corriger.</w:t>
+            </w:r>
+          </w:p>
+        </w:tc>
+      </w:tr>
+      <w:tr>
+        <w:tc>
+          <w:tcPr>
+            <w:tcW w:type="dxa" w:w="964"/>
+          </w:tcPr>
+          <w:p>
+            <w:r>
+              <w:rPr>
+                <w:b/>
+                <w:i w:val="0"/>
+                <w:color w:val="EA580C"/>
+                <w:sz w:val="16"/>
+              </w:rPr>
+              <w:t>Moyenne</w:t>
+            </w:r>
+          </w:p>
+        </w:tc>
+        <w:tc>
+          <w:tcPr>
+            <w:tcW w:type="dxa" w:w="1247"/>
+          </w:tcPr>
+          <w:p>
+            <w:r>
+              <w:rPr>
+                <w:b/>
+                <w:i w:val="0"/>
+                <w:sz w:val="16"/>
+              </w:rPr>
+              <w:t>S07</w:t>
+              <w:br/>
+            </w:r>
+            <w:r>
+              <w:rPr>
+                <w:b w:val="0"/>
+                <w:i w:val="0"/>
+                <w:color w:val="64748B"/>
+                <w:sz w:val="14"/>
+              </w:rPr>
+              <w:t>Consommation alimentaire</w:t>
+            </w:r>
+          </w:p>
+        </w:tc>
+        <w:tc>
+          <w:tcPr>
+            <w:tcW w:type="dxa" w:w="1531"/>
+          </w:tcPr>
+          <w:p>
+            <w:r>
+              <w:rPr>
+                <w:b/>
+                <w:i w:val="0"/>
+                <w:color w:val="16A34A"/>
+                <w:sz w:val="16"/>
+              </w:rPr>
+              <w:t>—</w:t>
+            </w:r>
+          </w:p>
+        </w:tc>
+        <w:tc>
+          <w:tcPr>
+            <w:tcW w:type="dxa" w:w="1191"/>
+          </w:tcPr>
+          <w:p>
+            <w:r>
+              <w:rPr>
+                <w:b w:val="0"/>
+                <w:i w:val="0"/>
+                <w:color w:val="64748B"/>
+                <w:sz w:val="16"/>
+              </w:rPr>
+              <w:t>GT-CQ</w:t>
+            </w:r>
+          </w:p>
+        </w:tc>
+        <w:tc>
+          <w:tcPr>
+            <w:tcW w:type="dxa" w:w="4706"/>
+          </w:tcPr>
+          <w:p>
+            <w:r>
+              <w:rPr>
+                <w:b w:val="0"/>
+                <w:i w:val="0"/>
+                <w:sz w:val="17"/>
+              </w:rPr>
+              <w:t>Attention ! La dépense du répas pris à l'extérieur de ABDOU SENE (4500 Fcfa) au cours de 7 derniers jours est relativement élevé.</w:t>
+            </w:r>
+          </w:p>
+        </w:tc>
+      </w:tr>
+      <w:tr>
+        <w:tc>
+          <w:tcPr>
+            <w:tcW w:type="dxa" w:w="964"/>
+          </w:tcPr>
+          <w:p>
+            <w:r>
+              <w:rPr>
+                <w:b/>
+                <w:i w:val="0"/>
+                <w:color w:val="EA580C"/>
+                <w:sz w:val="16"/>
+              </w:rPr>
+              <w:t>Moyenne</w:t>
+            </w:r>
+          </w:p>
+        </w:tc>
+        <w:tc>
+          <w:tcPr>
+            <w:tcW w:type="dxa" w:w="1247"/>
+          </w:tcPr>
+          <w:p>
+            <w:r>
+              <w:rPr>
+                <w:b/>
+                <w:i w:val="0"/>
+                <w:sz w:val="16"/>
+              </w:rPr>
+              <w:t>S07</w:t>
+              <w:br/>
+            </w:r>
+            <w:r>
+              <w:rPr>
+                <w:b w:val="0"/>
+                <w:i w:val="0"/>
+                <w:color w:val="64748B"/>
+                <w:sz w:val="14"/>
+              </w:rPr>
+              <w:t>Consommation alimentaire</w:t>
+            </w:r>
+          </w:p>
+        </w:tc>
+        <w:tc>
+          <w:tcPr>
+            <w:tcW w:type="dxa" w:w="1531"/>
+          </w:tcPr>
+          <w:p>
+            <w:r>
+              <w:rPr>
+                <w:b/>
+                <w:i w:val="0"/>
+                <w:color w:val="16A34A"/>
+                <w:sz w:val="16"/>
+              </w:rPr>
+              <w:t>—</w:t>
+            </w:r>
+          </w:p>
+        </w:tc>
+        <w:tc>
+          <w:tcPr>
+            <w:tcW w:type="dxa" w:w="1191"/>
+          </w:tcPr>
+          <w:p>
+            <w:r>
+              <w:rPr>
+                <w:b w:val="0"/>
+                <w:i w:val="0"/>
+                <w:color w:val="64748B"/>
+                <w:sz w:val="16"/>
+              </w:rPr>
+              <w:t>GT-CQ</w:t>
+            </w:r>
+          </w:p>
+        </w:tc>
+        <w:tc>
+          <w:tcPr>
+            <w:tcW w:type="dxa" w:w="4706"/>
+          </w:tcPr>
+          <w:p>
+            <w:r>
+              <w:rPr>
+                <w:b w:val="0"/>
+                <w:i w:val="0"/>
+                <w:sz w:val="17"/>
+              </w:rPr>
+              <w:t>Prière de corriger ou de confirmer avec le QG.</w:t>
+            </w:r>
+          </w:p>
+        </w:tc>
+      </w:tr>
+      <w:tr>
+        <w:tc>
+          <w:tcPr>
+            <w:tcW w:type="dxa" w:w="964"/>
+          </w:tcPr>
+          <w:p>
+            <w:r>
+              <w:rPr>
+                <w:b/>
+                <w:i w:val="0"/>
+                <w:color w:val="EA580C"/>
+                <w:sz w:val="16"/>
+              </w:rPr>
+              <w:t>Moyenne</w:t>
+            </w:r>
+          </w:p>
+        </w:tc>
+        <w:tc>
+          <w:tcPr>
+            <w:tcW w:type="dxa" w:w="1247"/>
+          </w:tcPr>
+          <w:p>
+            <w:r>
+              <w:rPr>
+                <w:b/>
+                <w:i w:val="0"/>
+                <w:sz w:val="16"/>
+              </w:rPr>
+              <w:t>S07</w:t>
+              <w:br/>
+            </w:r>
+            <w:r>
+              <w:rPr>
+                <w:b w:val="0"/>
+                <w:i w:val="0"/>
+                <w:color w:val="64748B"/>
+                <w:sz w:val="14"/>
+              </w:rPr>
+              <w:t>Consommation alimentaire</w:t>
+            </w:r>
+          </w:p>
+        </w:tc>
+        <w:tc>
+          <w:tcPr>
+            <w:tcW w:type="dxa" w:w="1531"/>
+          </w:tcPr>
+          <w:p>
+            <w:r>
+              <w:rPr>
+                <w:b/>
+                <w:i w:val="0"/>
+                <w:color w:val="16A34A"/>
+                <w:sz w:val="16"/>
+              </w:rPr>
+              <w:t>—</w:t>
+            </w:r>
+          </w:p>
+        </w:tc>
+        <w:tc>
+          <w:tcPr>
+            <w:tcW w:type="dxa" w:w="1191"/>
+          </w:tcPr>
+          <w:p>
+            <w:r>
+              <w:rPr>
+                <w:b w:val="0"/>
+                <w:i w:val="0"/>
+                <w:color w:val="64748B"/>
+                <w:sz w:val="16"/>
+              </w:rPr>
+              <w:t>GT-CQ</w:t>
+            </w:r>
+          </w:p>
+        </w:tc>
+        <w:tc>
+          <w:tcPr>
+            <w:tcW w:type="dxa" w:w="4706"/>
+          </w:tcPr>
+          <w:p>
+            <w:r>
+              <w:rPr>
+                <w:b w:val="0"/>
+                <w:i w:val="0"/>
+                <w:sz w:val="17"/>
+              </w:rPr>
+              <w:t>Attention ! La dépense du répas pris à l'extérieur de AISSATOU ANTA SENE (200 Fcfa) au cours de 7 derniers jours est relativement élevé.</w:t>
+            </w:r>
+          </w:p>
+        </w:tc>
+      </w:tr>
+      <w:tr>
+        <w:tc>
+          <w:tcPr>
+            <w:tcW w:type="dxa" w:w="964"/>
+          </w:tcPr>
+          <w:p>
+            <w:r>
+              <w:rPr>
+                <w:b/>
+                <w:i w:val="0"/>
+                <w:color w:val="EA580C"/>
+                <w:sz w:val="16"/>
+              </w:rPr>
+              <w:t>Moyenne</w:t>
+            </w:r>
+          </w:p>
+        </w:tc>
+        <w:tc>
+          <w:tcPr>
+            <w:tcW w:type="dxa" w:w="1247"/>
+          </w:tcPr>
+          <w:p>
+            <w:r>
+              <w:rPr>
+                <w:b/>
+                <w:i w:val="0"/>
+                <w:sz w:val="16"/>
+              </w:rPr>
+              <w:t>S07</w:t>
+              <w:br/>
+            </w:r>
+            <w:r>
+              <w:rPr>
+                <w:b w:val="0"/>
+                <w:i w:val="0"/>
+                <w:color w:val="64748B"/>
+                <w:sz w:val="14"/>
+              </w:rPr>
+              <w:t>Consommation alimentaire</w:t>
+            </w:r>
+          </w:p>
+        </w:tc>
+        <w:tc>
+          <w:tcPr>
+            <w:tcW w:type="dxa" w:w="1531"/>
+          </w:tcPr>
+          <w:p>
+            <w:r>
+              <w:rPr>
+                <w:b/>
+                <w:i w:val="0"/>
+                <w:color w:val="16A34A"/>
+                <w:sz w:val="16"/>
+              </w:rPr>
+              <w:t>—</w:t>
+            </w:r>
+          </w:p>
+        </w:tc>
+        <w:tc>
+          <w:tcPr>
+            <w:tcW w:type="dxa" w:w="1191"/>
+          </w:tcPr>
+          <w:p>
+            <w:r>
+              <w:rPr>
+                <w:b w:val="0"/>
+                <w:i w:val="0"/>
+                <w:color w:val="64748B"/>
+                <w:sz w:val="16"/>
+              </w:rPr>
+              <w:t>GT-CQ</w:t>
+            </w:r>
+          </w:p>
+        </w:tc>
+        <w:tc>
+          <w:tcPr>
+            <w:tcW w:type="dxa" w:w="4706"/>
+          </w:tcPr>
+          <w:p>
+            <w:r>
+              <w:rPr>
+                <w:b w:val="0"/>
+                <w:i w:val="0"/>
+                <w:sz w:val="17"/>
+              </w:rPr>
+              <w:t>Attention ! La dépense du répas pris à l'extérieur de Aissatou sene (500 Fcfa) au cours de 7 derniers jours est relativement élevé.</w:t>
+            </w:r>
+          </w:p>
+        </w:tc>
+      </w:tr>
+      <w:tr>
+        <w:tc>
+          <w:tcPr>
+            <w:tcW w:type="dxa" w:w="964"/>
+          </w:tcPr>
+          <w:p>
+            <w:r>
+              <w:rPr>
+                <w:b/>
+                <w:i w:val="0"/>
+                <w:color w:val="EA580C"/>
+                <w:sz w:val="16"/>
+              </w:rPr>
+              <w:t>Moyenne</w:t>
+            </w:r>
+          </w:p>
+        </w:tc>
+        <w:tc>
+          <w:tcPr>
+            <w:tcW w:type="dxa" w:w="1247"/>
+          </w:tcPr>
+          <w:p>
+            <w:r>
+              <w:rPr>
+                <w:b/>
+                <w:i w:val="0"/>
+                <w:sz w:val="16"/>
+              </w:rPr>
+              <w:t>S07</w:t>
+              <w:br/>
+            </w:r>
+            <w:r>
+              <w:rPr>
+                <w:b w:val="0"/>
+                <w:i w:val="0"/>
+                <w:color w:val="64748B"/>
+                <w:sz w:val="14"/>
+              </w:rPr>
+              <w:t>Consommation alimentaire</w:t>
+            </w:r>
+          </w:p>
+        </w:tc>
+        <w:tc>
+          <w:tcPr>
+            <w:tcW w:type="dxa" w:w="1531"/>
+          </w:tcPr>
+          <w:p>
+            <w:r>
+              <w:rPr>
+                <w:b/>
+                <w:i w:val="0"/>
+                <w:color w:val="16A34A"/>
+                <w:sz w:val="16"/>
+              </w:rPr>
+              <w:t>—</w:t>
+            </w:r>
+          </w:p>
+        </w:tc>
+        <w:tc>
+          <w:tcPr>
+            <w:tcW w:type="dxa" w:w="1191"/>
+          </w:tcPr>
+          <w:p>
+            <w:r>
+              <w:rPr>
+                <w:b w:val="0"/>
+                <w:i w:val="0"/>
+                <w:color w:val="64748B"/>
+                <w:sz w:val="16"/>
+              </w:rPr>
+              <w:t>GT-CQ</w:t>
+            </w:r>
+          </w:p>
+        </w:tc>
+        <w:tc>
+          <w:tcPr>
+            <w:tcW w:type="dxa" w:w="4706"/>
+          </w:tcPr>
+          <w:p>
+            <w:r>
+              <w:rPr>
+                <w:b w:val="0"/>
+                <w:i w:val="0"/>
+                <w:sz w:val="17"/>
+              </w:rPr>
+              <w:t>Attention ! La dépense du répas pris à l'extérieur de BAYE KARIME SENE (200 Fcfa) au cours de 7 derniers jours est relativement élevé.</w:t>
+            </w:r>
+          </w:p>
+        </w:tc>
+      </w:tr>
+      <w:tr>
+        <w:tc>
+          <w:tcPr>
+            <w:tcW w:type="dxa" w:w="964"/>
+          </w:tcPr>
+          <w:p>
+            <w:r>
+              <w:rPr>
+                <w:b/>
+                <w:i w:val="0"/>
+                <w:color w:val="EA580C"/>
+                <w:sz w:val="16"/>
+              </w:rPr>
+              <w:t>Moyenne</w:t>
+            </w:r>
+          </w:p>
+        </w:tc>
+        <w:tc>
+          <w:tcPr>
+            <w:tcW w:type="dxa" w:w="1247"/>
+          </w:tcPr>
+          <w:p>
+            <w:r>
+              <w:rPr>
+                <w:b/>
+                <w:i w:val="0"/>
+                <w:sz w:val="16"/>
+              </w:rPr>
+              <w:t>S07</w:t>
+              <w:br/>
+            </w:r>
+            <w:r>
+              <w:rPr>
+                <w:b w:val="0"/>
+                <w:i w:val="0"/>
+                <w:color w:val="64748B"/>
+                <w:sz w:val="14"/>
+              </w:rPr>
+              <w:t>Consommation alimentaire</w:t>
+            </w:r>
+          </w:p>
+        </w:tc>
+        <w:tc>
+          <w:tcPr>
+            <w:tcW w:type="dxa" w:w="1531"/>
+          </w:tcPr>
+          <w:p>
+            <w:r>
+              <w:rPr>
+                <w:b/>
+                <w:i w:val="0"/>
+                <w:color w:val="16A34A"/>
+                <w:sz w:val="16"/>
+              </w:rPr>
+              <w:t>—</w:t>
+            </w:r>
+          </w:p>
+        </w:tc>
+        <w:tc>
+          <w:tcPr>
+            <w:tcW w:type="dxa" w:w="1191"/>
+          </w:tcPr>
+          <w:p>
+            <w:r>
+              <w:rPr>
+                <w:b w:val="0"/>
+                <w:i w:val="0"/>
+                <w:color w:val="64748B"/>
+                <w:sz w:val="16"/>
+              </w:rPr>
+              <w:t>GT-CQ</w:t>
+            </w:r>
+          </w:p>
+        </w:tc>
+        <w:tc>
+          <w:tcPr>
+            <w:tcW w:type="dxa" w:w="4706"/>
+          </w:tcPr>
+          <w:p>
+            <w:r>
+              <w:rPr>
+                <w:b w:val="0"/>
+                <w:i w:val="0"/>
+                <w:sz w:val="17"/>
+              </w:rPr>
+              <w:t>Attention ! La dépense du répas pris à l'extérieur de FALLOU SENE (2000 Fcfa) au cours de 7 derniers jours est relativement élevé.</w:t>
+            </w:r>
+          </w:p>
+        </w:tc>
+      </w:tr>
+      <w:tr>
+        <w:tc>
+          <w:tcPr>
+            <w:tcW w:type="dxa" w:w="964"/>
+          </w:tcPr>
+          <w:p>
+            <w:r>
+              <w:rPr>
+                <w:b/>
+                <w:i w:val="0"/>
+                <w:color w:val="EA580C"/>
+                <w:sz w:val="16"/>
+              </w:rPr>
+              <w:t>Moyenne</w:t>
+            </w:r>
+          </w:p>
+        </w:tc>
+        <w:tc>
+          <w:tcPr>
+            <w:tcW w:type="dxa" w:w="1247"/>
+          </w:tcPr>
+          <w:p>
+            <w:r>
+              <w:rPr>
+                <w:b/>
+                <w:i w:val="0"/>
+                <w:sz w:val="16"/>
+              </w:rPr>
+              <w:t>S07</w:t>
+              <w:br/>
+            </w:r>
+            <w:r>
+              <w:rPr>
+                <w:b w:val="0"/>
+                <w:i w:val="0"/>
+                <w:color w:val="64748B"/>
+                <w:sz w:val="14"/>
+              </w:rPr>
+              <w:t>Consommation alimentaire</w:t>
+            </w:r>
+          </w:p>
+        </w:tc>
+        <w:tc>
+          <w:tcPr>
+            <w:tcW w:type="dxa" w:w="1531"/>
+          </w:tcPr>
+          <w:p>
+            <w:r>
+              <w:rPr>
+                <w:b/>
+                <w:i w:val="0"/>
+                <w:color w:val="16A34A"/>
+                <w:sz w:val="16"/>
+              </w:rPr>
+              <w:t>—</w:t>
+            </w:r>
+          </w:p>
+        </w:tc>
+        <w:tc>
+          <w:tcPr>
+            <w:tcW w:type="dxa" w:w="1191"/>
+          </w:tcPr>
+          <w:p>
+            <w:r>
+              <w:rPr>
+                <w:b w:val="0"/>
+                <w:i w:val="0"/>
+                <w:color w:val="64748B"/>
+                <w:sz w:val="16"/>
+              </w:rPr>
+              <w:t>GT-CQ</w:t>
+            </w:r>
+          </w:p>
+        </w:tc>
+        <w:tc>
+          <w:tcPr>
+            <w:tcW w:type="dxa" w:w="4706"/>
+          </w:tcPr>
+          <w:p>
+            <w:r>
+              <w:rPr>
+                <w:b w:val="0"/>
+                <w:i w:val="0"/>
+                <w:sz w:val="17"/>
+              </w:rPr>
+              <w:t>Attention ! La dépense du répas pris à l'extérieur de MORTALLA SENE (6000 Fcfa) au cours de 7 derniers jours est relativement élevé.</w:t>
+            </w:r>
+          </w:p>
+        </w:tc>
+      </w:tr>
+      <w:tr>
+        <w:tc>
+          <w:tcPr>
+            <w:tcW w:type="dxa" w:w="964"/>
+          </w:tcPr>
+          <w:p>
+            <w:r>
+              <w:rPr>
+                <w:b/>
+                <w:i w:val="0"/>
+                <w:color w:val="EA580C"/>
+                <w:sz w:val="16"/>
+              </w:rPr>
+              <w:t>Moyenne</w:t>
+            </w:r>
+          </w:p>
+        </w:tc>
+        <w:tc>
+          <w:tcPr>
+            <w:tcW w:type="dxa" w:w="1247"/>
+          </w:tcPr>
+          <w:p>
+            <w:r>
+              <w:rPr>
+                <w:b/>
+                <w:i w:val="0"/>
+                <w:sz w:val="16"/>
+              </w:rPr>
+              <w:t>S07</w:t>
+              <w:br/>
+            </w:r>
+            <w:r>
+              <w:rPr>
+                <w:b w:val="0"/>
+                <w:i w:val="0"/>
+                <w:color w:val="64748B"/>
+                <w:sz w:val="14"/>
+              </w:rPr>
+              <w:t>Consommation alimentaire</w:t>
+            </w:r>
+          </w:p>
+        </w:tc>
+        <w:tc>
+          <w:tcPr>
+            <w:tcW w:type="dxa" w:w="1531"/>
+          </w:tcPr>
+          <w:p>
+            <w:r>
+              <w:rPr>
+                <w:b/>
+                <w:i w:val="0"/>
+                <w:color w:val="16A34A"/>
+                <w:sz w:val="16"/>
+              </w:rPr>
+              <w:t>—</w:t>
+            </w:r>
+          </w:p>
+        </w:tc>
+        <w:tc>
+          <w:tcPr>
+            <w:tcW w:type="dxa" w:w="1191"/>
+          </w:tcPr>
+          <w:p>
+            <w:r>
+              <w:rPr>
+                <w:b w:val="0"/>
+                <w:i w:val="0"/>
+                <w:color w:val="64748B"/>
+                <w:sz w:val="16"/>
+              </w:rPr>
+              <w:t>GT-CQ</w:t>
+            </w:r>
+          </w:p>
+        </w:tc>
+        <w:tc>
+          <w:tcPr>
+            <w:tcW w:type="dxa" w:w="4706"/>
+          </w:tcPr>
+          <w:p>
+            <w:r>
+              <w:rPr>
+                <w:b w:val="0"/>
+                <w:i w:val="0"/>
+                <w:sz w:val="17"/>
+              </w:rPr>
+              <w:t>Attention ! Le prix unitaire d'achat (125 Fcfa) de Concentré de tomate en Sachets industriel (Moyen) est relativement élevé par rapport aux autres prix observés dans cette zone.</w:t>
+            </w:r>
+          </w:p>
+        </w:tc>
+      </w:tr>
+      <w:tr>
+        <w:tc>
+          <w:tcPr>
+            <w:tcW w:type="dxa" w:w="964"/>
+          </w:tcPr>
+          <w:p>
+            <w:r>
+              <w:rPr>
+                <w:b/>
+                <w:i w:val="0"/>
+                <w:color w:val="EA580C"/>
+                <w:sz w:val="16"/>
+              </w:rPr>
+              <w:t>Moyenne</w:t>
+            </w:r>
+          </w:p>
+        </w:tc>
+        <w:tc>
+          <w:tcPr>
+            <w:tcW w:type="dxa" w:w="1247"/>
+          </w:tcPr>
+          <w:p>
+            <w:r>
+              <w:rPr>
+                <w:b/>
+                <w:i w:val="0"/>
+                <w:sz w:val="16"/>
+              </w:rPr>
+              <w:t>S07</w:t>
+              <w:br/>
+            </w:r>
+            <w:r>
+              <w:rPr>
+                <w:b w:val="0"/>
+                <w:i w:val="0"/>
+                <w:color w:val="64748B"/>
+                <w:sz w:val="14"/>
+              </w:rPr>
+              <w:t>Consommation alimentaire</w:t>
+            </w:r>
+          </w:p>
+        </w:tc>
+        <w:tc>
+          <w:tcPr>
+            <w:tcW w:type="dxa" w:w="1531"/>
+          </w:tcPr>
+          <w:p>
+            <w:r>
+              <w:rPr>
+                <w:b/>
+                <w:i w:val="0"/>
+                <w:color w:val="16A34A"/>
+                <w:sz w:val="16"/>
+              </w:rPr>
+              <w:t>—</w:t>
+            </w:r>
+          </w:p>
+        </w:tc>
+        <w:tc>
+          <w:tcPr>
+            <w:tcW w:type="dxa" w:w="1191"/>
+          </w:tcPr>
+          <w:p>
+            <w:r>
+              <w:rPr>
+                <w:b w:val="0"/>
+                <w:i w:val="0"/>
+                <w:color w:val="64748B"/>
+                <w:sz w:val="16"/>
+              </w:rPr>
+              <w:t>GT-CQ</w:t>
+            </w:r>
+          </w:p>
+        </w:tc>
+        <w:tc>
+          <w:tcPr>
+            <w:tcW w:type="dxa" w:w="4706"/>
+          </w:tcPr>
+          <w:p>
+            <w:r>
+              <w:rPr>
+                <w:b w:val="0"/>
+                <w:i w:val="0"/>
+                <w:sz w:val="17"/>
+              </w:rPr>
+              <w:t>Prière de corriger ou de confirmer avec le QG.</w:t>
+            </w:r>
+          </w:p>
+        </w:tc>
+      </w:tr>
+      <w:tr>
+        <w:tc>
+          <w:tcPr>
+            <w:tcW w:type="dxa" w:w="964"/>
+          </w:tcPr>
+          <w:p>
+            <w:r>
+              <w:rPr>
+                <w:b/>
+                <w:i w:val="0"/>
+                <w:color w:val="EA580C"/>
+                <w:sz w:val="16"/>
+              </w:rPr>
+              <w:t>Moyenne</w:t>
+            </w:r>
+          </w:p>
+        </w:tc>
+        <w:tc>
+          <w:tcPr>
+            <w:tcW w:type="dxa" w:w="1247"/>
+          </w:tcPr>
+          <w:p>
+            <w:r>
+              <w:rPr>
+                <w:b/>
+                <w:i w:val="0"/>
+                <w:sz w:val="16"/>
+              </w:rPr>
+              <w:t>S07</w:t>
+              <w:br/>
+            </w:r>
+            <w:r>
+              <w:rPr>
+                <w:b w:val="0"/>
+                <w:i w:val="0"/>
+                <w:color w:val="64748B"/>
+                <w:sz w:val="14"/>
+              </w:rPr>
+              <w:t>Consommation alimentaire</w:t>
+            </w:r>
+          </w:p>
+        </w:tc>
+        <w:tc>
+          <w:tcPr>
+            <w:tcW w:type="dxa" w:w="1531"/>
+          </w:tcPr>
+          <w:p>
+            <w:r>
+              <w:rPr>
+                <w:b/>
+                <w:i w:val="0"/>
+                <w:color w:val="16A34A"/>
+                <w:sz w:val="16"/>
+              </w:rPr>
+              <w:t>—</w:t>
+            </w:r>
+          </w:p>
+        </w:tc>
+        <w:tc>
+          <w:tcPr>
+            <w:tcW w:type="dxa" w:w="1191"/>
+          </w:tcPr>
+          <w:p>
+            <w:r>
+              <w:rPr>
+                <w:b w:val="0"/>
+                <w:i w:val="0"/>
+                <w:color w:val="64748B"/>
+                <w:sz w:val="16"/>
+              </w:rPr>
+              <w:t>GT-CQ</w:t>
+            </w:r>
+          </w:p>
+        </w:tc>
+        <w:tc>
+          <w:tcPr>
+            <w:tcW w:type="dxa" w:w="4706"/>
+          </w:tcPr>
+          <w:p>
+            <w:r>
+              <w:rPr>
+                <w:b w:val="0"/>
+                <w:i w:val="0"/>
+                <w:sz w:val="17"/>
+              </w:rPr>
+              <w:t>Etes vous sur d'avoir selectionner la bonne unitée ? prière de verifier et corriger.</w:t>
+            </w:r>
+          </w:p>
+        </w:tc>
+      </w:tr>
+      <w:tr>
+        <w:tc>
+          <w:tcPr>
+            <w:tcW w:type="dxa" w:w="964"/>
+          </w:tcPr>
+          <w:p>
+            <w:r>
+              <w:rPr>
+                <w:b/>
+                <w:i w:val="0"/>
+                <w:color w:val="EA580C"/>
+                <w:sz w:val="16"/>
+              </w:rPr>
+              <w:t>Moyenne</w:t>
+            </w:r>
+          </w:p>
+        </w:tc>
+        <w:tc>
+          <w:tcPr>
+            <w:tcW w:type="dxa" w:w="1247"/>
+          </w:tcPr>
+          <w:p>
+            <w:r>
+              <w:rPr>
+                <w:b/>
+                <w:i w:val="0"/>
+                <w:sz w:val="16"/>
+              </w:rPr>
+              <w:t>S09</w:t>
+              <w:br/>
+            </w:r>
+            <w:r>
+              <w:rPr>
+                <w:b w:val="0"/>
+                <w:i w:val="0"/>
+                <w:color w:val="64748B"/>
+                <w:sz w:val="14"/>
+              </w:rPr>
+              <w:t>Dépenses non alimentaires</w:t>
+            </w:r>
+          </w:p>
+        </w:tc>
+        <w:tc>
+          <w:tcPr>
+            <w:tcW w:type="dxa" w:w="1531"/>
+          </w:tcPr>
+          <w:p>
+            <w:r>
+              <w:rPr>
+                <w:b/>
+                <w:i w:val="0"/>
+                <w:color w:val="16A34A"/>
+                <w:sz w:val="16"/>
+              </w:rPr>
+              <w:t>—</w:t>
+            </w:r>
+          </w:p>
+        </w:tc>
+        <w:tc>
+          <w:tcPr>
+            <w:tcW w:type="dxa" w:w="1191"/>
+          </w:tcPr>
+          <w:p>
+            <w:r>
+              <w:rPr>
+                <w:b w:val="0"/>
+                <w:i w:val="0"/>
+                <w:color w:val="64748B"/>
+                <w:sz w:val="16"/>
+              </w:rPr>
+              <w:t>GT-CQ</w:t>
+            </w:r>
+          </w:p>
+        </w:tc>
+        <w:tc>
+          <w:tcPr>
+            <w:tcW w:type="dxa" w:w="4706"/>
+          </w:tcPr>
+          <w:p>
+            <w:r>
+              <w:rPr>
+                <w:b w:val="0"/>
+                <w:i w:val="0"/>
+                <w:sz w:val="17"/>
+              </w:rPr>
+              <w:t>Attention ! La dépense du ménage de CHEIKH SENE (5000 Fcfa) au cours de 7 derniers jours de Transport urbain/rural par traction animale est relativement élevé.</w:t>
+            </w:r>
+          </w:p>
+        </w:tc>
+      </w:tr>
+      <w:tr>
+        <w:tc>
+          <w:tcPr>
+            <w:tcW w:type="dxa" w:w="964"/>
+          </w:tcPr>
+          <w:p>
+            <w:r>
+              <w:rPr>
+                <w:b/>
+                <w:i w:val="0"/>
+                <w:color w:val="EA580C"/>
+                <w:sz w:val="16"/>
+              </w:rPr>
+              <w:t>Moyenne</w:t>
+            </w:r>
+          </w:p>
+        </w:tc>
+        <w:tc>
+          <w:tcPr>
+            <w:tcW w:type="dxa" w:w="1247"/>
+          </w:tcPr>
+          <w:p>
+            <w:r>
+              <w:rPr>
+                <w:b/>
+                <w:i w:val="0"/>
+                <w:sz w:val="16"/>
+              </w:rPr>
+              <w:t>S09</w:t>
+              <w:br/>
+            </w:r>
+            <w:r>
+              <w:rPr>
+                <w:b w:val="0"/>
+                <w:i w:val="0"/>
+                <w:color w:val="64748B"/>
+                <w:sz w:val="14"/>
+              </w:rPr>
+              <w:t>Dépenses non alimentaires</w:t>
+            </w:r>
+          </w:p>
+        </w:tc>
+        <w:tc>
+          <w:tcPr>
+            <w:tcW w:type="dxa" w:w="1531"/>
+          </w:tcPr>
+          <w:p>
+            <w:r>
+              <w:rPr>
+                <w:b/>
+                <w:i w:val="0"/>
+                <w:color w:val="16A34A"/>
+                <w:sz w:val="16"/>
+              </w:rPr>
+              <w:t>—</w:t>
+            </w:r>
+          </w:p>
+        </w:tc>
+        <w:tc>
+          <w:tcPr>
+            <w:tcW w:type="dxa" w:w="1191"/>
+          </w:tcPr>
+          <w:p>
+            <w:r>
+              <w:rPr>
+                <w:b w:val="0"/>
+                <w:i w:val="0"/>
+                <w:color w:val="64748B"/>
+                <w:sz w:val="16"/>
+              </w:rPr>
+              <w:t>GT-CQ</w:t>
+            </w:r>
+          </w:p>
+        </w:tc>
+        <w:tc>
+          <w:tcPr>
+            <w:tcW w:type="dxa" w:w="4706"/>
+          </w:tcPr>
+          <w:p>
+            <w:r>
+              <w:rPr>
+                <w:b w:val="0"/>
+                <w:i w:val="0"/>
+                <w:sz w:val="17"/>
+              </w:rPr>
+              <w:t>Prière de corriger ou de confirmer avec le QG.</w:t>
+            </w:r>
+          </w:p>
+        </w:tc>
+      </w:tr>
+      <w:tr>
+        <w:tc>
+          <w:tcPr>
+            <w:tcW w:type="dxa" w:w="964"/>
+          </w:tcPr>
+          <w:p>
+            <w:r>
+              <w:rPr>
+                <w:b/>
+                <w:i w:val="0"/>
+                <w:color w:val="EA580C"/>
+                <w:sz w:val="16"/>
+              </w:rPr>
+              <w:t>Moyenne</w:t>
+            </w:r>
+          </w:p>
+        </w:tc>
+        <w:tc>
+          <w:tcPr>
+            <w:tcW w:type="dxa" w:w="1247"/>
+          </w:tcPr>
+          <w:p>
+            <w:r>
+              <w:rPr>
+                <w:b/>
+                <w:i w:val="0"/>
+                <w:sz w:val="16"/>
+              </w:rPr>
+              <w:t>S09</w:t>
+              <w:br/>
+            </w:r>
+            <w:r>
+              <w:rPr>
+                <w:b w:val="0"/>
+                <w:i w:val="0"/>
+                <w:color w:val="64748B"/>
+                <w:sz w:val="14"/>
+              </w:rPr>
+              <w:t>Dépenses non alimentaires</w:t>
+            </w:r>
+          </w:p>
+        </w:tc>
+        <w:tc>
+          <w:tcPr>
+            <w:tcW w:type="dxa" w:w="1531"/>
+          </w:tcPr>
+          <w:p>
+            <w:r>
+              <w:rPr>
+                <w:b/>
+                <w:i w:val="0"/>
+                <w:color w:val="16A34A"/>
+                <w:sz w:val="16"/>
+              </w:rPr>
+              <w:t>—</w:t>
+            </w:r>
+          </w:p>
+        </w:tc>
+        <w:tc>
+          <w:tcPr>
+            <w:tcW w:type="dxa" w:w="1191"/>
+          </w:tcPr>
+          <w:p>
+            <w:r>
+              <w:rPr>
+                <w:b w:val="0"/>
+                <w:i w:val="0"/>
+                <w:color w:val="64748B"/>
+                <w:sz w:val="16"/>
+              </w:rPr>
+              <w:t>GT-CQ</w:t>
+            </w:r>
+          </w:p>
+        </w:tc>
+        <w:tc>
+          <w:tcPr>
+            <w:tcW w:type="dxa" w:w="4706"/>
+          </w:tcPr>
+          <w:p>
+            <w:r>
+              <w:rPr>
+                <w:b w:val="0"/>
+                <w:i w:val="0"/>
+                <w:sz w:val="17"/>
+              </w:rPr>
+              <w:t>Attention ! La dépense du ménage de CHEIKH SENE (5000 Fcfa) au cours de 6 derniers mois de Lubrifiants (huile moteur; huile de frein; liquide batterie (acide); graisses; autres lubrifiants n.d.a.) est relativement élevé.</w:t>
+            </w:r>
+          </w:p>
+        </w:tc>
+      </w:tr>
+      <w:tr>
+        <w:tc>
+          <w:tcPr>
+            <w:tcW w:type="dxa" w:w="964"/>
+          </w:tcPr>
+          <w:p>
+            <w:r>
+              <w:rPr>
+                <w:b/>
+                <w:i w:val="0"/>
+                <w:color w:val="EA580C"/>
+                <w:sz w:val="16"/>
+              </w:rPr>
+              <w:t>Moyenne</w:t>
+            </w:r>
+          </w:p>
+        </w:tc>
+        <w:tc>
+          <w:tcPr>
+            <w:tcW w:type="dxa" w:w="1247"/>
+          </w:tcPr>
+          <w:p>
+            <w:r>
+              <w:rPr>
+                <w:b/>
+                <w:i w:val="0"/>
+                <w:sz w:val="16"/>
+              </w:rPr>
+              <w:t>S09</w:t>
+              <w:br/>
+            </w:r>
+            <w:r>
+              <w:rPr>
+                <w:b w:val="0"/>
+                <w:i w:val="0"/>
+                <w:color w:val="64748B"/>
+                <w:sz w:val="14"/>
+              </w:rPr>
+              <w:t>Dépenses non alimentaires</w:t>
+            </w:r>
+          </w:p>
+        </w:tc>
+        <w:tc>
+          <w:tcPr>
+            <w:tcW w:type="dxa" w:w="1531"/>
+          </w:tcPr>
+          <w:p>
+            <w:r>
+              <w:rPr>
+                <w:b/>
+                <w:i w:val="0"/>
+                <w:color w:val="16A34A"/>
+                <w:sz w:val="16"/>
+              </w:rPr>
+              <w:t>—</w:t>
+            </w:r>
+          </w:p>
+        </w:tc>
+        <w:tc>
+          <w:tcPr>
+            <w:tcW w:type="dxa" w:w="1191"/>
+          </w:tcPr>
+          <w:p>
+            <w:r>
+              <w:rPr>
+                <w:b w:val="0"/>
+                <w:i w:val="0"/>
+                <w:color w:val="64748B"/>
+                <w:sz w:val="16"/>
+              </w:rPr>
+              <w:t>GT-CQ</w:t>
+            </w:r>
+          </w:p>
+        </w:tc>
+        <w:tc>
+          <w:tcPr>
+            <w:tcW w:type="dxa" w:w="4706"/>
+          </w:tcPr>
+          <w:p>
+            <w:r>
+              <w:rPr>
+                <w:b w:val="0"/>
+                <w:i w:val="0"/>
+                <w:sz w:val="17"/>
+              </w:rPr>
+              <w:t>Prière de corriger ou de confirmer avec le QG.</w:t>
+            </w:r>
+          </w:p>
+        </w:tc>
+      </w:tr>
+      <w:tr>
+        <w:tc>
+          <w:tcPr>
+            <w:tcW w:type="dxa" w:w="964"/>
+          </w:tcPr>
+          <w:p>
+            <w:r>
+              <w:rPr>
+                <w:b/>
+                <w:i w:val="0"/>
+                <w:color w:val="EA580C"/>
+                <w:sz w:val="16"/>
+              </w:rPr>
+              <w:t>Moyenne</w:t>
+            </w:r>
+          </w:p>
+        </w:tc>
+        <w:tc>
+          <w:tcPr>
+            <w:tcW w:type="dxa" w:w="1247"/>
+          </w:tcPr>
+          <w:p>
+            <w:r>
+              <w:rPr>
+                <w:b/>
+                <w:i w:val="0"/>
+                <w:sz w:val="16"/>
+              </w:rPr>
+              <w:t>S09</w:t>
+              <w:br/>
+            </w:r>
+            <w:r>
+              <w:rPr>
+                <w:b w:val="0"/>
+                <w:i w:val="0"/>
+                <w:color w:val="64748B"/>
+                <w:sz w:val="14"/>
+              </w:rPr>
+              <w:t>Dépenses non alimentaires</w:t>
+            </w:r>
+          </w:p>
+        </w:tc>
+        <w:tc>
+          <w:tcPr>
+            <w:tcW w:type="dxa" w:w="1531"/>
+          </w:tcPr>
+          <w:p>
+            <w:r>
+              <w:rPr>
+                <w:b/>
+                <w:i w:val="0"/>
+                <w:color w:val="16A34A"/>
+                <w:sz w:val="16"/>
+              </w:rPr>
+              <w:t>—</w:t>
+            </w:r>
+          </w:p>
+        </w:tc>
+        <w:tc>
+          <w:tcPr>
+            <w:tcW w:type="dxa" w:w="1191"/>
+          </w:tcPr>
+          <w:p>
+            <w:r>
+              <w:rPr>
+                <w:b w:val="0"/>
+                <w:i w:val="0"/>
+                <w:color w:val="64748B"/>
+                <w:sz w:val="16"/>
+              </w:rPr>
+              <w:t>GT-CQ</w:t>
+            </w:r>
+          </w:p>
+        </w:tc>
+        <w:tc>
+          <w:tcPr>
+            <w:tcW w:type="dxa" w:w="4706"/>
+          </w:tcPr>
+          <w:p>
+            <w:r>
+              <w:rPr>
+                <w:b w:val="0"/>
+                <w:i w:val="0"/>
+                <w:sz w:val="17"/>
+              </w:rPr>
+              <w:t>Attention ! La dépense du ménage de CHEIKH SENE (27000 Fcfa) au cours de 12 derniers mois de Vaisselle: assiettes, couteau, fourchette, cuillère, gobelets, verres, etc est relativement élevé.</w:t>
+            </w:r>
+          </w:p>
+        </w:tc>
+      </w:tr>
+      <w:tr>
+        <w:tc>
+          <w:tcPr>
+            <w:tcW w:type="dxa" w:w="964"/>
+          </w:tcPr>
+          <w:p>
+            <w:r>
+              <w:rPr>
+                <w:b/>
+                <w:i w:val="0"/>
+                <w:color w:val="EA580C"/>
+                <w:sz w:val="16"/>
+              </w:rPr>
+              <w:t>Moyenne</w:t>
+            </w:r>
+          </w:p>
+        </w:tc>
+        <w:tc>
+          <w:tcPr>
+            <w:tcW w:type="dxa" w:w="1247"/>
+          </w:tcPr>
+          <w:p>
+            <w:r>
+              <w:rPr>
+                <w:b/>
+                <w:i w:val="0"/>
+                <w:sz w:val="16"/>
+              </w:rPr>
+              <w:t>S09</w:t>
+              <w:br/>
+            </w:r>
+            <w:r>
+              <w:rPr>
+                <w:b w:val="0"/>
+                <w:i w:val="0"/>
+                <w:color w:val="64748B"/>
+                <w:sz w:val="14"/>
+              </w:rPr>
+              <w:t>Dépenses non alimentaires</w:t>
+            </w:r>
+          </w:p>
+        </w:tc>
+        <w:tc>
+          <w:tcPr>
+            <w:tcW w:type="dxa" w:w="1531"/>
+          </w:tcPr>
+          <w:p>
+            <w:r>
+              <w:rPr>
+                <w:b/>
+                <w:i w:val="0"/>
+                <w:color w:val="16A34A"/>
+                <w:sz w:val="16"/>
+              </w:rPr>
+              <w:t>—</w:t>
+            </w:r>
+          </w:p>
+        </w:tc>
+        <w:tc>
+          <w:tcPr>
+            <w:tcW w:type="dxa" w:w="1191"/>
+          </w:tcPr>
+          <w:p>
+            <w:r>
+              <w:rPr>
+                <w:b w:val="0"/>
+                <w:i w:val="0"/>
+                <w:color w:val="64748B"/>
+                <w:sz w:val="16"/>
+              </w:rPr>
+              <w:t>GT-CQ</w:t>
+            </w:r>
+          </w:p>
+        </w:tc>
+        <w:tc>
+          <w:tcPr>
+            <w:tcW w:type="dxa" w:w="4706"/>
+          </w:tcPr>
+          <w:p>
+            <w:r>
+              <w:rPr>
+                <w:b w:val="0"/>
+                <w:i w:val="0"/>
+                <w:sz w:val="17"/>
+              </w:rPr>
+              <w:t>Prière de corriger ou de confirmer avec le QG.</w:t>
+            </w:r>
+          </w:p>
+        </w:tc>
+      </w:tr>
+      <w:tr>
+        <w:tc>
+          <w:tcPr>
+            <w:tcW w:type="dxa" w:w="964"/>
+          </w:tcPr>
+          <w:p>
+            <w:r>
+              <w:rPr>
+                <w:b/>
+                <w:i w:val="0"/>
+                <w:color w:val="EA580C"/>
+                <w:sz w:val="16"/>
+              </w:rPr>
+              <w:t>Moyenne</w:t>
+            </w:r>
+          </w:p>
+        </w:tc>
+        <w:tc>
+          <w:tcPr>
+            <w:tcW w:type="dxa" w:w="1247"/>
+          </w:tcPr>
+          <w:p>
+            <w:r>
+              <w:rPr>
+                <w:b/>
+                <w:i w:val="0"/>
+                <w:sz w:val="16"/>
+              </w:rPr>
+              <w:t>S09</w:t>
+              <w:br/>
+            </w:r>
+            <w:r>
+              <w:rPr>
+                <w:b w:val="0"/>
+                <w:i w:val="0"/>
+                <w:color w:val="64748B"/>
+                <w:sz w:val="14"/>
+              </w:rPr>
+              <w:t>Dépenses non alimentaires</w:t>
+            </w:r>
+          </w:p>
+        </w:tc>
+        <w:tc>
+          <w:tcPr>
+            <w:tcW w:type="dxa" w:w="1531"/>
+          </w:tcPr>
+          <w:p>
+            <w:r>
+              <w:rPr>
+                <w:b/>
+                <w:i w:val="0"/>
+                <w:color w:val="16A34A"/>
+                <w:sz w:val="16"/>
+              </w:rPr>
+              <w:t>—</w:t>
+            </w:r>
+          </w:p>
+        </w:tc>
+        <w:tc>
+          <w:tcPr>
+            <w:tcW w:type="dxa" w:w="1191"/>
+          </w:tcPr>
+          <w:p>
+            <w:r>
+              <w:rPr>
+                <w:b w:val="0"/>
+                <w:i w:val="0"/>
+                <w:color w:val="64748B"/>
+                <w:sz w:val="16"/>
+              </w:rPr>
+              <w:t>GT-CQ</w:t>
+            </w:r>
+          </w:p>
+        </w:tc>
+        <w:tc>
+          <w:tcPr>
+            <w:tcW w:type="dxa" w:w="4706"/>
+          </w:tcPr>
+          <w:p>
+            <w:r>
+              <w:rPr>
+                <w:b w:val="0"/>
+                <w:i w:val="0"/>
+                <w:sz w:val="17"/>
+              </w:rPr>
+              <w:t>Attention ! La dépense du ménage de CHEIKH SENE (5000 Fcfa) au cours de 12 derniers mois de Achat d'un appareil électro-ménager: frigo, climatiseurs, réchaud, four, cuisinière, lave-linge, chauffe-eau, fer à repasser, etc est relativement élevé.</w:t>
+            </w:r>
+          </w:p>
+        </w:tc>
+      </w:tr>
+      <w:tr>
+        <w:tc>
+          <w:tcPr>
+            <w:tcW w:type="dxa" w:w="964"/>
+          </w:tcPr>
+          <w:p>
+            <w:r>
+              <w:rPr>
+                <w:b/>
+                <w:i w:val="0"/>
+                <w:color w:val="EA580C"/>
+                <w:sz w:val="16"/>
+              </w:rPr>
+              <w:t>Moyenne</w:t>
+            </w:r>
+          </w:p>
+        </w:tc>
+        <w:tc>
+          <w:tcPr>
+            <w:tcW w:type="dxa" w:w="1247"/>
+          </w:tcPr>
+          <w:p>
+            <w:r>
+              <w:rPr>
+                <w:b/>
+                <w:i w:val="0"/>
+                <w:sz w:val="16"/>
+              </w:rPr>
+              <w:t>S09</w:t>
+              <w:br/>
+            </w:r>
+            <w:r>
+              <w:rPr>
+                <w:b w:val="0"/>
+                <w:i w:val="0"/>
+                <w:color w:val="64748B"/>
+                <w:sz w:val="14"/>
+              </w:rPr>
+              <w:t>Dépenses non alimentaires</w:t>
+            </w:r>
+          </w:p>
+        </w:tc>
+        <w:tc>
+          <w:tcPr>
+            <w:tcW w:type="dxa" w:w="1531"/>
+          </w:tcPr>
+          <w:p>
+            <w:r>
+              <w:rPr>
+                <w:b/>
+                <w:i w:val="0"/>
+                <w:color w:val="16A34A"/>
+                <w:sz w:val="16"/>
+              </w:rPr>
+              <w:t>—</w:t>
+            </w:r>
+          </w:p>
+        </w:tc>
+        <w:tc>
+          <w:tcPr>
+            <w:tcW w:type="dxa" w:w="1191"/>
+          </w:tcPr>
+          <w:p>
+            <w:r>
+              <w:rPr>
+                <w:b w:val="0"/>
+                <w:i w:val="0"/>
+                <w:color w:val="64748B"/>
+                <w:sz w:val="16"/>
+              </w:rPr>
+              <w:t>GT-CQ</w:t>
+            </w:r>
+          </w:p>
+        </w:tc>
+        <w:tc>
+          <w:tcPr>
+            <w:tcW w:type="dxa" w:w="4706"/>
+          </w:tcPr>
+          <w:p>
+            <w:r>
+              <w:rPr>
+                <w:b w:val="0"/>
+                <w:i w:val="0"/>
+                <w:sz w:val="17"/>
+              </w:rPr>
+              <w:t>Attention ! La dépense du ménage de CHEIKH SENE (5000 Fcfa) au cours de 12 derniers mois de Frais d'installation d'un système d'alimentation électrique solaire est relativement élevé.</w:t>
+            </w:r>
+          </w:p>
+        </w:tc>
+      </w:tr>
+      <w:tr>
+        <w:tc>
+          <w:tcPr>
+            <w:tcW w:type="dxa" w:w="964"/>
+          </w:tcPr>
+          <w:p>
+            <w:r>
+              <w:rPr>
+                <w:b/>
+                <w:i w:val="0"/>
+                <w:color w:val="EA580C"/>
+                <w:sz w:val="16"/>
+              </w:rPr>
+              <w:t>Moyenne</w:t>
+            </w:r>
+          </w:p>
+        </w:tc>
+        <w:tc>
+          <w:tcPr>
+            <w:tcW w:type="dxa" w:w="1247"/>
+          </w:tcPr>
+          <w:p>
+            <w:r>
+              <w:rPr>
+                <w:b/>
+                <w:i w:val="0"/>
+                <w:sz w:val="16"/>
+              </w:rPr>
+              <w:t>S09</w:t>
+              <w:br/>
+            </w:r>
+            <w:r>
+              <w:rPr>
+                <w:b w:val="0"/>
+                <w:i w:val="0"/>
+                <w:color w:val="64748B"/>
+                <w:sz w:val="14"/>
+              </w:rPr>
+              <w:t>Dépenses non alimentaires</w:t>
+            </w:r>
+          </w:p>
+        </w:tc>
+        <w:tc>
+          <w:tcPr>
+            <w:tcW w:type="dxa" w:w="1531"/>
+          </w:tcPr>
+          <w:p>
+            <w:r>
+              <w:rPr>
+                <w:b/>
+                <w:i w:val="0"/>
+                <w:color w:val="16A34A"/>
+                <w:sz w:val="16"/>
+              </w:rPr>
+              <w:t>—</w:t>
+            </w:r>
+          </w:p>
+        </w:tc>
+        <w:tc>
+          <w:tcPr>
+            <w:tcW w:type="dxa" w:w="1191"/>
+          </w:tcPr>
+          <w:p>
+            <w:r>
+              <w:rPr>
+                <w:b w:val="0"/>
+                <w:i w:val="0"/>
+                <w:color w:val="64748B"/>
+                <w:sz w:val="16"/>
+              </w:rPr>
+              <w:t>GT-CQ</w:t>
+            </w:r>
+          </w:p>
+        </w:tc>
+        <w:tc>
+          <w:tcPr>
+            <w:tcW w:type="dxa" w:w="4706"/>
+          </w:tcPr>
+          <w:p>
+            <w:r>
+              <w:rPr>
+                <w:b w:val="0"/>
+                <w:i w:val="0"/>
+                <w:sz w:val="17"/>
+              </w:rPr>
+              <w:t>Attention ! La dépense du ménage de CHEIKH SENE (75000 Fcfa) au cours de 12 derniers mois de Lit, matelas, armoire et autres meubles de chambre à coucher est relativement élevé.</w:t>
+            </w:r>
+          </w:p>
+        </w:tc>
+      </w:tr>
+      <w:tr>
+        <w:tc>
+          <w:tcPr>
+            <w:tcW w:type="dxa" w:w="964"/>
+          </w:tcPr>
+          <w:p>
+            <w:r>
+              <w:rPr>
+                <w:b/>
+                <w:i w:val="0"/>
+                <w:color w:val="EA580C"/>
+                <w:sz w:val="16"/>
+              </w:rPr>
+              <w:t>Moyenne</w:t>
+            </w:r>
+          </w:p>
+        </w:tc>
+        <w:tc>
+          <w:tcPr>
+            <w:tcW w:type="dxa" w:w="1247"/>
+          </w:tcPr>
+          <w:p>
+            <w:r>
+              <w:rPr>
+                <w:b/>
+                <w:i w:val="0"/>
+                <w:sz w:val="16"/>
+              </w:rPr>
+              <w:t>S09</w:t>
+              <w:br/>
+            </w:r>
+            <w:r>
+              <w:rPr>
+                <w:b w:val="0"/>
+                <w:i w:val="0"/>
+                <w:color w:val="64748B"/>
+                <w:sz w:val="14"/>
+              </w:rPr>
+              <w:t>Dépenses non alimentaires</w:t>
+            </w:r>
+          </w:p>
+        </w:tc>
+        <w:tc>
+          <w:tcPr>
+            <w:tcW w:type="dxa" w:w="1531"/>
+          </w:tcPr>
+          <w:p>
+            <w:r>
+              <w:rPr>
+                <w:b/>
+                <w:i w:val="0"/>
+                <w:color w:val="16A34A"/>
+                <w:sz w:val="16"/>
+              </w:rPr>
+              <w:t>—</w:t>
+            </w:r>
+          </w:p>
+        </w:tc>
+        <w:tc>
+          <w:tcPr>
+            <w:tcW w:type="dxa" w:w="1191"/>
+          </w:tcPr>
+          <w:p>
+            <w:r>
+              <w:rPr>
+                <w:b w:val="0"/>
+                <w:i w:val="0"/>
+                <w:color w:val="64748B"/>
+                <w:sz w:val="16"/>
+              </w:rPr>
+              <w:t>GT-CQ</w:t>
+            </w:r>
+          </w:p>
+        </w:tc>
+        <w:tc>
+          <w:tcPr>
+            <w:tcW w:type="dxa" w:w="4706"/>
+          </w:tcPr>
+          <w:p>
+            <w:r>
+              <w:rPr>
+                <w:b w:val="0"/>
+                <w:i w:val="0"/>
+                <w:sz w:val="17"/>
+              </w:rPr>
+              <w:t>Peu plausible! le montant de la dépense pour Autres matériaux pour construction ou grosses réparations logement: tôles, bois de charpente, planches, lattes, contre-plaqués, matériaux d'électricité, matériaux de plomberie, matériaux de peinture, carreaux, tapis et revêtement du sol, etc semble trop faible ou élevé.</w:t>
+            </w:r>
+          </w:p>
+        </w:tc>
+      </w:tr>
+      <w:tr>
+        <w:tc>
+          <w:tcPr>
+            <w:tcW w:type="dxa" w:w="964"/>
+          </w:tcPr>
+          <w:p>
+            <w:r>
+              <w:rPr>
+                <w:b/>
+                <w:i w:val="0"/>
+                <w:color w:val="EA580C"/>
+                <w:sz w:val="16"/>
+              </w:rPr>
+              <w:t>Moyenne</w:t>
+            </w:r>
+          </w:p>
+        </w:tc>
+        <w:tc>
+          <w:tcPr>
+            <w:tcW w:type="dxa" w:w="1247"/>
+          </w:tcPr>
+          <w:p>
+            <w:r>
+              <w:rPr>
+                <w:b/>
+                <w:i w:val="0"/>
+                <w:sz w:val="16"/>
+              </w:rPr>
+              <w:t>S09</w:t>
+              <w:br/>
+            </w:r>
+            <w:r>
+              <w:rPr>
+                <w:b w:val="0"/>
+                <w:i w:val="0"/>
+                <w:color w:val="64748B"/>
+                <w:sz w:val="14"/>
+              </w:rPr>
+              <w:t>Dépenses non alimentaires</w:t>
+            </w:r>
+          </w:p>
+        </w:tc>
+        <w:tc>
+          <w:tcPr>
+            <w:tcW w:type="dxa" w:w="1531"/>
+          </w:tcPr>
+          <w:p>
+            <w:r>
+              <w:rPr>
+                <w:b/>
+                <w:i w:val="0"/>
+                <w:color w:val="16A34A"/>
+                <w:sz w:val="16"/>
+              </w:rPr>
+              <w:t>—</w:t>
+            </w:r>
+          </w:p>
+        </w:tc>
+        <w:tc>
+          <w:tcPr>
+            <w:tcW w:type="dxa" w:w="1191"/>
+          </w:tcPr>
+          <w:p>
+            <w:r>
+              <w:rPr>
+                <w:b w:val="0"/>
+                <w:i w:val="0"/>
+                <w:color w:val="64748B"/>
+                <w:sz w:val="16"/>
+              </w:rPr>
+              <w:t>GT-CQ</w:t>
+            </w:r>
+          </w:p>
+        </w:tc>
+        <w:tc>
+          <w:tcPr>
+            <w:tcW w:type="dxa" w:w="4706"/>
+          </w:tcPr>
+          <w:p>
+            <w:r>
+              <w:rPr>
+                <w:b w:val="0"/>
+                <w:i w:val="0"/>
+                <w:sz w:val="17"/>
+              </w:rPr>
+              <w:t>Veuillez, s'il vous plaît, confirmer cette information avec le QG ou la corriger.</w:t>
+            </w:r>
+          </w:p>
+        </w:tc>
+      </w:tr>
+      <w:tr>
+        <w:tc>
+          <w:tcPr>
+            <w:tcW w:type="dxa" w:w="964"/>
+          </w:tcPr>
+          <w:p>
+            <w:r>
+              <w:rPr>
+                <w:b/>
+                <w:i w:val="0"/>
+                <w:color w:val="EA580C"/>
+                <w:sz w:val="16"/>
+              </w:rPr>
+              <w:t>Moyenne</w:t>
+            </w:r>
+          </w:p>
+        </w:tc>
+        <w:tc>
+          <w:tcPr>
+            <w:tcW w:type="dxa" w:w="1247"/>
+          </w:tcPr>
+          <w:p>
+            <w:r>
+              <w:rPr>
+                <w:b/>
+                <w:i w:val="0"/>
+                <w:sz w:val="16"/>
+              </w:rPr>
+              <w:t>S09</w:t>
+              <w:br/>
+            </w:r>
+            <w:r>
+              <w:rPr>
+                <w:b w:val="0"/>
+                <w:i w:val="0"/>
+                <w:color w:val="64748B"/>
+                <w:sz w:val="14"/>
+              </w:rPr>
+              <w:t>Dépenses non alimentaires</w:t>
+            </w:r>
+          </w:p>
+        </w:tc>
+        <w:tc>
+          <w:tcPr>
+            <w:tcW w:type="dxa" w:w="1531"/>
+          </w:tcPr>
+          <w:p>
+            <w:r>
+              <w:rPr>
+                <w:b/>
+                <w:i w:val="0"/>
+                <w:color w:val="16A34A"/>
+                <w:sz w:val="16"/>
+              </w:rPr>
+              <w:t>—</w:t>
+            </w:r>
+          </w:p>
+        </w:tc>
+        <w:tc>
+          <w:tcPr>
+            <w:tcW w:type="dxa" w:w="1191"/>
+          </w:tcPr>
+          <w:p>
+            <w:r>
+              <w:rPr>
+                <w:b w:val="0"/>
+                <w:i w:val="0"/>
+                <w:color w:val="64748B"/>
+                <w:sz w:val="16"/>
+              </w:rPr>
+              <w:t>GT-CQ</w:t>
+            </w:r>
+          </w:p>
+        </w:tc>
+        <w:tc>
+          <w:tcPr>
+            <w:tcW w:type="dxa" w:w="4706"/>
+          </w:tcPr>
+          <w:p>
+            <w:r>
+              <w:rPr>
+                <w:b w:val="0"/>
+                <w:i w:val="0"/>
+                <w:sz w:val="17"/>
+              </w:rPr>
+              <w:t>Attention ! La dépense du ménage de CHEIKH SENE (2000000 Fcfa) au cours de 12 derniers mois de Autres matériaux pour construction ou grosses réparations logement: tôles, bois de charpente, planches, lattes, contre-plaqués, matériaux d'électricité, matériaux de plomberie, matériaux de peinture, carreaux, tapis et revêtement du sol, etc est relativement élevé.</w:t>
+            </w:r>
+          </w:p>
+        </w:tc>
+      </w:tr>
+      <w:tr>
+        <w:tc>
+          <w:tcPr>
+            <w:tcW w:type="dxa" w:w="964"/>
+          </w:tcPr>
+          <w:p>
+            <w:r>
+              <w:rPr>
+                <w:b/>
+                <w:i w:val="0"/>
+                <w:color w:val="EA580C"/>
+                <w:sz w:val="16"/>
+              </w:rPr>
+              <w:t>Moyenne</w:t>
             </w:r>
           </w:p>
         </w:tc>
@@ -2164,7 +6304,7 @@
                 <w:color w:val="16A34A"/>
                 <w:sz w:val="16"/>
               </w:rPr>
-              <w:t>s00q08, s01q28, s01q29, s01q30, s02q01__2, s02q02__2, s03q20, s04q22</w:t>
+              <w:t>—</w:t>
             </w:r>
           </w:p>
         </w:tc>
@@ -2195,7 +6335,7 @@
                 <w:i w:val="0"/>
                 <w:sz w:val="17"/>
               </w:rPr>
-              <w:t>Le prix d'achat de l'article  Appareil TV est nul (achété à 0fcfa) mais le prix de revente est different de 0 impossible, prière de verifier et corriger.</w:t>
+              <w:t>Attention ! Ventilateur sur pied a été achété à 70000 Fcfa est relativement élevé par rapport aux autres prix d'achat observés dans cette zone.</w:t>
             </w:r>
           </w:p>
         </w:tc>
@@ -2210,10 +6350,10 @@
               <w:rPr>
                 <w:b/>
                 <w:i w:val="0"/>
-                <w:color w:val="DC2626"/>
-                <w:sz w:val="16"/>
-              </w:rPr>
-              <w:t>Haute</w:t>
+                <w:color w:val="EA580C"/>
+                <w:sz w:val="16"/>
+              </w:rPr>
+              <w:t>Moyenne</w:t>
             </w:r>
           </w:p>
         </w:tc>
@@ -2254,7 +6394,7 @@
                 <w:color w:val="16A34A"/>
                 <w:sz w:val="16"/>
               </w:rPr>
-              <w:t>s00q08, s01q28, s01q29, s01q30, s02q01__2, s02q02__2, s03q20, s04q22</w:t>
+              <w:t>—</w:t>
             </w:r>
           </w:p>
         </w:tc>
@@ -2285,7 +6425,7 @@
                 <w:i w:val="0"/>
                 <w:sz w:val="17"/>
               </w:rPr>
-              <w:t>Le prix d'achat de l'article  Lit est nul (achété à 0fcfa) mais le prix de revente est different de 0 impossible, prière de verifier et corriger.</w:t>
+              <w:t>Prière de corriger ou de confirmer avec le QG.</w:t>
             </w:r>
           </w:p>
         </w:tc>
@@ -2300,10 +6440,10 @@
               <w:rPr>
                 <w:b/>
                 <w:i w:val="0"/>
-                <w:color w:val="DC2626"/>
-                <w:sz w:val="16"/>
-              </w:rPr>
-              <w:t>Haute</w:t>
+                <w:color w:val="EA580C"/>
+                <w:sz w:val="16"/>
+              </w:rPr>
+              <w:t>Moyenne</w:t>
             </w:r>
           </w:p>
         </w:tc>
@@ -2344,7 +6484,7 @@
                 <w:color w:val="16A34A"/>
                 <w:sz w:val="16"/>
               </w:rPr>
-              <w:t>s00q08, s01q28, s01q29, s01q30, s02q01__2, s02q02__2, s03q20, s04q22</w:t>
+              <w:t>s01q02, s02q01__1, s02q02__1, s02q03__1, s02q15, s03q17, s04q28, s04q35d</w:t>
             </w:r>
           </w:p>
         </w:tc>
@@ -2375,7 +6515,7 @@
                 <w:i w:val="0"/>
                 <w:sz w:val="17"/>
               </w:rPr>
-              <w:t>Le prix d'achat de l'article  Téléphone portable est nul (achété à 0fcfa) mais le prix de revente est different de 0 impossible, prière de verifier et corriger.</w:t>
+              <w:t>Le prix d'achat de l'article  Appareil TV ne doit pas être égal 0 même si le ménage l'a reçu en cadeau prière de leurs aider à faire une estimations.</w:t>
             </w:r>
           </w:p>
         </w:tc>
@@ -2390,10 +6530,10 @@
               <w:rPr>
                 <w:b/>
                 <w:i w:val="0"/>
-                <w:color w:val="DC2626"/>
-                <w:sz w:val="16"/>
-              </w:rPr>
-              <w:t>Haute</w:t>
+                <w:color w:val="EA580C"/>
+                <w:sz w:val="16"/>
+              </w:rPr>
+              <w:t>Moyenne</w:t>
             </w:r>
           </w:p>
         </w:tc>
@@ -2408,7 +6548,7 @@
                 <w:i w:val="0"/>
                 <w:sz w:val="16"/>
               </w:rPr>
-              <w:t>S16</w:t>
+              <w:t>S12</w:t>
               <w:br/>
             </w:r>
             <w:r>
@@ -2418,7 +6558,7 @@
                 <w:color w:val="64748B"/>
                 <w:sz w:val="14"/>
               </w:rPr>
-              <w:t>Agriculture</w:t>
+              <w:t>Avoirs / biens durables</w:t>
             </w:r>
           </w:p>
         </w:tc>
@@ -2434,7 +6574,7 @@
                 <w:color w:val="16A34A"/>
                 <w:sz w:val="16"/>
               </w:rPr>
-              <w:t>s16dq05a, s16dq05c</w:t>
+              <w:t>s01q02, s02q01__1, s02q02__1, s02q03__1, s02q15, s03q17, s04q28, s04q35d</w:t>
             </w:r>
           </w:p>
         </w:tc>
@@ -2465,7 +6605,7 @@
                 <w:i w:val="0"/>
                 <w:sz w:val="17"/>
               </w:rPr>
-              <w:t>La quantité de s16dq05a estimée en Kg est incohérente avec la prise dans la question s16dq05c, prière de bien estimer et mettre la valeur exacte.</w:t>
+              <w:t>Le prix d'achat de l'article  Lit ne doit pas être égal 0 même si le ménage l'a reçu en cadeau prière de leurs aider à faire une estimations.</w:t>
             </w:r>
           </w:p>
         </w:tc>
@@ -2498,7 +6638,7 @@
                 <w:i w:val="0"/>
                 <w:sz w:val="16"/>
               </w:rPr>
-              <w:t>S00</w:t>
+              <w:t>S12</w:t>
               <w:br/>
             </w:r>
             <w:r>
@@ -2508,7 +6648,7 @@
                 <w:color w:val="64748B"/>
                 <w:sz w:val="14"/>
               </w:rPr>
-              <w:t>Identification</w:t>
+              <w:t>Avoirs / biens durables</w:t>
             </w:r>
           </w:p>
         </w:tc>
@@ -2524,7 +6664,7 @@
                 <w:color w:val="16A34A"/>
                 <w:sz w:val="16"/>
               </w:rPr>
-              <w:t>s00q27</w:t>
+              <w:t>—</w:t>
             </w:r>
           </w:p>
         </w:tc>
@@ -2555,7 +6695,7 @@
                 <w:i w:val="0"/>
                 <w:sz w:val="17"/>
               </w:rPr>
-              <w:t>Le questionnaire semble ne pas être complètement fini mais le questionnaire est en statut complet, prière de compléter le questionnaire.</w:t>
+              <w:t>Prière de vérifier ou confirmer avec l'enquêté et mettre les bonnes valeurs après verification, s'il le faut.</w:t>
             </w:r>
           </w:p>
         </w:tc>
@@ -2588,7 +6728,7 @@
                 <w:i w:val="0"/>
                 <w:sz w:val="16"/>
               </w:rPr>
-              <w:t>S00</w:t>
+              <w:t>S12</w:t>
               <w:br/>
             </w:r>
             <w:r>
@@ -2598,7 +6738,7 @@
                 <w:color w:val="64748B"/>
                 <w:sz w:val="14"/>
               </w:rPr>
-              <w:t>Identification</w:t>
+              <w:t>Avoirs / biens durables</w:t>
             </w:r>
           </w:p>
         </w:tc>
@@ -2614,7 +6754,7 @@
                 <w:color w:val="16A34A"/>
                 <w:sz w:val="16"/>
               </w:rPr>
-              <w:t>—</w:t>
+              <w:t>s01q02, s02q01__1, s02q02__1, s02q03__1, s02q15, s03q17, s04q28, s04q35d</w:t>
             </w:r>
           </w:p>
         </w:tc>
@@ -2645,7 +6785,7 @@
                 <w:i w:val="0"/>
                 <w:sz w:val="17"/>
               </w:rPr>
-              <w:t>Les coordonnées GPS ménage prises lors de l'enquête principale diffèrent de celles du dénombrement, êtes vous sûr d'avoir enquêté le bon ménage si non chercher le bon ménage.</w:t>
+              <w:t>Le prix d'achat de l'article  Téléphone portable ne doit pas être égal 0 même si le ménage l'a reçu en cadeau prière de leurs aider à faire une estimations.</w:t>
             </w:r>
           </w:p>
         </w:tc>
@@ -2678,7 +6818,7 @@
                 <w:i w:val="0"/>
                 <w:sz w:val="16"/>
               </w:rPr>
-              <w:t>S00</w:t>
+              <w:t>S12</w:t>
               <w:br/>
             </w:r>
             <w:r>
@@ -2688,7 +6828,7 @@
                 <w:color w:val="64748B"/>
                 <w:sz w:val="14"/>
               </w:rPr>
-              <w:t>Identification</w:t>
+              <w:t>Avoirs / biens durables</w:t>
             </w:r>
           </w:p>
         </w:tc>
@@ -2704,7 +6844,7 @@
                 <w:color w:val="16A34A"/>
                 <w:sz w:val="16"/>
               </w:rPr>
-              <w:t>—</w:t>
+              <w:t>s01q02, s02q01__1, s02q02__1, s02q03__1, s02q15, s03q17, s04q28, s04q35d</w:t>
             </w:r>
           </w:p>
         </w:tc>
@@ -2735,4597 +6875,7 @@
                 <w:i w:val="0"/>
                 <w:sz w:val="17"/>
               </w:rPr>
-              <w:t>L'adresse ou la localisation du ménage doit être bien renseignée, ne doit pas contenir des numéros de téléphone et elle semble courte pour être une adresse.</w:t>
-            </w:r>
-          </w:p>
-        </w:tc>
-      </w:tr>
-      <w:tr>
-        <w:tc>
-          <w:tcPr>
-            <w:tcW w:type="dxa" w:w="964"/>
-          </w:tcPr>
-          <w:p>
-            <w:r>
-              <w:rPr>
-                <w:b/>
-                <w:i w:val="0"/>
-                <w:color w:val="EA580C"/>
-                <w:sz w:val="16"/>
-              </w:rPr>
-              <w:t>Moyenne</w:t>
-            </w:r>
-          </w:p>
-        </w:tc>
-        <w:tc>
-          <w:tcPr>
-            <w:tcW w:type="dxa" w:w="1247"/>
-          </w:tcPr>
-          <w:p>
-            <w:r>
-              <w:rPr>
-                <w:b/>
-                <w:i w:val="0"/>
-                <w:sz w:val="16"/>
-              </w:rPr>
-              <w:t>S00</w:t>
-              <w:br/>
-            </w:r>
-            <w:r>
-              <w:rPr>
-                <w:b w:val="0"/>
-                <w:i w:val="0"/>
-                <w:color w:val="64748B"/>
-                <w:sz w:val="14"/>
-              </w:rPr>
-              <w:t>Identification</w:t>
-            </w:r>
-          </w:p>
-        </w:tc>
-        <w:tc>
-          <w:tcPr>
-            <w:tcW w:type="dxa" w:w="1531"/>
-          </w:tcPr>
-          <w:p>
-            <w:r>
-              <w:rPr>
-                <w:b/>
-                <w:i w:val="0"/>
-                <w:color w:val="16A34A"/>
-                <w:sz w:val="16"/>
-              </w:rPr>
-              <w:t>s00q12a, s00q12b</w:t>
-            </w:r>
-          </w:p>
-        </w:tc>
-        <w:tc>
-          <w:tcPr>
-            <w:tcW w:type="dxa" w:w="1191"/>
-          </w:tcPr>
-          <w:p>
-            <w:r>
-              <w:rPr>
-                <w:b w:val="0"/>
-                <w:i w:val="0"/>
-                <w:color w:val="64748B"/>
-                <w:sz w:val="16"/>
-              </w:rPr>
-              <w:t>GT-CQ</w:t>
-            </w:r>
-          </w:p>
-        </w:tc>
-        <w:tc>
-          <w:tcPr>
-            <w:tcW w:type="dxa" w:w="4706"/>
-          </w:tcPr>
-          <w:p>
-            <w:r>
-              <w:rPr>
-                <w:b w:val="0"/>
-                <w:i w:val="0"/>
-                <w:sz w:val="17"/>
-              </w:rPr>
-              <w:t>Prière de renseigner la bonne adresse.Attention! Veillez bien renseigner le deuxième numero du chef de ménage(0.12b).</w:t>
-            </w:r>
-          </w:p>
-        </w:tc>
-      </w:tr>
-      <w:tr>
-        <w:tc>
-          <w:tcPr>
-            <w:tcW w:type="dxa" w:w="964"/>
-          </w:tcPr>
-          <w:p>
-            <w:r>
-              <w:rPr>
-                <w:b/>
-                <w:i w:val="0"/>
-                <w:color w:val="EA580C"/>
-                <w:sz w:val="16"/>
-              </w:rPr>
-              <w:t>Moyenne</w:t>
-            </w:r>
-          </w:p>
-        </w:tc>
-        <w:tc>
-          <w:tcPr>
-            <w:tcW w:type="dxa" w:w="1247"/>
-          </w:tcPr>
-          <w:p>
-            <w:r>
-              <w:rPr>
-                <w:b/>
-                <w:i w:val="0"/>
-                <w:sz w:val="16"/>
-              </w:rPr>
-              <w:t>S00</w:t>
-              <w:br/>
-            </w:r>
-            <w:r>
-              <w:rPr>
-                <w:b w:val="0"/>
-                <w:i w:val="0"/>
-                <w:color w:val="64748B"/>
-                <w:sz w:val="14"/>
-              </w:rPr>
-              <w:t>Identification</w:t>
-            </w:r>
-          </w:p>
-        </w:tc>
-        <w:tc>
-          <w:tcPr>
-            <w:tcW w:type="dxa" w:w="1531"/>
-          </w:tcPr>
-          <w:p>
-            <w:r>
-              <w:rPr>
-                <w:b/>
-                <w:i w:val="0"/>
-                <w:color w:val="16A34A"/>
-                <w:sz w:val="16"/>
-              </w:rPr>
-              <w:t>s00q14, s00q16, s00q18</w:t>
-            </w:r>
-          </w:p>
-        </w:tc>
-        <w:tc>
-          <w:tcPr>
-            <w:tcW w:type="dxa" w:w="1191"/>
-          </w:tcPr>
-          <w:p>
-            <w:r>
-              <w:rPr>
-                <w:b w:val="0"/>
-                <w:i w:val="0"/>
-                <w:color w:val="64748B"/>
-                <w:sz w:val="16"/>
-              </w:rPr>
-              <w:t>GT-CQ</w:t>
-            </w:r>
-          </w:p>
-        </w:tc>
-        <w:tc>
-          <w:tcPr>
-            <w:tcW w:type="dxa" w:w="4706"/>
-          </w:tcPr>
-          <w:p>
-            <w:r>
-              <w:rPr>
-                <w:b w:val="0"/>
-                <w:i w:val="0"/>
-                <w:sz w:val="17"/>
-              </w:rPr>
-              <w:t>Attention! Veillez bien renseigner les contacts dans les questions de 0.14 ou 0.16 ou 0.18.</w:t>
-            </w:r>
-          </w:p>
-        </w:tc>
-      </w:tr>
-      <w:tr>
-        <w:tc>
-          <w:tcPr>
-            <w:tcW w:type="dxa" w:w="964"/>
-          </w:tcPr>
-          <w:p>
-            <w:r>
-              <w:rPr>
-                <w:b/>
-                <w:i w:val="0"/>
-                <w:color w:val="EA580C"/>
-                <w:sz w:val="16"/>
-              </w:rPr>
-              <w:t>Moyenne</w:t>
-            </w:r>
-          </w:p>
-        </w:tc>
-        <w:tc>
-          <w:tcPr>
-            <w:tcW w:type="dxa" w:w="1247"/>
-          </w:tcPr>
-          <w:p>
-            <w:r>
-              <w:rPr>
-                <w:b/>
-                <w:i w:val="0"/>
-                <w:sz w:val="16"/>
-              </w:rPr>
-              <w:t>S01</w:t>
-              <w:br/>
-            </w:r>
-            <w:r>
-              <w:rPr>
-                <w:b w:val="0"/>
-                <w:i w:val="0"/>
-                <w:color w:val="64748B"/>
-                <w:sz w:val="14"/>
-              </w:rPr>
-              <w:t>Démographie</w:t>
-            </w:r>
-          </w:p>
-        </w:tc>
-        <w:tc>
-          <w:tcPr>
-            <w:tcW w:type="dxa" w:w="1531"/>
-          </w:tcPr>
-          <w:p>
-            <w:r>
-              <w:rPr>
-                <w:b/>
-                <w:i w:val="0"/>
-                <w:color w:val="16A34A"/>
-                <w:sz w:val="16"/>
-              </w:rPr>
-              <w:t>—</w:t>
-            </w:r>
-          </w:p>
-        </w:tc>
-        <w:tc>
-          <w:tcPr>
-            <w:tcW w:type="dxa" w:w="1191"/>
-          </w:tcPr>
-          <w:p>
-            <w:r>
-              <w:rPr>
-                <w:b w:val="0"/>
-                <w:i w:val="0"/>
-                <w:color w:val="64748B"/>
-                <w:sz w:val="16"/>
-              </w:rPr>
-              <w:t>GT-CQ</w:t>
-            </w:r>
-          </w:p>
-        </w:tc>
-        <w:tc>
-          <w:tcPr>
-            <w:tcW w:type="dxa" w:w="4706"/>
-          </w:tcPr>
-          <w:p>
-            <w:r>
-              <w:rPr>
-                <w:b w:val="0"/>
-                <w:i w:val="0"/>
-                <w:sz w:val="17"/>
-              </w:rPr>
-              <w:t>Prière de verifier l'information donnée par ABDOU SENE ou corriger au niveau de la section 1.</w:t>
-            </w:r>
-          </w:p>
-        </w:tc>
-      </w:tr>
-      <w:tr>
-        <w:tc>
-          <w:tcPr>
-            <w:tcW w:type="dxa" w:w="964"/>
-          </w:tcPr>
-          <w:p>
-            <w:r>
-              <w:rPr>
-                <w:b/>
-                <w:i w:val="0"/>
-                <w:color w:val="EA580C"/>
-                <w:sz w:val="16"/>
-              </w:rPr>
-              <w:t>Moyenne</w:t>
-            </w:r>
-          </w:p>
-        </w:tc>
-        <w:tc>
-          <w:tcPr>
-            <w:tcW w:type="dxa" w:w="1247"/>
-          </w:tcPr>
-          <w:p>
-            <w:r>
-              <w:rPr>
-                <w:b/>
-                <w:i w:val="0"/>
-                <w:sz w:val="16"/>
-              </w:rPr>
-              <w:t>S01</w:t>
-              <w:br/>
-            </w:r>
-            <w:r>
-              <w:rPr>
-                <w:b w:val="0"/>
-                <w:i w:val="0"/>
-                <w:color w:val="64748B"/>
-                <w:sz w:val="14"/>
-              </w:rPr>
-              <w:t>Démographie</w:t>
-            </w:r>
-          </w:p>
-        </w:tc>
-        <w:tc>
-          <w:tcPr>
-            <w:tcW w:type="dxa" w:w="1531"/>
-          </w:tcPr>
-          <w:p>
-            <w:r>
-              <w:rPr>
-                <w:b/>
-                <w:i w:val="0"/>
-                <w:color w:val="16A34A"/>
-                <w:sz w:val="16"/>
-              </w:rPr>
-              <w:t>—</w:t>
-            </w:r>
-          </w:p>
-        </w:tc>
-        <w:tc>
-          <w:tcPr>
-            <w:tcW w:type="dxa" w:w="1191"/>
-          </w:tcPr>
-          <w:p>
-            <w:r>
-              <w:rPr>
-                <w:b w:val="0"/>
-                <w:i w:val="0"/>
-                <w:color w:val="64748B"/>
-                <w:sz w:val="16"/>
-              </w:rPr>
-              <w:t>GT-CQ</w:t>
-            </w:r>
-          </w:p>
-        </w:tc>
-        <w:tc>
-          <w:tcPr>
-            <w:tcW w:type="dxa" w:w="4706"/>
-          </w:tcPr>
-          <w:p>
-            <w:r>
-              <w:rPr>
-                <w:b w:val="0"/>
-                <w:i w:val="0"/>
-                <w:sz w:val="17"/>
-              </w:rPr>
-              <w:t>Prière de verifier l'information donnée par AISSATOU ANTA SENE ou corriger au niveau de la section 1.</w:t>
-            </w:r>
-          </w:p>
-        </w:tc>
-      </w:tr>
-      <w:tr>
-        <w:tc>
-          <w:tcPr>
-            <w:tcW w:type="dxa" w:w="964"/>
-          </w:tcPr>
-          <w:p>
-            <w:r>
-              <w:rPr>
-                <w:b/>
-                <w:i w:val="0"/>
-                <w:color w:val="EA580C"/>
-                <w:sz w:val="16"/>
-              </w:rPr>
-              <w:t>Moyenne</w:t>
-            </w:r>
-          </w:p>
-        </w:tc>
-        <w:tc>
-          <w:tcPr>
-            <w:tcW w:type="dxa" w:w="1247"/>
-          </w:tcPr>
-          <w:p>
-            <w:r>
-              <w:rPr>
-                <w:b/>
-                <w:i w:val="0"/>
-                <w:sz w:val="16"/>
-              </w:rPr>
-              <w:t>S01</w:t>
-              <w:br/>
-            </w:r>
-            <w:r>
-              <w:rPr>
-                <w:b w:val="0"/>
-                <w:i w:val="0"/>
-                <w:color w:val="64748B"/>
-                <w:sz w:val="14"/>
-              </w:rPr>
-              <w:t>Démographie</w:t>
-            </w:r>
-          </w:p>
-        </w:tc>
-        <w:tc>
-          <w:tcPr>
-            <w:tcW w:type="dxa" w:w="1531"/>
-          </w:tcPr>
-          <w:p>
-            <w:r>
-              <w:rPr>
-                <w:b/>
-                <w:i w:val="0"/>
-                <w:color w:val="16A34A"/>
-                <w:sz w:val="16"/>
-              </w:rPr>
-              <w:t>—</w:t>
-            </w:r>
-          </w:p>
-        </w:tc>
-        <w:tc>
-          <w:tcPr>
-            <w:tcW w:type="dxa" w:w="1191"/>
-          </w:tcPr>
-          <w:p>
-            <w:r>
-              <w:rPr>
-                <w:b w:val="0"/>
-                <w:i w:val="0"/>
-                <w:color w:val="64748B"/>
-                <w:sz w:val="16"/>
-              </w:rPr>
-              <w:t>GT-CQ</w:t>
-            </w:r>
-          </w:p>
-        </w:tc>
-        <w:tc>
-          <w:tcPr>
-            <w:tcW w:type="dxa" w:w="4706"/>
-          </w:tcPr>
-          <w:p>
-            <w:r>
-              <w:rPr>
-                <w:b w:val="0"/>
-                <w:i w:val="0"/>
-                <w:sz w:val="17"/>
-              </w:rPr>
-              <w:t>Prière de verifier l'information donnée par Aissatou sene ou corriger au niveau de la section 1.</w:t>
-            </w:r>
-          </w:p>
-        </w:tc>
-      </w:tr>
-      <w:tr>
-        <w:tc>
-          <w:tcPr>
-            <w:tcW w:type="dxa" w:w="964"/>
-          </w:tcPr>
-          <w:p>
-            <w:r>
-              <w:rPr>
-                <w:b/>
-                <w:i w:val="0"/>
-                <w:color w:val="EA580C"/>
-                <w:sz w:val="16"/>
-              </w:rPr>
-              <w:t>Moyenne</w:t>
-            </w:r>
-          </w:p>
-        </w:tc>
-        <w:tc>
-          <w:tcPr>
-            <w:tcW w:type="dxa" w:w="1247"/>
-          </w:tcPr>
-          <w:p>
-            <w:r>
-              <w:rPr>
-                <w:b/>
-                <w:i w:val="0"/>
-                <w:sz w:val="16"/>
-              </w:rPr>
-              <w:t>S01</w:t>
-              <w:br/>
-            </w:r>
-            <w:r>
-              <w:rPr>
-                <w:b w:val="0"/>
-                <w:i w:val="0"/>
-                <w:color w:val="64748B"/>
-                <w:sz w:val="14"/>
-              </w:rPr>
-              <w:t>Démographie</w:t>
-            </w:r>
-          </w:p>
-        </w:tc>
-        <w:tc>
-          <w:tcPr>
-            <w:tcW w:type="dxa" w:w="1531"/>
-          </w:tcPr>
-          <w:p>
-            <w:r>
-              <w:rPr>
-                <w:b/>
-                <w:i w:val="0"/>
-                <w:color w:val="16A34A"/>
-                <w:sz w:val="16"/>
-              </w:rPr>
-              <w:t>—</w:t>
-            </w:r>
-          </w:p>
-        </w:tc>
-        <w:tc>
-          <w:tcPr>
-            <w:tcW w:type="dxa" w:w="1191"/>
-          </w:tcPr>
-          <w:p>
-            <w:r>
-              <w:rPr>
-                <w:b w:val="0"/>
-                <w:i w:val="0"/>
-                <w:color w:val="64748B"/>
-                <w:sz w:val="16"/>
-              </w:rPr>
-              <w:t>GT-CQ</w:t>
-            </w:r>
-          </w:p>
-        </w:tc>
-        <w:tc>
-          <w:tcPr>
-            <w:tcW w:type="dxa" w:w="4706"/>
-          </w:tcPr>
-          <w:p>
-            <w:r>
-              <w:rPr>
-                <w:b w:val="0"/>
-                <w:i w:val="0"/>
-                <w:sz w:val="17"/>
-              </w:rPr>
-              <w:t>Prière de verifier l'information donnée par BAYE KARIME SENE ou corriger au niveau de la section 1.</w:t>
-            </w:r>
-          </w:p>
-        </w:tc>
-      </w:tr>
-      <w:tr>
-        <w:tc>
-          <w:tcPr>
-            <w:tcW w:type="dxa" w:w="964"/>
-          </w:tcPr>
-          <w:p>
-            <w:r>
-              <w:rPr>
-                <w:b/>
-                <w:i w:val="0"/>
-                <w:color w:val="EA580C"/>
-                <w:sz w:val="16"/>
-              </w:rPr>
-              <w:t>Moyenne</w:t>
-            </w:r>
-          </w:p>
-        </w:tc>
-        <w:tc>
-          <w:tcPr>
-            <w:tcW w:type="dxa" w:w="1247"/>
-          </w:tcPr>
-          <w:p>
-            <w:r>
-              <w:rPr>
-                <w:b/>
-                <w:i w:val="0"/>
-                <w:sz w:val="16"/>
-              </w:rPr>
-              <w:t>S01</w:t>
-              <w:br/>
-            </w:r>
-            <w:r>
-              <w:rPr>
-                <w:b w:val="0"/>
-                <w:i w:val="0"/>
-                <w:color w:val="64748B"/>
-                <w:sz w:val="14"/>
-              </w:rPr>
-              <w:t>Démographie</w:t>
-            </w:r>
-          </w:p>
-        </w:tc>
-        <w:tc>
-          <w:tcPr>
-            <w:tcW w:type="dxa" w:w="1531"/>
-          </w:tcPr>
-          <w:p>
-            <w:r>
-              <w:rPr>
-                <w:b/>
-                <w:i w:val="0"/>
-                <w:color w:val="16A34A"/>
-                <w:sz w:val="16"/>
-              </w:rPr>
-              <w:t>—</w:t>
-            </w:r>
-          </w:p>
-        </w:tc>
-        <w:tc>
-          <w:tcPr>
-            <w:tcW w:type="dxa" w:w="1191"/>
-          </w:tcPr>
-          <w:p>
-            <w:r>
-              <w:rPr>
-                <w:b w:val="0"/>
-                <w:i w:val="0"/>
-                <w:color w:val="64748B"/>
-                <w:sz w:val="16"/>
-              </w:rPr>
-              <w:t>GT-CQ</w:t>
-            </w:r>
-          </w:p>
-        </w:tc>
-        <w:tc>
-          <w:tcPr>
-            <w:tcW w:type="dxa" w:w="4706"/>
-          </w:tcPr>
-          <w:p>
-            <w:r>
-              <w:rPr>
-                <w:b w:val="0"/>
-                <w:i w:val="0"/>
-                <w:sz w:val="17"/>
-              </w:rPr>
-              <w:t>Prière de verifier l'information donnée par FALLOU SENE ou corriger au niveau de la section 1.</w:t>
-            </w:r>
-          </w:p>
-        </w:tc>
-      </w:tr>
-      <w:tr>
-        <w:tc>
-          <w:tcPr>
-            <w:tcW w:type="dxa" w:w="964"/>
-          </w:tcPr>
-          <w:p>
-            <w:r>
-              <w:rPr>
-                <w:b/>
-                <w:i w:val="0"/>
-                <w:color w:val="EA580C"/>
-                <w:sz w:val="16"/>
-              </w:rPr>
-              <w:t>Moyenne</w:t>
-            </w:r>
-          </w:p>
-        </w:tc>
-        <w:tc>
-          <w:tcPr>
-            <w:tcW w:type="dxa" w:w="1247"/>
-          </w:tcPr>
-          <w:p>
-            <w:r>
-              <w:rPr>
-                <w:b/>
-                <w:i w:val="0"/>
-                <w:sz w:val="16"/>
-              </w:rPr>
-              <w:t>S01</w:t>
-              <w:br/>
-            </w:r>
-            <w:r>
-              <w:rPr>
-                <w:b w:val="0"/>
-                <w:i w:val="0"/>
-                <w:color w:val="64748B"/>
-                <w:sz w:val="14"/>
-              </w:rPr>
-              <w:t>Démographie</w:t>
-            </w:r>
-          </w:p>
-        </w:tc>
-        <w:tc>
-          <w:tcPr>
-            <w:tcW w:type="dxa" w:w="1531"/>
-          </w:tcPr>
-          <w:p>
-            <w:r>
-              <w:rPr>
-                <w:b/>
-                <w:i w:val="0"/>
-                <w:color w:val="16A34A"/>
-                <w:sz w:val="16"/>
-              </w:rPr>
-              <w:t>—</w:t>
-            </w:r>
-          </w:p>
-        </w:tc>
-        <w:tc>
-          <w:tcPr>
-            <w:tcW w:type="dxa" w:w="1191"/>
-          </w:tcPr>
-          <w:p>
-            <w:r>
-              <w:rPr>
-                <w:b w:val="0"/>
-                <w:i w:val="0"/>
-                <w:color w:val="64748B"/>
-                <w:sz w:val="16"/>
-              </w:rPr>
-              <w:t>GT-CQ</w:t>
-            </w:r>
-          </w:p>
-        </w:tc>
-        <w:tc>
-          <w:tcPr>
-            <w:tcW w:type="dxa" w:w="4706"/>
-          </w:tcPr>
-          <w:p>
-            <w:r>
-              <w:rPr>
-                <w:b w:val="0"/>
-                <w:i w:val="0"/>
-                <w:sz w:val="17"/>
-              </w:rPr>
-              <w:t>Prière de verifier l'information donnée par MORTALLA SENE ou corriger au niveau de la section 1.</w:t>
-            </w:r>
-          </w:p>
-        </w:tc>
-      </w:tr>
-      <w:tr>
-        <w:tc>
-          <w:tcPr>
-            <w:tcW w:type="dxa" w:w="964"/>
-          </w:tcPr>
-          <w:p>
-            <w:r>
-              <w:rPr>
-                <w:b/>
-                <w:i w:val="0"/>
-                <w:color w:val="EA580C"/>
-                <w:sz w:val="16"/>
-              </w:rPr>
-              <w:t>Moyenne</w:t>
-            </w:r>
-          </w:p>
-        </w:tc>
-        <w:tc>
-          <w:tcPr>
-            <w:tcW w:type="dxa" w:w="1247"/>
-          </w:tcPr>
-          <w:p>
-            <w:r>
-              <w:rPr>
-                <w:b/>
-                <w:i w:val="0"/>
-                <w:sz w:val="16"/>
-              </w:rPr>
-              <w:t>S01</w:t>
-              <w:br/>
-            </w:r>
-            <w:r>
-              <w:rPr>
-                <w:b w:val="0"/>
-                <w:i w:val="0"/>
-                <w:color w:val="64748B"/>
-                <w:sz w:val="14"/>
-              </w:rPr>
-              <w:t>Démographie</w:t>
-            </w:r>
-          </w:p>
-        </w:tc>
-        <w:tc>
-          <w:tcPr>
-            <w:tcW w:type="dxa" w:w="1531"/>
-          </w:tcPr>
-          <w:p>
-            <w:r>
-              <w:rPr>
-                <w:b/>
-                <w:i w:val="0"/>
-                <w:color w:val="16A34A"/>
-                <w:sz w:val="16"/>
-              </w:rPr>
-              <w:t>s00q27, s01q03a, s01q03b, s01q03c, s01q00b</w:t>
-            </w:r>
-          </w:p>
-        </w:tc>
-        <w:tc>
-          <w:tcPr>
-            <w:tcW w:type="dxa" w:w="1191"/>
-          </w:tcPr>
-          <w:p>
-            <w:r>
-              <w:rPr>
-                <w:b w:val="0"/>
-                <w:i w:val="0"/>
-                <w:color w:val="64748B"/>
-                <w:sz w:val="16"/>
-              </w:rPr>
-              <w:t>GT-CQ</w:t>
-            </w:r>
-          </w:p>
-        </w:tc>
-        <w:tc>
-          <w:tcPr>
-            <w:tcW w:type="dxa" w:w="4706"/>
-          </w:tcPr>
-          <w:p>
-            <w:r>
-              <w:rPr>
-                <w:b w:val="0"/>
-                <w:i w:val="0"/>
-                <w:sz w:val="17"/>
-              </w:rPr>
-              <w:t>Les informations sur l'acte de naissance (ni Jours, ni mois et ni années) de  MAME DIARRA SENE  manquent, s'il vous plait pouvez-vous fournir d'effort pour avoir ces informations.</w:t>
-            </w:r>
-          </w:p>
-        </w:tc>
-      </w:tr>
-      <w:tr>
-        <w:tc>
-          <w:tcPr>
-            <w:tcW w:type="dxa" w:w="964"/>
-          </w:tcPr>
-          <w:p>
-            <w:r>
-              <w:rPr>
-                <w:b/>
-                <w:i w:val="0"/>
-                <w:color w:val="EA580C"/>
-                <w:sz w:val="16"/>
-              </w:rPr>
-              <w:t>Moyenne</w:t>
-            </w:r>
-          </w:p>
-        </w:tc>
-        <w:tc>
-          <w:tcPr>
-            <w:tcW w:type="dxa" w:w="1247"/>
-          </w:tcPr>
-          <w:p>
-            <w:r>
-              <w:rPr>
-                <w:b/>
-                <w:i w:val="0"/>
-                <w:sz w:val="16"/>
-              </w:rPr>
-              <w:t>S01</w:t>
-              <w:br/>
-            </w:r>
-            <w:r>
-              <w:rPr>
-                <w:b w:val="0"/>
-                <w:i w:val="0"/>
-                <w:color w:val="64748B"/>
-                <w:sz w:val="14"/>
-              </w:rPr>
-              <w:t>Démographie</w:t>
-            </w:r>
-          </w:p>
-        </w:tc>
-        <w:tc>
-          <w:tcPr>
-            <w:tcW w:type="dxa" w:w="1531"/>
-          </w:tcPr>
-          <w:p>
-            <w:r>
-              <w:rPr>
-                <w:b/>
-                <w:i w:val="0"/>
-                <w:color w:val="16A34A"/>
-                <w:sz w:val="16"/>
-              </w:rPr>
-              <w:t>s00q27, s01q03a, s01q03b, s01q03c, s01q00b</w:t>
-            </w:r>
-          </w:p>
-        </w:tc>
-        <w:tc>
-          <w:tcPr>
-            <w:tcW w:type="dxa" w:w="1191"/>
-          </w:tcPr>
-          <w:p>
-            <w:r>
-              <w:rPr>
-                <w:b w:val="0"/>
-                <w:i w:val="0"/>
-                <w:color w:val="64748B"/>
-                <w:sz w:val="16"/>
-              </w:rPr>
-              <w:t>GT-CQ</w:t>
-            </w:r>
-          </w:p>
-        </w:tc>
-        <w:tc>
-          <w:tcPr>
-            <w:tcW w:type="dxa" w:w="4706"/>
-          </w:tcPr>
-          <w:p>
-            <w:r>
-              <w:rPr>
-                <w:b w:val="0"/>
-                <w:i w:val="0"/>
-                <w:sz w:val="17"/>
-              </w:rPr>
-              <w:t>Les informations sur l'acte de naissance (ni Jours, ni mois et ni années) de  OMAR SENE  manquent, s'il vous plait pouvez-vous fournir d'effort pour avoir ces informations.</w:t>
-            </w:r>
-          </w:p>
-        </w:tc>
-      </w:tr>
-      <w:tr>
-        <w:tc>
-          <w:tcPr>
-            <w:tcW w:type="dxa" w:w="964"/>
-          </w:tcPr>
-          <w:p>
-            <w:r>
-              <w:rPr>
-                <w:b/>
-                <w:i w:val="0"/>
-                <w:color w:val="EA580C"/>
-                <w:sz w:val="16"/>
-              </w:rPr>
-              <w:t>Moyenne</w:t>
-            </w:r>
-          </w:p>
-        </w:tc>
-        <w:tc>
-          <w:tcPr>
-            <w:tcW w:type="dxa" w:w="1247"/>
-          </w:tcPr>
-          <w:p>
-            <w:r>
-              <w:rPr>
-                <w:b/>
-                <w:i w:val="0"/>
-                <w:sz w:val="16"/>
-              </w:rPr>
-              <w:t>S02</w:t>
-              <w:br/>
-            </w:r>
-            <w:r>
-              <w:rPr>
-                <w:b w:val="0"/>
-                <w:i w:val="0"/>
-                <w:color w:val="64748B"/>
-                <w:sz w:val="14"/>
-              </w:rPr>
-              <w:t>Éducation</w:t>
-            </w:r>
-          </w:p>
-        </w:tc>
-        <w:tc>
-          <w:tcPr>
-            <w:tcW w:type="dxa" w:w="1531"/>
-          </w:tcPr>
-          <w:p>
-            <w:r>
-              <w:rPr>
-                <w:b/>
-                <w:i w:val="0"/>
-                <w:color w:val="16A34A"/>
-                <w:sz w:val="16"/>
-              </w:rPr>
-              <w:t>—</w:t>
-            </w:r>
-          </w:p>
-        </w:tc>
-        <w:tc>
-          <w:tcPr>
-            <w:tcW w:type="dxa" w:w="1191"/>
-          </w:tcPr>
-          <w:p>
-            <w:r>
-              <w:rPr>
-                <w:b w:val="0"/>
-                <w:i w:val="0"/>
-                <w:color w:val="64748B"/>
-                <w:sz w:val="16"/>
-              </w:rPr>
-              <w:t>GT-CQ</w:t>
-            </w:r>
-          </w:p>
-        </w:tc>
-        <w:tc>
-          <w:tcPr>
-            <w:tcW w:type="dxa" w:w="4706"/>
-          </w:tcPr>
-          <w:p>
-            <w:r>
-              <w:rPr>
-                <w:b w:val="0"/>
-                <w:i w:val="0"/>
-                <w:sz w:val="17"/>
-              </w:rPr>
-              <w:t>veuillez, s'il vous plait, confirmer les frais de scolarité ( 1000 FCFA) payée de Aissatou sene avec le QG ou apporter les corrections nécessaires.</w:t>
-            </w:r>
-          </w:p>
-        </w:tc>
-      </w:tr>
-      <w:tr>
-        <w:tc>
-          <w:tcPr>
-            <w:tcW w:type="dxa" w:w="964"/>
-          </w:tcPr>
-          <w:p>
-            <w:r>
-              <w:rPr>
-                <w:b/>
-                <w:i w:val="0"/>
-                <w:color w:val="EA580C"/>
-                <w:sz w:val="16"/>
-              </w:rPr>
-              <w:t>Moyenne</w:t>
-            </w:r>
-          </w:p>
-        </w:tc>
-        <w:tc>
-          <w:tcPr>
-            <w:tcW w:type="dxa" w:w="1247"/>
-          </w:tcPr>
-          <w:p>
-            <w:r>
-              <w:rPr>
-                <w:b/>
-                <w:i w:val="0"/>
-                <w:sz w:val="16"/>
-              </w:rPr>
-              <w:t>S02</w:t>
-              <w:br/>
-            </w:r>
-            <w:r>
-              <w:rPr>
-                <w:b w:val="0"/>
-                <w:i w:val="0"/>
-                <w:color w:val="64748B"/>
-                <w:sz w:val="14"/>
-              </w:rPr>
-              <w:t>Éducation</w:t>
-            </w:r>
-          </w:p>
-        </w:tc>
-        <w:tc>
-          <w:tcPr>
-            <w:tcW w:type="dxa" w:w="1531"/>
-          </w:tcPr>
-          <w:p>
-            <w:r>
-              <w:rPr>
-                <w:b/>
-                <w:i w:val="0"/>
-                <w:color w:val="16A34A"/>
-                <w:sz w:val="16"/>
-              </w:rPr>
-              <w:t>s01q25, s01q29, s01q30, s04q46, s01q00b</w:t>
-            </w:r>
-          </w:p>
-        </w:tc>
-        <w:tc>
-          <w:tcPr>
-            <w:tcW w:type="dxa" w:w="1191"/>
-          </w:tcPr>
-          <w:p>
-            <w:r>
-              <w:rPr>
-                <w:b w:val="0"/>
-                <w:i w:val="0"/>
-                <w:color w:val="64748B"/>
-                <w:sz w:val="16"/>
-              </w:rPr>
-              <w:t>GT-CQ</w:t>
-            </w:r>
-          </w:p>
-        </w:tc>
-        <w:tc>
-          <w:tcPr>
-            <w:tcW w:type="dxa" w:w="4706"/>
-          </w:tcPr>
-          <w:p>
-            <w:r>
-              <w:rPr>
-                <w:b w:val="0"/>
-                <w:i w:val="0"/>
-                <w:sz w:val="17"/>
-              </w:rPr>
-              <w:t>Il manque des informations non renseignées de MORTALLA SENE , prière de renseignés toutes les questions liées à MORTALLA SENE .</w:t>
-            </w:r>
-          </w:p>
-        </w:tc>
-      </w:tr>
-      <w:tr>
-        <w:tc>
-          <w:tcPr>
-            <w:tcW w:type="dxa" w:w="964"/>
-          </w:tcPr>
-          <w:p>
-            <w:r>
-              <w:rPr>
-                <w:b/>
-                <w:i w:val="0"/>
-                <w:color w:val="EA580C"/>
-                <w:sz w:val="16"/>
-              </w:rPr>
-              <w:t>Moyenne</w:t>
-            </w:r>
-          </w:p>
-        </w:tc>
-        <w:tc>
-          <w:tcPr>
-            <w:tcW w:type="dxa" w:w="1247"/>
-          </w:tcPr>
-          <w:p>
-            <w:r>
-              <w:rPr>
-                <w:b/>
-                <w:i w:val="0"/>
-                <w:sz w:val="16"/>
-              </w:rPr>
-              <w:t>S02</w:t>
-              <w:br/>
-            </w:r>
-            <w:r>
-              <w:rPr>
-                <w:b w:val="0"/>
-                <w:i w:val="0"/>
-                <w:color w:val="64748B"/>
-                <w:sz w:val="14"/>
-              </w:rPr>
-              <w:t>Éducation</w:t>
-            </w:r>
-          </w:p>
-        </w:tc>
-        <w:tc>
-          <w:tcPr>
-            <w:tcW w:type="dxa" w:w="1531"/>
-          </w:tcPr>
-          <w:p>
-            <w:r>
-              <w:rPr>
-                <w:b/>
-                <w:i w:val="0"/>
-                <w:color w:val="16A34A"/>
-                <w:sz w:val="16"/>
-              </w:rPr>
-              <w:t>—</w:t>
-            </w:r>
-          </w:p>
-        </w:tc>
-        <w:tc>
-          <w:tcPr>
-            <w:tcW w:type="dxa" w:w="1191"/>
-          </w:tcPr>
-          <w:p>
-            <w:r>
-              <w:rPr>
-                <w:b w:val="0"/>
-                <w:i w:val="0"/>
-                <w:color w:val="64748B"/>
-                <w:sz w:val="16"/>
-              </w:rPr>
-              <w:t>GT-CQ</w:t>
-            </w:r>
-          </w:p>
-        </w:tc>
-        <w:tc>
-          <w:tcPr>
-            <w:tcW w:type="dxa" w:w="4706"/>
-          </w:tcPr>
-          <w:p>
-            <w:r>
-              <w:rPr>
-                <w:b w:val="0"/>
-                <w:i w:val="0"/>
-                <w:sz w:val="17"/>
-              </w:rPr>
-              <w:t>Prière de vous adresser à CHEIKH SENE pour avoir l'année exacte.</w:t>
-            </w:r>
-          </w:p>
-        </w:tc>
-      </w:tr>
-      <w:tr>
-        <w:tc>
-          <w:tcPr>
-            <w:tcW w:type="dxa" w:w="964"/>
-          </w:tcPr>
-          <w:p>
-            <w:r>
-              <w:rPr>
-                <w:b/>
-                <w:i w:val="0"/>
-                <w:color w:val="EA580C"/>
-                <w:sz w:val="16"/>
-              </w:rPr>
-              <w:t>Moyenne</w:t>
-            </w:r>
-          </w:p>
-        </w:tc>
-        <w:tc>
-          <w:tcPr>
-            <w:tcW w:type="dxa" w:w="1247"/>
-          </w:tcPr>
-          <w:p>
-            <w:r>
-              <w:rPr>
-                <w:b/>
-                <w:i w:val="0"/>
-                <w:sz w:val="16"/>
-              </w:rPr>
-              <w:t>S03</w:t>
-              <w:br/>
-            </w:r>
-            <w:r>
-              <w:rPr>
-                <w:b w:val="0"/>
-                <w:i w:val="0"/>
-                <w:color w:val="64748B"/>
-                <w:sz w:val="14"/>
-              </w:rPr>
-              <w:t>Santé</w:t>
-            </w:r>
-          </w:p>
-        </w:tc>
-        <w:tc>
-          <w:tcPr>
-            <w:tcW w:type="dxa" w:w="1531"/>
-          </w:tcPr>
-          <w:p>
-            <w:r>
-              <w:rPr>
-                <w:b/>
-                <w:i w:val="0"/>
-                <w:color w:val="16A34A"/>
-                <w:sz w:val="16"/>
-              </w:rPr>
-              <w:t>s01q02, s01q12, s01q13, s02q03__2, s03q01, s01q00b</w:t>
-            </w:r>
-          </w:p>
-        </w:tc>
-        <w:tc>
-          <w:tcPr>
-            <w:tcW w:type="dxa" w:w="1191"/>
-          </w:tcPr>
-          <w:p>
-            <w:r>
-              <w:rPr>
-                <w:b w:val="0"/>
-                <w:i w:val="0"/>
-                <w:color w:val="64748B"/>
-                <w:sz w:val="16"/>
-              </w:rPr>
-              <w:t>GT-CQ</w:t>
-            </w:r>
-          </w:p>
-        </w:tc>
-        <w:tc>
-          <w:tcPr>
-            <w:tcW w:type="dxa" w:w="4706"/>
-          </w:tcPr>
-          <w:p>
-            <w:r>
-              <w:rPr>
-                <w:b w:val="0"/>
-                <w:i w:val="0"/>
-                <w:sz w:val="17"/>
-              </w:rPr>
-              <w:t>La section n'est pas renseignée pour MAME DIARRA SENE, prière de la renseigner.</w:t>
-            </w:r>
-          </w:p>
-        </w:tc>
-      </w:tr>
-      <w:tr>
-        <w:tc>
-          <w:tcPr>
-            <w:tcW w:type="dxa" w:w="964"/>
-          </w:tcPr>
-          <w:p>
-            <w:r>
-              <w:rPr>
-                <w:b/>
-                <w:i w:val="0"/>
-                <w:color w:val="EA580C"/>
-                <w:sz w:val="16"/>
-              </w:rPr>
-              <w:t>Moyenne</w:t>
-            </w:r>
-          </w:p>
-        </w:tc>
-        <w:tc>
-          <w:tcPr>
-            <w:tcW w:type="dxa" w:w="1247"/>
-          </w:tcPr>
-          <w:p>
-            <w:r>
-              <w:rPr>
-                <w:b/>
-                <w:i w:val="0"/>
-                <w:sz w:val="16"/>
-              </w:rPr>
-              <w:t>S04</w:t>
-              <w:br/>
-            </w:r>
-            <w:r>
-              <w:rPr>
-                <w:b w:val="0"/>
-                <w:i w:val="0"/>
-                <w:color w:val="64748B"/>
-                <w:sz w:val="14"/>
-              </w:rPr>
-              <w:t>Emploi</w:t>
-            </w:r>
-          </w:p>
-        </w:tc>
-        <w:tc>
-          <w:tcPr>
-            <w:tcW w:type="dxa" w:w="1531"/>
-          </w:tcPr>
-          <w:p>
-            <w:r>
-              <w:rPr>
-                <w:b/>
-                <w:i w:val="0"/>
-                <w:color w:val="16A34A"/>
-                <w:sz w:val="16"/>
-              </w:rPr>
-              <w:t>s01q63, s00q04, s02q25, s04q17, s04q21, s01q00b, s01q29_1</w:t>
-            </w:r>
-          </w:p>
-        </w:tc>
-        <w:tc>
-          <w:tcPr>
-            <w:tcW w:type="dxa" w:w="1191"/>
-          </w:tcPr>
-          <w:p>
-            <w:r>
-              <w:rPr>
-                <w:b w:val="0"/>
-                <w:i w:val="0"/>
-                <w:color w:val="64748B"/>
-                <w:sz w:val="16"/>
-              </w:rPr>
-              <w:t>GT-CQ</w:t>
-            </w:r>
-          </w:p>
-        </w:tc>
-        <w:tc>
-          <w:tcPr>
-            <w:tcW w:type="dxa" w:w="4706"/>
-          </w:tcPr>
-          <w:p>
-            <w:r>
-              <w:rPr>
-                <w:b w:val="0"/>
-                <w:i w:val="0"/>
-                <w:sz w:val="17"/>
-              </w:rPr>
-              <w:t>Il est probable que ANTA BA ait exercé un emploi au cours des 12 derniers mois car il evolue ou a evolué dans Agriculture, Elevage, Pêche,.</w:t>
-            </w:r>
-          </w:p>
-        </w:tc>
-      </w:tr>
-      <w:tr>
-        <w:tc>
-          <w:tcPr>
-            <w:tcW w:type="dxa" w:w="964"/>
-          </w:tcPr>
-          <w:p>
-            <w:r>
-              <w:rPr>
-                <w:b/>
-                <w:i w:val="0"/>
-                <w:color w:val="EA580C"/>
-                <w:sz w:val="16"/>
-              </w:rPr>
-              <w:t>Moyenne</w:t>
-            </w:r>
-          </w:p>
-        </w:tc>
-        <w:tc>
-          <w:tcPr>
-            <w:tcW w:type="dxa" w:w="1247"/>
-          </w:tcPr>
-          <w:p>
-            <w:r>
-              <w:rPr>
-                <w:b/>
-                <w:i w:val="0"/>
-                <w:sz w:val="16"/>
-              </w:rPr>
-              <w:t>S04</w:t>
-              <w:br/>
-            </w:r>
-            <w:r>
-              <w:rPr>
-                <w:b w:val="0"/>
-                <w:i w:val="0"/>
-                <w:color w:val="64748B"/>
-                <w:sz w:val="14"/>
-              </w:rPr>
-              <w:t>Emploi</w:t>
-            </w:r>
-          </w:p>
-        </w:tc>
-        <w:tc>
-          <w:tcPr>
-            <w:tcW w:type="dxa" w:w="1531"/>
-          </w:tcPr>
-          <w:p>
-            <w:r>
-              <w:rPr>
-                <w:b/>
-                <w:i w:val="0"/>
-                <w:color w:val="16A34A"/>
-                <w:sz w:val="16"/>
-              </w:rPr>
-              <w:t>—</w:t>
-            </w:r>
-          </w:p>
-        </w:tc>
-        <w:tc>
-          <w:tcPr>
-            <w:tcW w:type="dxa" w:w="1191"/>
-          </w:tcPr>
-          <w:p>
-            <w:r>
-              <w:rPr>
-                <w:b w:val="0"/>
-                <w:i w:val="0"/>
-                <w:color w:val="64748B"/>
-                <w:sz w:val="16"/>
-              </w:rPr>
-              <w:t>GT-CQ</w:t>
-            </w:r>
-          </w:p>
-        </w:tc>
-        <w:tc>
-          <w:tcPr>
-            <w:tcW w:type="dxa" w:w="4706"/>
-          </w:tcPr>
-          <w:p>
-            <w:r>
-              <w:rPr>
-                <w:b w:val="0"/>
-                <w:i w:val="0"/>
-                <w:sz w:val="17"/>
-              </w:rPr>
-              <w:t>Merci de vérifier les questions de 4.09 à 4.14 ou 4.17 ou 4.33.</w:t>
-            </w:r>
-          </w:p>
-        </w:tc>
-      </w:tr>
-      <w:tr>
-        <w:tc>
-          <w:tcPr>
-            <w:tcW w:type="dxa" w:w="964"/>
-          </w:tcPr>
-          <w:p>
-            <w:r>
-              <w:rPr>
-                <w:b/>
-                <w:i w:val="0"/>
-                <w:color w:val="EA580C"/>
-                <w:sz w:val="16"/>
-              </w:rPr>
-              <w:t>Moyenne</w:t>
-            </w:r>
-          </w:p>
-        </w:tc>
-        <w:tc>
-          <w:tcPr>
-            <w:tcW w:type="dxa" w:w="1247"/>
-          </w:tcPr>
-          <w:p>
-            <w:r>
-              <w:rPr>
-                <w:b/>
-                <w:i w:val="0"/>
-                <w:sz w:val="16"/>
-              </w:rPr>
-              <w:t>S04</w:t>
-              <w:br/>
-            </w:r>
-            <w:r>
-              <w:rPr>
-                <w:b w:val="0"/>
-                <w:i w:val="0"/>
-                <w:color w:val="64748B"/>
-                <w:sz w:val="14"/>
-              </w:rPr>
-              <w:t>Emploi</w:t>
-            </w:r>
-          </w:p>
-        </w:tc>
-        <w:tc>
-          <w:tcPr>
-            <w:tcW w:type="dxa" w:w="1531"/>
-          </w:tcPr>
-          <w:p>
-            <w:r>
-              <w:rPr>
-                <w:b/>
-                <w:i w:val="0"/>
-                <w:color w:val="16A34A"/>
-                <w:sz w:val="16"/>
-              </w:rPr>
-              <w:t>s00q04, s01q41, s02q14, s01q00b</w:t>
-            </w:r>
-          </w:p>
-        </w:tc>
-        <w:tc>
-          <w:tcPr>
-            <w:tcW w:type="dxa" w:w="1191"/>
-          </w:tcPr>
-          <w:p>
-            <w:r>
-              <w:rPr>
-                <w:b w:val="0"/>
-                <w:i w:val="0"/>
-                <w:color w:val="64748B"/>
-                <w:sz w:val="16"/>
-              </w:rPr>
-              <w:t>GT-CQ</w:t>
-            </w:r>
-          </w:p>
-        </w:tc>
-        <w:tc>
-          <w:tcPr>
-            <w:tcW w:type="dxa" w:w="4706"/>
-          </w:tcPr>
-          <w:p>
-            <w:r>
-              <w:rPr>
-                <w:b w:val="0"/>
-                <w:i w:val="0"/>
-                <w:sz w:val="17"/>
-              </w:rPr>
-              <w:t>Il manque des informations non renseignées de ( MORTALLA SENE ), prière de renseignés toutes les questions liées à ( MORTALLA SENE ).</w:t>
-            </w:r>
-          </w:p>
-        </w:tc>
-      </w:tr>
-      <w:tr>
-        <w:tc>
-          <w:tcPr>
-            <w:tcW w:type="dxa" w:w="964"/>
-          </w:tcPr>
-          <w:p>
-            <w:r>
-              <w:rPr>
-                <w:b/>
-                <w:i w:val="0"/>
-                <w:color w:val="EA580C"/>
-                <w:sz w:val="16"/>
-              </w:rPr>
-              <w:t>Moyenne</w:t>
-            </w:r>
-          </w:p>
-        </w:tc>
-        <w:tc>
-          <w:tcPr>
-            <w:tcW w:type="dxa" w:w="1247"/>
-          </w:tcPr>
-          <w:p>
-            <w:r>
-              <w:rPr>
-                <w:b/>
-                <w:i w:val="0"/>
-                <w:sz w:val="16"/>
-              </w:rPr>
-              <w:t>S04</w:t>
-              <w:br/>
-            </w:r>
-            <w:r>
-              <w:rPr>
-                <w:b w:val="0"/>
-                <w:i w:val="0"/>
-                <w:color w:val="64748B"/>
-                <w:sz w:val="14"/>
-              </w:rPr>
-              <w:t>Emploi</w:t>
-            </w:r>
-          </w:p>
-        </w:tc>
-        <w:tc>
-          <w:tcPr>
-            <w:tcW w:type="dxa" w:w="1531"/>
-          </w:tcPr>
-          <w:p>
-            <w:r>
-              <w:rPr>
-                <w:b/>
-                <w:i w:val="0"/>
-                <w:color w:val="16A34A"/>
-                <w:sz w:val="16"/>
-              </w:rPr>
-              <w:t>s01q35, s01q36, s01q37, s02q04, s02q15, s03q13, s03q14, s03q15</w:t>
-            </w:r>
-          </w:p>
-        </w:tc>
-        <w:tc>
-          <w:tcPr>
-            <w:tcW w:type="dxa" w:w="1191"/>
-          </w:tcPr>
-          <w:p>
-            <w:r>
-              <w:rPr>
-                <w:b w:val="0"/>
-                <w:i w:val="0"/>
-                <w:color w:val="64748B"/>
-                <w:sz w:val="16"/>
-              </w:rPr>
-              <w:t>GT-CQ</w:t>
-            </w:r>
-          </w:p>
-        </w:tc>
-        <w:tc>
-          <w:tcPr>
-            <w:tcW w:type="dxa" w:w="4706"/>
-          </w:tcPr>
-          <w:p>
-            <w:r>
-              <w:rPr>
-                <w:b w:val="0"/>
-                <w:i w:val="0"/>
-                <w:sz w:val="17"/>
-              </w:rPr>
-              <w:t>Nombre de mois exercé  (3 mois) par KHADY POUYE dans l'emploi au cours des 12 derniers mois semble faible, veuillez corriger s'il vous plait ou comfirmer avec le QG.</w:t>
-            </w:r>
-          </w:p>
-        </w:tc>
-      </w:tr>
-      <w:tr>
-        <w:tc>
-          <w:tcPr>
-            <w:tcW w:type="dxa" w:w="964"/>
-          </w:tcPr>
-          <w:p>
-            <w:r>
-              <w:rPr>
-                <w:b/>
-                <w:i w:val="0"/>
-                <w:color w:val="EA580C"/>
-                <w:sz w:val="16"/>
-              </w:rPr>
-              <w:t>Moyenne</w:t>
-            </w:r>
-          </w:p>
-        </w:tc>
-        <w:tc>
-          <w:tcPr>
-            <w:tcW w:type="dxa" w:w="1247"/>
-          </w:tcPr>
-          <w:p>
-            <w:r>
-              <w:rPr>
-                <w:b/>
-                <w:i w:val="0"/>
-                <w:sz w:val="16"/>
-              </w:rPr>
-              <w:t>S04</w:t>
-              <w:br/>
-            </w:r>
-            <w:r>
-              <w:rPr>
-                <w:b w:val="0"/>
-                <w:i w:val="0"/>
-                <w:color w:val="64748B"/>
-                <w:sz w:val="14"/>
-              </w:rPr>
-              <w:t>Emploi</w:t>
-            </w:r>
-          </w:p>
-        </w:tc>
-        <w:tc>
-          <w:tcPr>
-            <w:tcW w:type="dxa" w:w="1531"/>
-          </w:tcPr>
-          <w:p>
-            <w:r>
-              <w:rPr>
-                <w:b/>
-                <w:i w:val="0"/>
-                <w:color w:val="16A34A"/>
-                <w:sz w:val="16"/>
-              </w:rPr>
-              <w:t>—</w:t>
-            </w:r>
-          </w:p>
-        </w:tc>
-        <w:tc>
-          <w:tcPr>
-            <w:tcW w:type="dxa" w:w="1191"/>
-          </w:tcPr>
-          <w:p>
-            <w:r>
-              <w:rPr>
-                <w:b w:val="0"/>
-                <w:i w:val="0"/>
-                <w:color w:val="64748B"/>
-                <w:sz w:val="16"/>
-              </w:rPr>
-              <w:t>GT-CQ</w:t>
-            </w:r>
-          </w:p>
-        </w:tc>
-        <w:tc>
-          <w:tcPr>
-            <w:tcW w:type="dxa" w:w="4706"/>
-          </w:tcPr>
-          <w:p>
-            <w:r>
-              <w:rPr>
-                <w:b w:val="0"/>
-                <w:i w:val="0"/>
-                <w:sz w:val="17"/>
-              </w:rPr>
-              <w:t>Attention ! Le nombre de jours que CHEIKH SENE a travaillés par mois semble être inférieur à 15.</w:t>
-            </w:r>
-          </w:p>
-        </w:tc>
-      </w:tr>
-      <w:tr>
-        <w:tc>
-          <w:tcPr>
-            <w:tcW w:type="dxa" w:w="964"/>
-          </w:tcPr>
-          <w:p>
-            <w:r>
-              <w:rPr>
-                <w:b/>
-                <w:i w:val="0"/>
-                <w:color w:val="EA580C"/>
-                <w:sz w:val="16"/>
-              </w:rPr>
-              <w:t>Moyenne</w:t>
-            </w:r>
-          </w:p>
-        </w:tc>
-        <w:tc>
-          <w:tcPr>
-            <w:tcW w:type="dxa" w:w="1247"/>
-          </w:tcPr>
-          <w:p>
-            <w:r>
-              <w:rPr>
-                <w:b/>
-                <w:i w:val="0"/>
-                <w:sz w:val="16"/>
-              </w:rPr>
-              <w:t>S04</w:t>
-              <w:br/>
-            </w:r>
-            <w:r>
-              <w:rPr>
-                <w:b w:val="0"/>
-                <w:i w:val="0"/>
-                <w:color w:val="64748B"/>
-                <w:sz w:val="14"/>
-              </w:rPr>
-              <w:t>Emploi</w:t>
-            </w:r>
-          </w:p>
-        </w:tc>
-        <w:tc>
-          <w:tcPr>
-            <w:tcW w:type="dxa" w:w="1531"/>
-          </w:tcPr>
-          <w:p>
-            <w:r>
-              <w:rPr>
-                <w:b/>
-                <w:i w:val="0"/>
-                <w:color w:val="16A34A"/>
-                <w:sz w:val="16"/>
-              </w:rPr>
-              <w:t>—</w:t>
-            </w:r>
-          </w:p>
-        </w:tc>
-        <w:tc>
-          <w:tcPr>
-            <w:tcW w:type="dxa" w:w="1191"/>
-          </w:tcPr>
-          <w:p>
-            <w:r>
-              <w:rPr>
-                <w:b w:val="0"/>
-                <w:i w:val="0"/>
-                <w:color w:val="64748B"/>
-                <w:sz w:val="16"/>
-              </w:rPr>
-              <w:t>GT-CQ</w:t>
-            </w:r>
-          </w:p>
-        </w:tc>
-        <w:tc>
-          <w:tcPr>
-            <w:tcW w:type="dxa" w:w="4706"/>
-          </w:tcPr>
-          <w:p>
-            <w:r>
-              <w:rPr>
-                <w:b w:val="0"/>
-                <w:i w:val="0"/>
-                <w:sz w:val="17"/>
-              </w:rPr>
-              <w:t>Veuillez, s'il vous plaît, confirmer cette information.</w:t>
-            </w:r>
-          </w:p>
-        </w:tc>
-      </w:tr>
-      <w:tr>
-        <w:tc>
-          <w:tcPr>
-            <w:tcW w:type="dxa" w:w="964"/>
-          </w:tcPr>
-          <w:p>
-            <w:r>
-              <w:rPr>
-                <w:b/>
-                <w:i w:val="0"/>
-                <w:color w:val="EA580C"/>
-                <w:sz w:val="16"/>
-              </w:rPr>
-              <w:t>Moyenne</w:t>
-            </w:r>
-          </w:p>
-        </w:tc>
-        <w:tc>
-          <w:tcPr>
-            <w:tcW w:type="dxa" w:w="1247"/>
-          </w:tcPr>
-          <w:p>
-            <w:r>
-              <w:rPr>
-                <w:b/>
-                <w:i w:val="0"/>
-                <w:sz w:val="16"/>
-              </w:rPr>
-              <w:t>S04</w:t>
-              <w:br/>
-            </w:r>
-            <w:r>
-              <w:rPr>
-                <w:b w:val="0"/>
-                <w:i w:val="0"/>
-                <w:color w:val="64748B"/>
-                <w:sz w:val="14"/>
-              </w:rPr>
-              <w:t>Emploi</w:t>
-            </w:r>
-          </w:p>
-        </w:tc>
-        <w:tc>
-          <w:tcPr>
-            <w:tcW w:type="dxa" w:w="1531"/>
-          </w:tcPr>
-          <w:p>
-            <w:r>
-              <w:rPr>
-                <w:b/>
-                <w:i w:val="0"/>
-                <w:color w:val="16A34A"/>
-                <w:sz w:val="16"/>
-              </w:rPr>
-              <w:t>s04q46</w:t>
-            </w:r>
-          </w:p>
-        </w:tc>
-        <w:tc>
-          <w:tcPr>
-            <w:tcW w:type="dxa" w:w="1191"/>
-          </w:tcPr>
-          <w:p>
-            <w:r>
-              <w:rPr>
-                <w:b w:val="0"/>
-                <w:i w:val="0"/>
-                <w:color w:val="64748B"/>
-                <w:sz w:val="16"/>
-              </w:rPr>
-              <w:t>Natif SuSo</w:t>
-            </w:r>
-          </w:p>
-        </w:tc>
-        <w:tc>
-          <w:tcPr>
-            <w:tcW w:type="dxa" w:w="4706"/>
-          </w:tcPr>
-          <w:p>
-            <w:r>
-              <w:rPr>
-                <w:b w:val="0"/>
-                <w:i w:val="0"/>
-                <w:sz w:val="17"/>
-              </w:rPr>
-              <w:t>ERREUR: La catégorie socio-professionnelle--%s04q46%--n'est pas en phase avec les réponses aux questions 4.09, 4.10, 4.11, 4.12, 4.13, et 4.14. Veuillez confirmer les réponses à ces questions et à la présente question, et le cas échéant corriger.</w:t>
-            </w:r>
-          </w:p>
-        </w:tc>
-      </w:tr>
-      <w:tr>
-        <w:tc>
-          <w:tcPr>
-            <w:tcW w:type="dxa" w:w="964"/>
-          </w:tcPr>
-          <w:p>
-            <w:r>
-              <w:rPr>
-                <w:b/>
-                <w:i w:val="0"/>
-                <w:color w:val="EA580C"/>
-                <w:sz w:val="16"/>
-              </w:rPr>
-              <w:t>Moyenne</w:t>
-            </w:r>
-          </w:p>
-        </w:tc>
-        <w:tc>
-          <w:tcPr>
-            <w:tcW w:type="dxa" w:w="1247"/>
-          </w:tcPr>
-          <w:p>
-            <w:r>
-              <w:rPr>
-                <w:b/>
-                <w:i w:val="0"/>
-                <w:sz w:val="16"/>
-              </w:rPr>
-              <w:t>S07</w:t>
-              <w:br/>
-            </w:r>
-            <w:r>
-              <w:rPr>
-                <w:b w:val="0"/>
-                <w:i w:val="0"/>
-                <w:color w:val="64748B"/>
-                <w:sz w:val="14"/>
-              </w:rPr>
-              <w:t>Consommation alimentaire</w:t>
-            </w:r>
-          </w:p>
-        </w:tc>
-        <w:tc>
-          <w:tcPr>
-            <w:tcW w:type="dxa" w:w="1531"/>
-          </w:tcPr>
-          <w:p>
-            <w:r>
-              <w:rPr>
-                <w:b/>
-                <w:i w:val="0"/>
-                <w:color w:val="16A34A"/>
-                <w:sz w:val="16"/>
-              </w:rPr>
-              <w:t>—</w:t>
-            </w:r>
-          </w:p>
-        </w:tc>
-        <w:tc>
-          <w:tcPr>
-            <w:tcW w:type="dxa" w:w="1191"/>
-          </w:tcPr>
-          <w:p>
-            <w:r>
-              <w:rPr>
-                <w:b w:val="0"/>
-                <w:i w:val="0"/>
-                <w:color w:val="64748B"/>
-                <w:sz w:val="16"/>
-              </w:rPr>
-              <w:t>GT-CQ</w:t>
-            </w:r>
-          </w:p>
-        </w:tc>
-        <w:tc>
-          <w:tcPr>
-            <w:tcW w:type="dxa" w:w="4706"/>
-          </w:tcPr>
-          <w:p>
-            <w:r>
-              <w:rPr>
-                <w:b w:val="0"/>
-                <w:i w:val="0"/>
-                <w:sz w:val="17"/>
-              </w:rPr>
-              <w:t>Attention ! La dépense du répas pris à l'extérieur de ABDOU SENE (4500 Fcfa) au cours de 7 derniers jours est relativement élevé.</w:t>
-            </w:r>
-          </w:p>
-        </w:tc>
-      </w:tr>
-      <w:tr>
-        <w:tc>
-          <w:tcPr>
-            <w:tcW w:type="dxa" w:w="964"/>
-          </w:tcPr>
-          <w:p>
-            <w:r>
-              <w:rPr>
-                <w:b/>
-                <w:i w:val="0"/>
-                <w:color w:val="EA580C"/>
-                <w:sz w:val="16"/>
-              </w:rPr>
-              <w:t>Moyenne</w:t>
-            </w:r>
-          </w:p>
-        </w:tc>
-        <w:tc>
-          <w:tcPr>
-            <w:tcW w:type="dxa" w:w="1247"/>
-          </w:tcPr>
-          <w:p>
-            <w:r>
-              <w:rPr>
-                <w:b/>
-                <w:i w:val="0"/>
-                <w:sz w:val="16"/>
-              </w:rPr>
-              <w:t>S07</w:t>
-              <w:br/>
-            </w:r>
-            <w:r>
-              <w:rPr>
-                <w:b w:val="0"/>
-                <w:i w:val="0"/>
-                <w:color w:val="64748B"/>
-                <w:sz w:val="14"/>
-              </w:rPr>
-              <w:t>Consommation alimentaire</w:t>
-            </w:r>
-          </w:p>
-        </w:tc>
-        <w:tc>
-          <w:tcPr>
-            <w:tcW w:type="dxa" w:w="1531"/>
-          </w:tcPr>
-          <w:p>
-            <w:r>
-              <w:rPr>
-                <w:b/>
-                <w:i w:val="0"/>
-                <w:color w:val="16A34A"/>
-                <w:sz w:val="16"/>
-              </w:rPr>
-              <w:t>—</w:t>
-            </w:r>
-          </w:p>
-        </w:tc>
-        <w:tc>
-          <w:tcPr>
-            <w:tcW w:type="dxa" w:w="1191"/>
-          </w:tcPr>
-          <w:p>
-            <w:r>
-              <w:rPr>
-                <w:b w:val="0"/>
-                <w:i w:val="0"/>
-                <w:color w:val="64748B"/>
-                <w:sz w:val="16"/>
-              </w:rPr>
-              <w:t>GT-CQ</w:t>
-            </w:r>
-          </w:p>
-        </w:tc>
-        <w:tc>
-          <w:tcPr>
-            <w:tcW w:type="dxa" w:w="4706"/>
-          </w:tcPr>
-          <w:p>
-            <w:r>
-              <w:rPr>
-                <w:b w:val="0"/>
-                <w:i w:val="0"/>
-                <w:sz w:val="17"/>
-              </w:rPr>
-              <w:t>Prière de corriger ou de confirmer avec le QG.</w:t>
-            </w:r>
-          </w:p>
-        </w:tc>
-      </w:tr>
-      <w:tr>
-        <w:tc>
-          <w:tcPr>
-            <w:tcW w:type="dxa" w:w="964"/>
-          </w:tcPr>
-          <w:p>
-            <w:r>
-              <w:rPr>
-                <w:b/>
-                <w:i w:val="0"/>
-                <w:color w:val="EA580C"/>
-                <w:sz w:val="16"/>
-              </w:rPr>
-              <w:t>Moyenne</w:t>
-            </w:r>
-          </w:p>
-        </w:tc>
-        <w:tc>
-          <w:tcPr>
-            <w:tcW w:type="dxa" w:w="1247"/>
-          </w:tcPr>
-          <w:p>
-            <w:r>
-              <w:rPr>
-                <w:b/>
-                <w:i w:val="0"/>
-                <w:sz w:val="16"/>
-              </w:rPr>
-              <w:t>S07</w:t>
-              <w:br/>
-            </w:r>
-            <w:r>
-              <w:rPr>
-                <w:b w:val="0"/>
-                <w:i w:val="0"/>
-                <w:color w:val="64748B"/>
-                <w:sz w:val="14"/>
-              </w:rPr>
-              <w:t>Consommation alimentaire</w:t>
-            </w:r>
-          </w:p>
-        </w:tc>
-        <w:tc>
-          <w:tcPr>
-            <w:tcW w:type="dxa" w:w="1531"/>
-          </w:tcPr>
-          <w:p>
-            <w:r>
-              <w:rPr>
-                <w:b/>
-                <w:i w:val="0"/>
-                <w:color w:val="16A34A"/>
-                <w:sz w:val="16"/>
-              </w:rPr>
-              <w:t>—</w:t>
-            </w:r>
-          </w:p>
-        </w:tc>
-        <w:tc>
-          <w:tcPr>
-            <w:tcW w:type="dxa" w:w="1191"/>
-          </w:tcPr>
-          <w:p>
-            <w:r>
-              <w:rPr>
-                <w:b w:val="0"/>
-                <w:i w:val="0"/>
-                <w:color w:val="64748B"/>
-                <w:sz w:val="16"/>
-              </w:rPr>
-              <w:t>GT-CQ</w:t>
-            </w:r>
-          </w:p>
-        </w:tc>
-        <w:tc>
-          <w:tcPr>
-            <w:tcW w:type="dxa" w:w="4706"/>
-          </w:tcPr>
-          <w:p>
-            <w:r>
-              <w:rPr>
-                <w:b w:val="0"/>
-                <w:i w:val="0"/>
-                <w:sz w:val="17"/>
-              </w:rPr>
-              <w:t>Attention ! La dépense du répas pris à l'extérieur de AISSATOU ANTA SENE (200 Fcfa) au cours de 7 derniers jours est relativement élevé.</w:t>
-            </w:r>
-          </w:p>
-        </w:tc>
-      </w:tr>
-      <w:tr>
-        <w:tc>
-          <w:tcPr>
-            <w:tcW w:type="dxa" w:w="964"/>
-          </w:tcPr>
-          <w:p>
-            <w:r>
-              <w:rPr>
-                <w:b/>
-                <w:i w:val="0"/>
-                <w:color w:val="EA580C"/>
-                <w:sz w:val="16"/>
-              </w:rPr>
-              <w:t>Moyenne</w:t>
-            </w:r>
-          </w:p>
-        </w:tc>
-        <w:tc>
-          <w:tcPr>
-            <w:tcW w:type="dxa" w:w="1247"/>
-          </w:tcPr>
-          <w:p>
-            <w:r>
-              <w:rPr>
-                <w:b/>
-                <w:i w:val="0"/>
-                <w:sz w:val="16"/>
-              </w:rPr>
-              <w:t>S07</w:t>
-              <w:br/>
-            </w:r>
-            <w:r>
-              <w:rPr>
-                <w:b w:val="0"/>
-                <w:i w:val="0"/>
-                <w:color w:val="64748B"/>
-                <w:sz w:val="14"/>
-              </w:rPr>
-              <w:t>Consommation alimentaire</w:t>
-            </w:r>
-          </w:p>
-        </w:tc>
-        <w:tc>
-          <w:tcPr>
-            <w:tcW w:type="dxa" w:w="1531"/>
-          </w:tcPr>
-          <w:p>
-            <w:r>
-              <w:rPr>
-                <w:b/>
-                <w:i w:val="0"/>
-                <w:color w:val="16A34A"/>
-                <w:sz w:val="16"/>
-              </w:rPr>
-              <w:t>—</w:t>
-            </w:r>
-          </w:p>
-        </w:tc>
-        <w:tc>
-          <w:tcPr>
-            <w:tcW w:type="dxa" w:w="1191"/>
-          </w:tcPr>
-          <w:p>
-            <w:r>
-              <w:rPr>
-                <w:b w:val="0"/>
-                <w:i w:val="0"/>
-                <w:color w:val="64748B"/>
-                <w:sz w:val="16"/>
-              </w:rPr>
-              <w:t>GT-CQ</w:t>
-            </w:r>
-          </w:p>
-        </w:tc>
-        <w:tc>
-          <w:tcPr>
-            <w:tcW w:type="dxa" w:w="4706"/>
-          </w:tcPr>
-          <w:p>
-            <w:r>
-              <w:rPr>
-                <w:b w:val="0"/>
-                <w:i w:val="0"/>
-                <w:sz w:val="17"/>
-              </w:rPr>
-              <w:t>Attention ! La dépense du répas pris à l'extérieur de Aissatou sene (500 Fcfa) au cours de 7 derniers jours est relativement élevé.</w:t>
-            </w:r>
-          </w:p>
-        </w:tc>
-      </w:tr>
-      <w:tr>
-        <w:tc>
-          <w:tcPr>
-            <w:tcW w:type="dxa" w:w="964"/>
-          </w:tcPr>
-          <w:p>
-            <w:r>
-              <w:rPr>
-                <w:b/>
-                <w:i w:val="0"/>
-                <w:color w:val="EA580C"/>
-                <w:sz w:val="16"/>
-              </w:rPr>
-              <w:t>Moyenne</w:t>
-            </w:r>
-          </w:p>
-        </w:tc>
-        <w:tc>
-          <w:tcPr>
-            <w:tcW w:type="dxa" w:w="1247"/>
-          </w:tcPr>
-          <w:p>
-            <w:r>
-              <w:rPr>
-                <w:b/>
-                <w:i w:val="0"/>
-                <w:sz w:val="16"/>
-              </w:rPr>
-              <w:t>S07</w:t>
-              <w:br/>
-            </w:r>
-            <w:r>
-              <w:rPr>
-                <w:b w:val="0"/>
-                <w:i w:val="0"/>
-                <w:color w:val="64748B"/>
-                <w:sz w:val="14"/>
-              </w:rPr>
-              <w:t>Consommation alimentaire</w:t>
-            </w:r>
-          </w:p>
-        </w:tc>
-        <w:tc>
-          <w:tcPr>
-            <w:tcW w:type="dxa" w:w="1531"/>
-          </w:tcPr>
-          <w:p>
-            <w:r>
-              <w:rPr>
-                <w:b/>
-                <w:i w:val="0"/>
-                <w:color w:val="16A34A"/>
-                <w:sz w:val="16"/>
-              </w:rPr>
-              <w:t>—</w:t>
-            </w:r>
-          </w:p>
-        </w:tc>
-        <w:tc>
-          <w:tcPr>
-            <w:tcW w:type="dxa" w:w="1191"/>
-          </w:tcPr>
-          <w:p>
-            <w:r>
-              <w:rPr>
-                <w:b w:val="0"/>
-                <w:i w:val="0"/>
-                <w:color w:val="64748B"/>
-                <w:sz w:val="16"/>
-              </w:rPr>
-              <w:t>GT-CQ</w:t>
-            </w:r>
-          </w:p>
-        </w:tc>
-        <w:tc>
-          <w:tcPr>
-            <w:tcW w:type="dxa" w:w="4706"/>
-          </w:tcPr>
-          <w:p>
-            <w:r>
-              <w:rPr>
-                <w:b w:val="0"/>
-                <w:i w:val="0"/>
-                <w:sz w:val="17"/>
-              </w:rPr>
-              <w:t>Attention ! La dépense du répas pris à l'extérieur de BAYE KARIME SENE (200 Fcfa) au cours de 7 derniers jours est relativement élevé.</w:t>
-            </w:r>
-          </w:p>
-        </w:tc>
-      </w:tr>
-      <w:tr>
-        <w:tc>
-          <w:tcPr>
-            <w:tcW w:type="dxa" w:w="964"/>
-          </w:tcPr>
-          <w:p>
-            <w:r>
-              <w:rPr>
-                <w:b/>
-                <w:i w:val="0"/>
-                <w:color w:val="EA580C"/>
-                <w:sz w:val="16"/>
-              </w:rPr>
-              <w:t>Moyenne</w:t>
-            </w:r>
-          </w:p>
-        </w:tc>
-        <w:tc>
-          <w:tcPr>
-            <w:tcW w:type="dxa" w:w="1247"/>
-          </w:tcPr>
-          <w:p>
-            <w:r>
-              <w:rPr>
-                <w:b/>
-                <w:i w:val="0"/>
-                <w:sz w:val="16"/>
-              </w:rPr>
-              <w:t>S07</w:t>
-              <w:br/>
-            </w:r>
-            <w:r>
-              <w:rPr>
-                <w:b w:val="0"/>
-                <w:i w:val="0"/>
-                <w:color w:val="64748B"/>
-                <w:sz w:val="14"/>
-              </w:rPr>
-              <w:t>Consommation alimentaire</w:t>
-            </w:r>
-          </w:p>
-        </w:tc>
-        <w:tc>
-          <w:tcPr>
-            <w:tcW w:type="dxa" w:w="1531"/>
-          </w:tcPr>
-          <w:p>
-            <w:r>
-              <w:rPr>
-                <w:b/>
-                <w:i w:val="0"/>
-                <w:color w:val="16A34A"/>
-                <w:sz w:val="16"/>
-              </w:rPr>
-              <w:t>—</w:t>
-            </w:r>
-          </w:p>
-        </w:tc>
-        <w:tc>
-          <w:tcPr>
-            <w:tcW w:type="dxa" w:w="1191"/>
-          </w:tcPr>
-          <w:p>
-            <w:r>
-              <w:rPr>
-                <w:b w:val="0"/>
-                <w:i w:val="0"/>
-                <w:color w:val="64748B"/>
-                <w:sz w:val="16"/>
-              </w:rPr>
-              <w:t>GT-CQ</w:t>
-            </w:r>
-          </w:p>
-        </w:tc>
-        <w:tc>
-          <w:tcPr>
-            <w:tcW w:type="dxa" w:w="4706"/>
-          </w:tcPr>
-          <w:p>
-            <w:r>
-              <w:rPr>
-                <w:b w:val="0"/>
-                <w:i w:val="0"/>
-                <w:sz w:val="17"/>
-              </w:rPr>
-              <w:t>Attention ! La dépense du répas pris à l'extérieur de FALLOU SENE (2000 Fcfa) au cours de 7 derniers jours est relativement élevé.</w:t>
-            </w:r>
-          </w:p>
-        </w:tc>
-      </w:tr>
-      <w:tr>
-        <w:tc>
-          <w:tcPr>
-            <w:tcW w:type="dxa" w:w="964"/>
-          </w:tcPr>
-          <w:p>
-            <w:r>
-              <w:rPr>
-                <w:b/>
-                <w:i w:val="0"/>
-                <w:color w:val="EA580C"/>
-                <w:sz w:val="16"/>
-              </w:rPr>
-              <w:t>Moyenne</w:t>
-            </w:r>
-          </w:p>
-        </w:tc>
-        <w:tc>
-          <w:tcPr>
-            <w:tcW w:type="dxa" w:w="1247"/>
-          </w:tcPr>
-          <w:p>
-            <w:r>
-              <w:rPr>
-                <w:b/>
-                <w:i w:val="0"/>
-                <w:sz w:val="16"/>
-              </w:rPr>
-              <w:t>S07</w:t>
-              <w:br/>
-            </w:r>
-            <w:r>
-              <w:rPr>
-                <w:b w:val="0"/>
-                <w:i w:val="0"/>
-                <w:color w:val="64748B"/>
-                <w:sz w:val="14"/>
-              </w:rPr>
-              <w:t>Consommation alimentaire</w:t>
-            </w:r>
-          </w:p>
-        </w:tc>
-        <w:tc>
-          <w:tcPr>
-            <w:tcW w:type="dxa" w:w="1531"/>
-          </w:tcPr>
-          <w:p>
-            <w:r>
-              <w:rPr>
-                <w:b/>
-                <w:i w:val="0"/>
-                <w:color w:val="16A34A"/>
-                <w:sz w:val="16"/>
-              </w:rPr>
-              <w:t>—</w:t>
-            </w:r>
-          </w:p>
-        </w:tc>
-        <w:tc>
-          <w:tcPr>
-            <w:tcW w:type="dxa" w:w="1191"/>
-          </w:tcPr>
-          <w:p>
-            <w:r>
-              <w:rPr>
-                <w:b w:val="0"/>
-                <w:i w:val="0"/>
-                <w:color w:val="64748B"/>
-                <w:sz w:val="16"/>
-              </w:rPr>
-              <w:t>GT-CQ</w:t>
-            </w:r>
-          </w:p>
-        </w:tc>
-        <w:tc>
-          <w:tcPr>
-            <w:tcW w:type="dxa" w:w="4706"/>
-          </w:tcPr>
-          <w:p>
-            <w:r>
-              <w:rPr>
-                <w:b w:val="0"/>
-                <w:i w:val="0"/>
-                <w:sz w:val="17"/>
-              </w:rPr>
-              <w:t>Attention ! La dépense du répas pris à l'extérieur de MORTALLA SENE (6000 Fcfa) au cours de 7 derniers jours est relativement élevé.</w:t>
-            </w:r>
-          </w:p>
-        </w:tc>
-      </w:tr>
-      <w:tr>
-        <w:tc>
-          <w:tcPr>
-            <w:tcW w:type="dxa" w:w="964"/>
-          </w:tcPr>
-          <w:p>
-            <w:r>
-              <w:rPr>
-                <w:b/>
-                <w:i w:val="0"/>
-                <w:color w:val="EA580C"/>
-                <w:sz w:val="16"/>
-              </w:rPr>
-              <w:t>Moyenne</w:t>
-            </w:r>
-          </w:p>
-        </w:tc>
-        <w:tc>
-          <w:tcPr>
-            <w:tcW w:type="dxa" w:w="1247"/>
-          </w:tcPr>
-          <w:p>
-            <w:r>
-              <w:rPr>
-                <w:b/>
-                <w:i w:val="0"/>
-                <w:sz w:val="16"/>
-              </w:rPr>
-              <w:t>S07</w:t>
-              <w:br/>
-            </w:r>
-            <w:r>
-              <w:rPr>
-                <w:b w:val="0"/>
-                <w:i w:val="0"/>
-                <w:color w:val="64748B"/>
-                <w:sz w:val="14"/>
-              </w:rPr>
-              <w:t>Consommation alimentaire</w:t>
-            </w:r>
-          </w:p>
-        </w:tc>
-        <w:tc>
-          <w:tcPr>
-            <w:tcW w:type="dxa" w:w="1531"/>
-          </w:tcPr>
-          <w:p>
-            <w:r>
-              <w:rPr>
-                <w:b/>
-                <w:i w:val="0"/>
-                <w:color w:val="16A34A"/>
-                <w:sz w:val="16"/>
-              </w:rPr>
-              <w:t>—</w:t>
-            </w:r>
-          </w:p>
-        </w:tc>
-        <w:tc>
-          <w:tcPr>
-            <w:tcW w:type="dxa" w:w="1191"/>
-          </w:tcPr>
-          <w:p>
-            <w:r>
-              <w:rPr>
-                <w:b w:val="0"/>
-                <w:i w:val="0"/>
-                <w:color w:val="64748B"/>
-                <w:sz w:val="16"/>
-              </w:rPr>
-              <w:t>GT-CQ</w:t>
-            </w:r>
-          </w:p>
-        </w:tc>
-        <w:tc>
-          <w:tcPr>
-            <w:tcW w:type="dxa" w:w="4706"/>
-          </w:tcPr>
-          <w:p>
-            <w:r>
-              <w:rPr>
-                <w:b w:val="0"/>
-                <w:i w:val="0"/>
-                <w:sz w:val="17"/>
-              </w:rPr>
-              <w:t>Attention ! Le prix unitaire d'achat (125 Fcfa) de Concentré de tomate en Sachets industriel (Moyen) est relativement élevé par rapport aux autres prix observés dans cette zone.</w:t>
-            </w:r>
-          </w:p>
-        </w:tc>
-      </w:tr>
-      <w:tr>
-        <w:tc>
-          <w:tcPr>
-            <w:tcW w:type="dxa" w:w="964"/>
-          </w:tcPr>
-          <w:p>
-            <w:r>
-              <w:rPr>
-                <w:b/>
-                <w:i w:val="0"/>
-                <w:color w:val="EA580C"/>
-                <w:sz w:val="16"/>
-              </w:rPr>
-              <w:t>Moyenne</w:t>
-            </w:r>
-          </w:p>
-        </w:tc>
-        <w:tc>
-          <w:tcPr>
-            <w:tcW w:type="dxa" w:w="1247"/>
-          </w:tcPr>
-          <w:p>
-            <w:r>
-              <w:rPr>
-                <w:b/>
-                <w:i w:val="0"/>
-                <w:sz w:val="16"/>
-              </w:rPr>
-              <w:t>S07</w:t>
-              <w:br/>
-            </w:r>
-            <w:r>
-              <w:rPr>
-                <w:b w:val="0"/>
-                <w:i w:val="0"/>
-                <w:color w:val="64748B"/>
-                <w:sz w:val="14"/>
-              </w:rPr>
-              <w:t>Consommation alimentaire</w:t>
-            </w:r>
-          </w:p>
-        </w:tc>
-        <w:tc>
-          <w:tcPr>
-            <w:tcW w:type="dxa" w:w="1531"/>
-          </w:tcPr>
-          <w:p>
-            <w:r>
-              <w:rPr>
-                <w:b/>
-                <w:i w:val="0"/>
-                <w:color w:val="16A34A"/>
-                <w:sz w:val="16"/>
-              </w:rPr>
-              <w:t>—</w:t>
-            </w:r>
-          </w:p>
-        </w:tc>
-        <w:tc>
-          <w:tcPr>
-            <w:tcW w:type="dxa" w:w="1191"/>
-          </w:tcPr>
-          <w:p>
-            <w:r>
-              <w:rPr>
-                <w:b w:val="0"/>
-                <w:i w:val="0"/>
-                <w:color w:val="64748B"/>
-                <w:sz w:val="16"/>
-              </w:rPr>
-              <w:t>GT-CQ</w:t>
-            </w:r>
-          </w:p>
-        </w:tc>
-        <w:tc>
-          <w:tcPr>
-            <w:tcW w:type="dxa" w:w="4706"/>
-          </w:tcPr>
-          <w:p>
-            <w:r>
-              <w:rPr>
-                <w:b w:val="0"/>
-                <w:i w:val="0"/>
-                <w:sz w:val="17"/>
-              </w:rPr>
-              <w:t>Prière de corriger ou de confirmer avec le QG.</w:t>
-            </w:r>
-          </w:p>
-        </w:tc>
-      </w:tr>
-      <w:tr>
-        <w:tc>
-          <w:tcPr>
-            <w:tcW w:type="dxa" w:w="964"/>
-          </w:tcPr>
-          <w:p>
-            <w:r>
-              <w:rPr>
-                <w:b/>
-                <w:i w:val="0"/>
-                <w:color w:val="EA580C"/>
-                <w:sz w:val="16"/>
-              </w:rPr>
-              <w:t>Moyenne</w:t>
-            </w:r>
-          </w:p>
-        </w:tc>
-        <w:tc>
-          <w:tcPr>
-            <w:tcW w:type="dxa" w:w="1247"/>
-          </w:tcPr>
-          <w:p>
-            <w:r>
-              <w:rPr>
-                <w:b/>
-                <w:i w:val="0"/>
-                <w:sz w:val="16"/>
-              </w:rPr>
-              <w:t>S07</w:t>
-              <w:br/>
-            </w:r>
-            <w:r>
-              <w:rPr>
-                <w:b w:val="0"/>
-                <w:i w:val="0"/>
-                <w:color w:val="64748B"/>
-                <w:sz w:val="14"/>
-              </w:rPr>
-              <w:t>Consommation alimentaire</w:t>
-            </w:r>
-          </w:p>
-        </w:tc>
-        <w:tc>
-          <w:tcPr>
-            <w:tcW w:type="dxa" w:w="1531"/>
-          </w:tcPr>
-          <w:p>
-            <w:r>
-              <w:rPr>
-                <w:b/>
-                <w:i w:val="0"/>
-                <w:color w:val="16A34A"/>
-                <w:sz w:val="16"/>
-              </w:rPr>
-              <w:t>—</w:t>
-            </w:r>
-          </w:p>
-        </w:tc>
-        <w:tc>
-          <w:tcPr>
-            <w:tcW w:type="dxa" w:w="1191"/>
-          </w:tcPr>
-          <w:p>
-            <w:r>
-              <w:rPr>
-                <w:b w:val="0"/>
-                <w:i w:val="0"/>
-                <w:color w:val="64748B"/>
-                <w:sz w:val="16"/>
-              </w:rPr>
-              <w:t>GT-CQ</w:t>
-            </w:r>
-          </w:p>
-        </w:tc>
-        <w:tc>
-          <w:tcPr>
-            <w:tcW w:type="dxa" w:w="4706"/>
-          </w:tcPr>
-          <w:p>
-            <w:r>
-              <w:rPr>
-                <w:b w:val="0"/>
-                <w:i w:val="0"/>
-                <w:sz w:val="17"/>
-              </w:rPr>
-              <w:t>Etes vous sur d'avoir selectionner la bonne unitée ? prière de verifier et corriger.</w:t>
-            </w:r>
-          </w:p>
-        </w:tc>
-      </w:tr>
-      <w:tr>
-        <w:tc>
-          <w:tcPr>
-            <w:tcW w:type="dxa" w:w="964"/>
-          </w:tcPr>
-          <w:p>
-            <w:r>
-              <w:rPr>
-                <w:b/>
-                <w:i w:val="0"/>
-                <w:color w:val="EA580C"/>
-                <w:sz w:val="16"/>
-              </w:rPr>
-              <w:t>Moyenne</w:t>
-            </w:r>
-          </w:p>
-        </w:tc>
-        <w:tc>
-          <w:tcPr>
-            <w:tcW w:type="dxa" w:w="1247"/>
-          </w:tcPr>
-          <w:p>
-            <w:r>
-              <w:rPr>
-                <w:b/>
-                <w:i w:val="0"/>
-                <w:sz w:val="16"/>
-              </w:rPr>
-              <w:t>S09</w:t>
-              <w:br/>
-            </w:r>
-            <w:r>
-              <w:rPr>
-                <w:b w:val="0"/>
-                <w:i w:val="0"/>
-                <w:color w:val="64748B"/>
-                <w:sz w:val="14"/>
-              </w:rPr>
-              <w:t>Dépenses non alimentaires</w:t>
-            </w:r>
-          </w:p>
-        </w:tc>
-        <w:tc>
-          <w:tcPr>
-            <w:tcW w:type="dxa" w:w="1531"/>
-          </w:tcPr>
-          <w:p>
-            <w:r>
-              <w:rPr>
-                <w:b/>
-                <w:i w:val="0"/>
-                <w:color w:val="16A34A"/>
-                <w:sz w:val="16"/>
-              </w:rPr>
-              <w:t>—</w:t>
-            </w:r>
-          </w:p>
-        </w:tc>
-        <w:tc>
-          <w:tcPr>
-            <w:tcW w:type="dxa" w:w="1191"/>
-          </w:tcPr>
-          <w:p>
-            <w:r>
-              <w:rPr>
-                <w:b w:val="0"/>
-                <w:i w:val="0"/>
-                <w:color w:val="64748B"/>
-                <w:sz w:val="16"/>
-              </w:rPr>
-              <w:t>GT-CQ</w:t>
-            </w:r>
-          </w:p>
-        </w:tc>
-        <w:tc>
-          <w:tcPr>
-            <w:tcW w:type="dxa" w:w="4706"/>
-          </w:tcPr>
-          <w:p>
-            <w:r>
-              <w:rPr>
-                <w:b w:val="0"/>
-                <w:i w:val="0"/>
-                <w:sz w:val="17"/>
-              </w:rPr>
-              <w:t>Attention ! La dépense du ménage de CHEIKH SENE (5000 Fcfa) au cours de 7 derniers jours de Transport urbain/rural par traction animale est relativement élevé.</w:t>
-            </w:r>
-          </w:p>
-        </w:tc>
-      </w:tr>
-      <w:tr>
-        <w:tc>
-          <w:tcPr>
-            <w:tcW w:type="dxa" w:w="964"/>
-          </w:tcPr>
-          <w:p>
-            <w:r>
-              <w:rPr>
-                <w:b/>
-                <w:i w:val="0"/>
-                <w:color w:val="EA580C"/>
-                <w:sz w:val="16"/>
-              </w:rPr>
-              <w:t>Moyenne</w:t>
-            </w:r>
-          </w:p>
-        </w:tc>
-        <w:tc>
-          <w:tcPr>
-            <w:tcW w:type="dxa" w:w="1247"/>
-          </w:tcPr>
-          <w:p>
-            <w:r>
-              <w:rPr>
-                <w:b/>
-                <w:i w:val="0"/>
-                <w:sz w:val="16"/>
-              </w:rPr>
-              <w:t>S09</w:t>
-              <w:br/>
-            </w:r>
-            <w:r>
-              <w:rPr>
-                <w:b w:val="0"/>
-                <w:i w:val="0"/>
-                <w:color w:val="64748B"/>
-                <w:sz w:val="14"/>
-              </w:rPr>
-              <w:t>Dépenses non alimentaires</w:t>
-            </w:r>
-          </w:p>
-        </w:tc>
-        <w:tc>
-          <w:tcPr>
-            <w:tcW w:type="dxa" w:w="1531"/>
-          </w:tcPr>
-          <w:p>
-            <w:r>
-              <w:rPr>
-                <w:b/>
-                <w:i w:val="0"/>
-                <w:color w:val="16A34A"/>
-                <w:sz w:val="16"/>
-              </w:rPr>
-              <w:t>—</w:t>
-            </w:r>
-          </w:p>
-        </w:tc>
-        <w:tc>
-          <w:tcPr>
-            <w:tcW w:type="dxa" w:w="1191"/>
-          </w:tcPr>
-          <w:p>
-            <w:r>
-              <w:rPr>
-                <w:b w:val="0"/>
-                <w:i w:val="0"/>
-                <w:color w:val="64748B"/>
-                <w:sz w:val="16"/>
-              </w:rPr>
-              <w:t>GT-CQ</w:t>
-            </w:r>
-          </w:p>
-        </w:tc>
-        <w:tc>
-          <w:tcPr>
-            <w:tcW w:type="dxa" w:w="4706"/>
-          </w:tcPr>
-          <w:p>
-            <w:r>
-              <w:rPr>
-                <w:b w:val="0"/>
-                <w:i w:val="0"/>
-                <w:sz w:val="17"/>
-              </w:rPr>
-              <w:t>Prière de corriger ou de confirmer avec le QG.</w:t>
-            </w:r>
-          </w:p>
-        </w:tc>
-      </w:tr>
-      <w:tr>
-        <w:tc>
-          <w:tcPr>
-            <w:tcW w:type="dxa" w:w="964"/>
-          </w:tcPr>
-          <w:p>
-            <w:r>
-              <w:rPr>
-                <w:b/>
-                <w:i w:val="0"/>
-                <w:color w:val="EA580C"/>
-                <w:sz w:val="16"/>
-              </w:rPr>
-              <w:t>Moyenne</w:t>
-            </w:r>
-          </w:p>
-        </w:tc>
-        <w:tc>
-          <w:tcPr>
-            <w:tcW w:type="dxa" w:w="1247"/>
-          </w:tcPr>
-          <w:p>
-            <w:r>
-              <w:rPr>
-                <w:b/>
-                <w:i w:val="0"/>
-                <w:sz w:val="16"/>
-              </w:rPr>
-              <w:t>S09</w:t>
-              <w:br/>
-            </w:r>
-            <w:r>
-              <w:rPr>
-                <w:b w:val="0"/>
-                <w:i w:val="0"/>
-                <w:color w:val="64748B"/>
-                <w:sz w:val="14"/>
-              </w:rPr>
-              <w:t>Dépenses non alimentaires</w:t>
-            </w:r>
-          </w:p>
-        </w:tc>
-        <w:tc>
-          <w:tcPr>
-            <w:tcW w:type="dxa" w:w="1531"/>
-          </w:tcPr>
-          <w:p>
-            <w:r>
-              <w:rPr>
-                <w:b/>
-                <w:i w:val="0"/>
-                <w:color w:val="16A34A"/>
-                <w:sz w:val="16"/>
-              </w:rPr>
-              <w:t>—</w:t>
-            </w:r>
-          </w:p>
-        </w:tc>
-        <w:tc>
-          <w:tcPr>
-            <w:tcW w:type="dxa" w:w="1191"/>
-          </w:tcPr>
-          <w:p>
-            <w:r>
-              <w:rPr>
-                <w:b w:val="0"/>
-                <w:i w:val="0"/>
-                <w:color w:val="64748B"/>
-                <w:sz w:val="16"/>
-              </w:rPr>
-              <w:t>GT-CQ</w:t>
-            </w:r>
-          </w:p>
-        </w:tc>
-        <w:tc>
-          <w:tcPr>
-            <w:tcW w:type="dxa" w:w="4706"/>
-          </w:tcPr>
-          <w:p>
-            <w:r>
-              <w:rPr>
-                <w:b w:val="0"/>
-                <w:i w:val="0"/>
-                <w:sz w:val="17"/>
-              </w:rPr>
-              <w:t>Attention ! La dépense du ménage de CHEIKH SENE (5000 Fcfa) au cours de 6 derniers mois de Lubrifiants (huile moteur; huile de frein; liquide batterie (acide); graisses; autres lubrifiants n.d.a.) est relativement élevé.</w:t>
-            </w:r>
-          </w:p>
-        </w:tc>
-      </w:tr>
-      <w:tr>
-        <w:tc>
-          <w:tcPr>
-            <w:tcW w:type="dxa" w:w="964"/>
-          </w:tcPr>
-          <w:p>
-            <w:r>
-              <w:rPr>
-                <w:b/>
-                <w:i w:val="0"/>
-                <w:color w:val="EA580C"/>
-                <w:sz w:val="16"/>
-              </w:rPr>
-              <w:t>Moyenne</w:t>
-            </w:r>
-          </w:p>
-        </w:tc>
-        <w:tc>
-          <w:tcPr>
-            <w:tcW w:type="dxa" w:w="1247"/>
-          </w:tcPr>
-          <w:p>
-            <w:r>
-              <w:rPr>
-                <w:b/>
-                <w:i w:val="0"/>
-                <w:sz w:val="16"/>
-              </w:rPr>
-              <w:t>S09</w:t>
-              <w:br/>
-            </w:r>
-            <w:r>
-              <w:rPr>
-                <w:b w:val="0"/>
-                <w:i w:val="0"/>
-                <w:color w:val="64748B"/>
-                <w:sz w:val="14"/>
-              </w:rPr>
-              <w:t>Dépenses non alimentaires</w:t>
-            </w:r>
-          </w:p>
-        </w:tc>
-        <w:tc>
-          <w:tcPr>
-            <w:tcW w:type="dxa" w:w="1531"/>
-          </w:tcPr>
-          <w:p>
-            <w:r>
-              <w:rPr>
-                <w:b/>
-                <w:i w:val="0"/>
-                <w:color w:val="16A34A"/>
-                <w:sz w:val="16"/>
-              </w:rPr>
-              <w:t>—</w:t>
-            </w:r>
-          </w:p>
-        </w:tc>
-        <w:tc>
-          <w:tcPr>
-            <w:tcW w:type="dxa" w:w="1191"/>
-          </w:tcPr>
-          <w:p>
-            <w:r>
-              <w:rPr>
-                <w:b w:val="0"/>
-                <w:i w:val="0"/>
-                <w:color w:val="64748B"/>
-                <w:sz w:val="16"/>
-              </w:rPr>
-              <w:t>GT-CQ</w:t>
-            </w:r>
-          </w:p>
-        </w:tc>
-        <w:tc>
-          <w:tcPr>
-            <w:tcW w:type="dxa" w:w="4706"/>
-          </w:tcPr>
-          <w:p>
-            <w:r>
-              <w:rPr>
-                <w:b w:val="0"/>
-                <w:i w:val="0"/>
-                <w:sz w:val="17"/>
-              </w:rPr>
-              <w:t>Prière de corriger ou de confirmer avec le QG.</w:t>
-            </w:r>
-          </w:p>
-        </w:tc>
-      </w:tr>
-      <w:tr>
-        <w:tc>
-          <w:tcPr>
-            <w:tcW w:type="dxa" w:w="964"/>
-          </w:tcPr>
-          <w:p>
-            <w:r>
-              <w:rPr>
-                <w:b/>
-                <w:i w:val="0"/>
-                <w:color w:val="EA580C"/>
-                <w:sz w:val="16"/>
-              </w:rPr>
-              <w:t>Moyenne</w:t>
-            </w:r>
-          </w:p>
-        </w:tc>
-        <w:tc>
-          <w:tcPr>
-            <w:tcW w:type="dxa" w:w="1247"/>
-          </w:tcPr>
-          <w:p>
-            <w:r>
-              <w:rPr>
-                <w:b/>
-                <w:i w:val="0"/>
-                <w:sz w:val="16"/>
-              </w:rPr>
-              <w:t>S09</w:t>
-              <w:br/>
-            </w:r>
-            <w:r>
-              <w:rPr>
-                <w:b w:val="0"/>
-                <w:i w:val="0"/>
-                <w:color w:val="64748B"/>
-                <w:sz w:val="14"/>
-              </w:rPr>
-              <w:t>Dépenses non alimentaires</w:t>
-            </w:r>
-          </w:p>
-        </w:tc>
-        <w:tc>
-          <w:tcPr>
-            <w:tcW w:type="dxa" w:w="1531"/>
-          </w:tcPr>
-          <w:p>
-            <w:r>
-              <w:rPr>
-                <w:b/>
-                <w:i w:val="0"/>
-                <w:color w:val="16A34A"/>
-                <w:sz w:val="16"/>
-              </w:rPr>
-              <w:t>—</w:t>
-            </w:r>
-          </w:p>
-        </w:tc>
-        <w:tc>
-          <w:tcPr>
-            <w:tcW w:type="dxa" w:w="1191"/>
-          </w:tcPr>
-          <w:p>
-            <w:r>
-              <w:rPr>
-                <w:b w:val="0"/>
-                <w:i w:val="0"/>
-                <w:color w:val="64748B"/>
-                <w:sz w:val="16"/>
-              </w:rPr>
-              <w:t>GT-CQ</w:t>
-            </w:r>
-          </w:p>
-        </w:tc>
-        <w:tc>
-          <w:tcPr>
-            <w:tcW w:type="dxa" w:w="4706"/>
-          </w:tcPr>
-          <w:p>
-            <w:r>
-              <w:rPr>
-                <w:b w:val="0"/>
-                <w:i w:val="0"/>
-                <w:sz w:val="17"/>
-              </w:rPr>
-              <w:t>Attention ! La dépense du ménage de CHEIKH SENE (27000 Fcfa) au cours de 12 derniers mois de Vaisselle: assiettes, couteau, fourchette, cuillère, gobelets, verres, etc est relativement élevé.</w:t>
-            </w:r>
-          </w:p>
-        </w:tc>
-      </w:tr>
-      <w:tr>
-        <w:tc>
-          <w:tcPr>
-            <w:tcW w:type="dxa" w:w="964"/>
-          </w:tcPr>
-          <w:p>
-            <w:r>
-              <w:rPr>
-                <w:b/>
-                <w:i w:val="0"/>
-                <w:color w:val="EA580C"/>
-                <w:sz w:val="16"/>
-              </w:rPr>
-              <w:t>Moyenne</w:t>
-            </w:r>
-          </w:p>
-        </w:tc>
-        <w:tc>
-          <w:tcPr>
-            <w:tcW w:type="dxa" w:w="1247"/>
-          </w:tcPr>
-          <w:p>
-            <w:r>
-              <w:rPr>
-                <w:b/>
-                <w:i w:val="0"/>
-                <w:sz w:val="16"/>
-              </w:rPr>
-              <w:t>S09</w:t>
-              <w:br/>
-            </w:r>
-            <w:r>
-              <w:rPr>
-                <w:b w:val="0"/>
-                <w:i w:val="0"/>
-                <w:color w:val="64748B"/>
-                <w:sz w:val="14"/>
-              </w:rPr>
-              <w:t>Dépenses non alimentaires</w:t>
-            </w:r>
-          </w:p>
-        </w:tc>
-        <w:tc>
-          <w:tcPr>
-            <w:tcW w:type="dxa" w:w="1531"/>
-          </w:tcPr>
-          <w:p>
-            <w:r>
-              <w:rPr>
-                <w:b/>
-                <w:i w:val="0"/>
-                <w:color w:val="16A34A"/>
-                <w:sz w:val="16"/>
-              </w:rPr>
-              <w:t>—</w:t>
-            </w:r>
-          </w:p>
-        </w:tc>
-        <w:tc>
-          <w:tcPr>
-            <w:tcW w:type="dxa" w:w="1191"/>
-          </w:tcPr>
-          <w:p>
-            <w:r>
-              <w:rPr>
-                <w:b w:val="0"/>
-                <w:i w:val="0"/>
-                <w:color w:val="64748B"/>
-                <w:sz w:val="16"/>
-              </w:rPr>
-              <w:t>GT-CQ</w:t>
-            </w:r>
-          </w:p>
-        </w:tc>
-        <w:tc>
-          <w:tcPr>
-            <w:tcW w:type="dxa" w:w="4706"/>
-          </w:tcPr>
-          <w:p>
-            <w:r>
-              <w:rPr>
-                <w:b w:val="0"/>
-                <w:i w:val="0"/>
-                <w:sz w:val="17"/>
-              </w:rPr>
-              <w:t>Prière de corriger ou de confirmer avec le QG.</w:t>
-            </w:r>
-          </w:p>
-        </w:tc>
-      </w:tr>
-      <w:tr>
-        <w:tc>
-          <w:tcPr>
-            <w:tcW w:type="dxa" w:w="964"/>
-          </w:tcPr>
-          <w:p>
-            <w:r>
-              <w:rPr>
-                <w:b/>
-                <w:i w:val="0"/>
-                <w:color w:val="EA580C"/>
-                <w:sz w:val="16"/>
-              </w:rPr>
-              <w:t>Moyenne</w:t>
-            </w:r>
-          </w:p>
-        </w:tc>
-        <w:tc>
-          <w:tcPr>
-            <w:tcW w:type="dxa" w:w="1247"/>
-          </w:tcPr>
-          <w:p>
-            <w:r>
-              <w:rPr>
-                <w:b/>
-                <w:i w:val="0"/>
-                <w:sz w:val="16"/>
-              </w:rPr>
-              <w:t>S09</w:t>
-              <w:br/>
-            </w:r>
-            <w:r>
-              <w:rPr>
-                <w:b w:val="0"/>
-                <w:i w:val="0"/>
-                <w:color w:val="64748B"/>
-                <w:sz w:val="14"/>
-              </w:rPr>
-              <w:t>Dépenses non alimentaires</w:t>
-            </w:r>
-          </w:p>
-        </w:tc>
-        <w:tc>
-          <w:tcPr>
-            <w:tcW w:type="dxa" w:w="1531"/>
-          </w:tcPr>
-          <w:p>
-            <w:r>
-              <w:rPr>
-                <w:b/>
-                <w:i w:val="0"/>
-                <w:color w:val="16A34A"/>
-                <w:sz w:val="16"/>
-              </w:rPr>
-              <w:t>—</w:t>
-            </w:r>
-          </w:p>
-        </w:tc>
-        <w:tc>
-          <w:tcPr>
-            <w:tcW w:type="dxa" w:w="1191"/>
-          </w:tcPr>
-          <w:p>
-            <w:r>
-              <w:rPr>
-                <w:b w:val="0"/>
-                <w:i w:val="0"/>
-                <w:color w:val="64748B"/>
-                <w:sz w:val="16"/>
-              </w:rPr>
-              <w:t>GT-CQ</w:t>
-            </w:r>
-          </w:p>
-        </w:tc>
-        <w:tc>
-          <w:tcPr>
-            <w:tcW w:type="dxa" w:w="4706"/>
-          </w:tcPr>
-          <w:p>
-            <w:r>
-              <w:rPr>
-                <w:b w:val="0"/>
-                <w:i w:val="0"/>
-                <w:sz w:val="17"/>
-              </w:rPr>
-              <w:t>Attention ! La dépense du ménage de CHEIKH SENE (5000 Fcfa) au cours de 12 derniers mois de Achat d'un appareil électro-ménager: frigo, climatiseurs, réchaud, four, cuisinière, lave-linge, chauffe-eau, fer à repasser, etc est relativement élevé.</w:t>
-            </w:r>
-          </w:p>
-        </w:tc>
-      </w:tr>
-      <w:tr>
-        <w:tc>
-          <w:tcPr>
-            <w:tcW w:type="dxa" w:w="964"/>
-          </w:tcPr>
-          <w:p>
-            <w:r>
-              <w:rPr>
-                <w:b/>
-                <w:i w:val="0"/>
-                <w:color w:val="EA580C"/>
-                <w:sz w:val="16"/>
-              </w:rPr>
-              <w:t>Moyenne</w:t>
-            </w:r>
-          </w:p>
-        </w:tc>
-        <w:tc>
-          <w:tcPr>
-            <w:tcW w:type="dxa" w:w="1247"/>
-          </w:tcPr>
-          <w:p>
-            <w:r>
-              <w:rPr>
-                <w:b/>
-                <w:i w:val="0"/>
-                <w:sz w:val="16"/>
-              </w:rPr>
-              <w:t>S09</w:t>
-              <w:br/>
-            </w:r>
-            <w:r>
-              <w:rPr>
-                <w:b w:val="0"/>
-                <w:i w:val="0"/>
-                <w:color w:val="64748B"/>
-                <w:sz w:val="14"/>
-              </w:rPr>
-              <w:t>Dépenses non alimentaires</w:t>
-            </w:r>
-          </w:p>
-        </w:tc>
-        <w:tc>
-          <w:tcPr>
-            <w:tcW w:type="dxa" w:w="1531"/>
-          </w:tcPr>
-          <w:p>
-            <w:r>
-              <w:rPr>
-                <w:b/>
-                <w:i w:val="0"/>
-                <w:color w:val="16A34A"/>
-                <w:sz w:val="16"/>
-              </w:rPr>
-              <w:t>—</w:t>
-            </w:r>
-          </w:p>
-        </w:tc>
-        <w:tc>
-          <w:tcPr>
-            <w:tcW w:type="dxa" w:w="1191"/>
-          </w:tcPr>
-          <w:p>
-            <w:r>
-              <w:rPr>
-                <w:b w:val="0"/>
-                <w:i w:val="0"/>
-                <w:color w:val="64748B"/>
-                <w:sz w:val="16"/>
-              </w:rPr>
-              <w:t>GT-CQ</w:t>
-            </w:r>
-          </w:p>
-        </w:tc>
-        <w:tc>
-          <w:tcPr>
-            <w:tcW w:type="dxa" w:w="4706"/>
-          </w:tcPr>
-          <w:p>
-            <w:r>
-              <w:rPr>
-                <w:b w:val="0"/>
-                <w:i w:val="0"/>
-                <w:sz w:val="17"/>
-              </w:rPr>
-              <w:t>Attention ! La dépense du ménage de CHEIKH SENE (5000 Fcfa) au cours de 12 derniers mois de Frais d'installation d'un système d'alimentation électrique solaire est relativement élevé.</w:t>
-            </w:r>
-          </w:p>
-        </w:tc>
-      </w:tr>
-      <w:tr>
-        <w:tc>
-          <w:tcPr>
-            <w:tcW w:type="dxa" w:w="964"/>
-          </w:tcPr>
-          <w:p>
-            <w:r>
-              <w:rPr>
-                <w:b/>
-                <w:i w:val="0"/>
-                <w:color w:val="EA580C"/>
-                <w:sz w:val="16"/>
-              </w:rPr>
-              <w:t>Moyenne</w:t>
-            </w:r>
-          </w:p>
-        </w:tc>
-        <w:tc>
-          <w:tcPr>
-            <w:tcW w:type="dxa" w:w="1247"/>
-          </w:tcPr>
-          <w:p>
-            <w:r>
-              <w:rPr>
-                <w:b/>
-                <w:i w:val="0"/>
-                <w:sz w:val="16"/>
-              </w:rPr>
-              <w:t>S09</w:t>
-              <w:br/>
-            </w:r>
-            <w:r>
-              <w:rPr>
-                <w:b w:val="0"/>
-                <w:i w:val="0"/>
-                <w:color w:val="64748B"/>
-                <w:sz w:val="14"/>
-              </w:rPr>
-              <w:t>Dépenses non alimentaires</w:t>
-            </w:r>
-          </w:p>
-        </w:tc>
-        <w:tc>
-          <w:tcPr>
-            <w:tcW w:type="dxa" w:w="1531"/>
-          </w:tcPr>
-          <w:p>
-            <w:r>
-              <w:rPr>
-                <w:b/>
-                <w:i w:val="0"/>
-                <w:color w:val="16A34A"/>
-                <w:sz w:val="16"/>
-              </w:rPr>
-              <w:t>—</w:t>
-            </w:r>
-          </w:p>
-        </w:tc>
-        <w:tc>
-          <w:tcPr>
-            <w:tcW w:type="dxa" w:w="1191"/>
-          </w:tcPr>
-          <w:p>
-            <w:r>
-              <w:rPr>
-                <w:b w:val="0"/>
-                <w:i w:val="0"/>
-                <w:color w:val="64748B"/>
-                <w:sz w:val="16"/>
-              </w:rPr>
-              <w:t>GT-CQ</w:t>
-            </w:r>
-          </w:p>
-        </w:tc>
-        <w:tc>
-          <w:tcPr>
-            <w:tcW w:type="dxa" w:w="4706"/>
-          </w:tcPr>
-          <w:p>
-            <w:r>
-              <w:rPr>
-                <w:b w:val="0"/>
-                <w:i w:val="0"/>
-                <w:sz w:val="17"/>
-              </w:rPr>
-              <w:t>Attention ! La dépense du ménage de CHEIKH SENE (75000 Fcfa) au cours de 12 derniers mois de Lit, matelas, armoire et autres meubles de chambre à coucher est relativement élevé.</w:t>
-            </w:r>
-          </w:p>
-        </w:tc>
-      </w:tr>
-      <w:tr>
-        <w:tc>
-          <w:tcPr>
-            <w:tcW w:type="dxa" w:w="964"/>
-          </w:tcPr>
-          <w:p>
-            <w:r>
-              <w:rPr>
-                <w:b/>
-                <w:i w:val="0"/>
-                <w:color w:val="EA580C"/>
-                <w:sz w:val="16"/>
-              </w:rPr>
-              <w:t>Moyenne</w:t>
-            </w:r>
-          </w:p>
-        </w:tc>
-        <w:tc>
-          <w:tcPr>
-            <w:tcW w:type="dxa" w:w="1247"/>
-          </w:tcPr>
-          <w:p>
-            <w:r>
-              <w:rPr>
-                <w:b/>
-                <w:i w:val="0"/>
-                <w:sz w:val="16"/>
-              </w:rPr>
-              <w:t>S09</w:t>
-              <w:br/>
-            </w:r>
-            <w:r>
-              <w:rPr>
-                <w:b w:val="0"/>
-                <w:i w:val="0"/>
-                <w:color w:val="64748B"/>
-                <w:sz w:val="14"/>
-              </w:rPr>
-              <w:t>Dépenses non alimentaires</w:t>
-            </w:r>
-          </w:p>
-        </w:tc>
-        <w:tc>
-          <w:tcPr>
-            <w:tcW w:type="dxa" w:w="1531"/>
-          </w:tcPr>
-          <w:p>
-            <w:r>
-              <w:rPr>
-                <w:b/>
-                <w:i w:val="0"/>
-                <w:color w:val="16A34A"/>
-                <w:sz w:val="16"/>
-              </w:rPr>
-              <w:t>—</w:t>
-            </w:r>
-          </w:p>
-        </w:tc>
-        <w:tc>
-          <w:tcPr>
-            <w:tcW w:type="dxa" w:w="1191"/>
-          </w:tcPr>
-          <w:p>
-            <w:r>
-              <w:rPr>
-                <w:b w:val="0"/>
-                <w:i w:val="0"/>
-                <w:color w:val="64748B"/>
-                <w:sz w:val="16"/>
-              </w:rPr>
-              <w:t>GT-CQ</w:t>
-            </w:r>
-          </w:p>
-        </w:tc>
-        <w:tc>
-          <w:tcPr>
-            <w:tcW w:type="dxa" w:w="4706"/>
-          </w:tcPr>
-          <w:p>
-            <w:r>
-              <w:rPr>
-                <w:b w:val="0"/>
-                <w:i w:val="0"/>
-                <w:sz w:val="17"/>
-              </w:rPr>
-              <w:t>Peu plausible! le montant de la dépense pour Autres matériaux pour construction ou grosses réparations logement: tôles, bois de charpente, planches, lattes, contre-plaqués, matériaux d'électricité, matériaux de plomberie, matériaux de peinture, carreaux, tapis et revêtement du sol, etc semble trop faible ou élevé.</w:t>
-            </w:r>
-          </w:p>
-        </w:tc>
-      </w:tr>
-      <w:tr>
-        <w:tc>
-          <w:tcPr>
-            <w:tcW w:type="dxa" w:w="964"/>
-          </w:tcPr>
-          <w:p>
-            <w:r>
-              <w:rPr>
-                <w:b/>
-                <w:i w:val="0"/>
-                <w:color w:val="EA580C"/>
-                <w:sz w:val="16"/>
-              </w:rPr>
-              <w:t>Moyenne</w:t>
-            </w:r>
-          </w:p>
-        </w:tc>
-        <w:tc>
-          <w:tcPr>
-            <w:tcW w:type="dxa" w:w="1247"/>
-          </w:tcPr>
-          <w:p>
-            <w:r>
-              <w:rPr>
-                <w:b/>
-                <w:i w:val="0"/>
-                <w:sz w:val="16"/>
-              </w:rPr>
-              <w:t>S09</w:t>
-              <w:br/>
-            </w:r>
-            <w:r>
-              <w:rPr>
-                <w:b w:val="0"/>
-                <w:i w:val="0"/>
-                <w:color w:val="64748B"/>
-                <w:sz w:val="14"/>
-              </w:rPr>
-              <w:t>Dépenses non alimentaires</w:t>
-            </w:r>
-          </w:p>
-        </w:tc>
-        <w:tc>
-          <w:tcPr>
-            <w:tcW w:type="dxa" w:w="1531"/>
-          </w:tcPr>
-          <w:p>
-            <w:r>
-              <w:rPr>
-                <w:b/>
-                <w:i w:val="0"/>
-                <w:color w:val="16A34A"/>
-                <w:sz w:val="16"/>
-              </w:rPr>
-              <w:t>—</w:t>
-            </w:r>
-          </w:p>
-        </w:tc>
-        <w:tc>
-          <w:tcPr>
-            <w:tcW w:type="dxa" w:w="1191"/>
-          </w:tcPr>
-          <w:p>
-            <w:r>
-              <w:rPr>
-                <w:b w:val="0"/>
-                <w:i w:val="0"/>
-                <w:color w:val="64748B"/>
-                <w:sz w:val="16"/>
-              </w:rPr>
-              <w:t>GT-CQ</w:t>
-            </w:r>
-          </w:p>
-        </w:tc>
-        <w:tc>
-          <w:tcPr>
-            <w:tcW w:type="dxa" w:w="4706"/>
-          </w:tcPr>
-          <w:p>
-            <w:r>
-              <w:rPr>
-                <w:b w:val="0"/>
-                <w:i w:val="0"/>
-                <w:sz w:val="17"/>
-              </w:rPr>
-              <w:t>Veuillez, s'il vous plaît, confirmer cette information avec le QG ou la corriger.</w:t>
-            </w:r>
-          </w:p>
-        </w:tc>
-      </w:tr>
-      <w:tr>
-        <w:tc>
-          <w:tcPr>
-            <w:tcW w:type="dxa" w:w="964"/>
-          </w:tcPr>
-          <w:p>
-            <w:r>
-              <w:rPr>
-                <w:b/>
-                <w:i w:val="0"/>
-                <w:color w:val="EA580C"/>
-                <w:sz w:val="16"/>
-              </w:rPr>
-              <w:t>Moyenne</w:t>
-            </w:r>
-          </w:p>
-        </w:tc>
-        <w:tc>
-          <w:tcPr>
-            <w:tcW w:type="dxa" w:w="1247"/>
-          </w:tcPr>
-          <w:p>
-            <w:r>
-              <w:rPr>
-                <w:b/>
-                <w:i w:val="0"/>
-                <w:sz w:val="16"/>
-              </w:rPr>
-              <w:t>S09</w:t>
-              <w:br/>
-            </w:r>
-            <w:r>
-              <w:rPr>
-                <w:b w:val="0"/>
-                <w:i w:val="0"/>
-                <w:color w:val="64748B"/>
-                <w:sz w:val="14"/>
-              </w:rPr>
-              <w:t>Dépenses non alimentaires</w:t>
-            </w:r>
-          </w:p>
-        </w:tc>
-        <w:tc>
-          <w:tcPr>
-            <w:tcW w:type="dxa" w:w="1531"/>
-          </w:tcPr>
-          <w:p>
-            <w:r>
-              <w:rPr>
-                <w:b/>
-                <w:i w:val="0"/>
-                <w:color w:val="16A34A"/>
-                <w:sz w:val="16"/>
-              </w:rPr>
-              <w:t>—</w:t>
-            </w:r>
-          </w:p>
-        </w:tc>
-        <w:tc>
-          <w:tcPr>
-            <w:tcW w:type="dxa" w:w="1191"/>
-          </w:tcPr>
-          <w:p>
-            <w:r>
-              <w:rPr>
-                <w:b w:val="0"/>
-                <w:i w:val="0"/>
-                <w:color w:val="64748B"/>
-                <w:sz w:val="16"/>
-              </w:rPr>
-              <w:t>GT-CQ</w:t>
-            </w:r>
-          </w:p>
-        </w:tc>
-        <w:tc>
-          <w:tcPr>
-            <w:tcW w:type="dxa" w:w="4706"/>
-          </w:tcPr>
-          <w:p>
-            <w:r>
-              <w:rPr>
-                <w:b w:val="0"/>
-                <w:i w:val="0"/>
-                <w:sz w:val="17"/>
-              </w:rPr>
-              <w:t>Attention ! La dépense du ménage de CHEIKH SENE (2000000 Fcfa) au cours de 12 derniers mois de Autres matériaux pour construction ou grosses réparations logement: tôles, bois de charpente, planches, lattes, contre-plaqués, matériaux d'électricité, matériaux de plomberie, matériaux de peinture, carreaux, tapis et revêtement du sol, etc est relativement élevé.</w:t>
-            </w:r>
-          </w:p>
-        </w:tc>
-      </w:tr>
-      <w:tr>
-        <w:tc>
-          <w:tcPr>
-            <w:tcW w:type="dxa" w:w="964"/>
-          </w:tcPr>
-          <w:p>
-            <w:r>
-              <w:rPr>
-                <w:b/>
-                <w:i w:val="0"/>
-                <w:color w:val="EA580C"/>
-                <w:sz w:val="16"/>
-              </w:rPr>
-              <w:t>Moyenne</w:t>
-            </w:r>
-          </w:p>
-        </w:tc>
-        <w:tc>
-          <w:tcPr>
-            <w:tcW w:type="dxa" w:w="1247"/>
-          </w:tcPr>
-          <w:p>
-            <w:r>
-              <w:rPr>
-                <w:b/>
-                <w:i w:val="0"/>
-                <w:sz w:val="16"/>
-              </w:rPr>
-              <w:t>S12</w:t>
-              <w:br/>
-            </w:r>
-            <w:r>
-              <w:rPr>
-                <w:b w:val="0"/>
-                <w:i w:val="0"/>
-                <w:color w:val="64748B"/>
-                <w:sz w:val="14"/>
-              </w:rPr>
-              <w:t>Avoirs / biens durables</w:t>
-            </w:r>
-          </w:p>
-        </w:tc>
-        <w:tc>
-          <w:tcPr>
-            <w:tcW w:type="dxa" w:w="1531"/>
-          </w:tcPr>
-          <w:p>
-            <w:r>
-              <w:rPr>
-                <w:b/>
-                <w:i w:val="0"/>
-                <w:color w:val="16A34A"/>
-                <w:sz w:val="16"/>
-              </w:rPr>
-              <w:t>—</w:t>
-            </w:r>
-          </w:p>
-        </w:tc>
-        <w:tc>
-          <w:tcPr>
-            <w:tcW w:type="dxa" w:w="1191"/>
-          </w:tcPr>
-          <w:p>
-            <w:r>
-              <w:rPr>
-                <w:b w:val="0"/>
-                <w:i w:val="0"/>
-                <w:color w:val="64748B"/>
-                <w:sz w:val="16"/>
-              </w:rPr>
-              <w:t>GT-CQ</w:t>
-            </w:r>
-          </w:p>
-        </w:tc>
-        <w:tc>
-          <w:tcPr>
-            <w:tcW w:type="dxa" w:w="4706"/>
-          </w:tcPr>
-          <w:p>
-            <w:r>
-              <w:rPr>
-                <w:b w:val="0"/>
-                <w:i w:val="0"/>
-                <w:sz w:val="17"/>
-              </w:rPr>
-              <w:t>Attention ! Ventilateur sur pied a été achété à 70000 Fcfa est relativement élevé par rapport aux autres prix d'achat observés dans cette zone.</w:t>
-            </w:r>
-          </w:p>
-        </w:tc>
-      </w:tr>
-      <w:tr>
-        <w:tc>
-          <w:tcPr>
-            <w:tcW w:type="dxa" w:w="964"/>
-          </w:tcPr>
-          <w:p>
-            <w:r>
-              <w:rPr>
-                <w:b/>
-                <w:i w:val="0"/>
-                <w:color w:val="EA580C"/>
-                <w:sz w:val="16"/>
-              </w:rPr>
-              <w:t>Moyenne</w:t>
-            </w:r>
-          </w:p>
-        </w:tc>
-        <w:tc>
-          <w:tcPr>
-            <w:tcW w:type="dxa" w:w="1247"/>
-          </w:tcPr>
-          <w:p>
-            <w:r>
-              <w:rPr>
-                <w:b/>
-                <w:i w:val="0"/>
-                <w:sz w:val="16"/>
-              </w:rPr>
-              <w:t>S12</w:t>
-              <w:br/>
-            </w:r>
-            <w:r>
-              <w:rPr>
-                <w:b w:val="0"/>
-                <w:i w:val="0"/>
-                <w:color w:val="64748B"/>
-                <w:sz w:val="14"/>
-              </w:rPr>
-              <w:t>Avoirs / biens durables</w:t>
-            </w:r>
-          </w:p>
-        </w:tc>
-        <w:tc>
-          <w:tcPr>
-            <w:tcW w:type="dxa" w:w="1531"/>
-          </w:tcPr>
-          <w:p>
-            <w:r>
-              <w:rPr>
-                <w:b/>
-                <w:i w:val="0"/>
-                <w:color w:val="16A34A"/>
-                <w:sz w:val="16"/>
-              </w:rPr>
-              <w:t>—</w:t>
-            </w:r>
-          </w:p>
-        </w:tc>
-        <w:tc>
-          <w:tcPr>
-            <w:tcW w:type="dxa" w:w="1191"/>
-          </w:tcPr>
-          <w:p>
-            <w:r>
-              <w:rPr>
-                <w:b w:val="0"/>
-                <w:i w:val="0"/>
-                <w:color w:val="64748B"/>
-                <w:sz w:val="16"/>
-              </w:rPr>
-              <w:t>GT-CQ</w:t>
-            </w:r>
-          </w:p>
-        </w:tc>
-        <w:tc>
-          <w:tcPr>
-            <w:tcW w:type="dxa" w:w="4706"/>
-          </w:tcPr>
-          <w:p>
-            <w:r>
-              <w:rPr>
-                <w:b w:val="0"/>
-                <w:i w:val="0"/>
-                <w:sz w:val="17"/>
-              </w:rPr>
-              <w:t>Prière de corriger ou de confirmer avec le QG.</w:t>
-            </w:r>
-          </w:p>
-        </w:tc>
-      </w:tr>
-      <w:tr>
-        <w:tc>
-          <w:tcPr>
-            <w:tcW w:type="dxa" w:w="964"/>
-          </w:tcPr>
-          <w:p>
-            <w:r>
-              <w:rPr>
-                <w:b/>
-                <w:i w:val="0"/>
-                <w:color w:val="EA580C"/>
-                <w:sz w:val="16"/>
-              </w:rPr>
-              <w:t>Moyenne</w:t>
-            </w:r>
-          </w:p>
-        </w:tc>
-        <w:tc>
-          <w:tcPr>
-            <w:tcW w:type="dxa" w:w="1247"/>
-          </w:tcPr>
-          <w:p>
-            <w:r>
-              <w:rPr>
-                <w:b/>
-                <w:i w:val="0"/>
-                <w:sz w:val="16"/>
-              </w:rPr>
-              <w:t>S12</w:t>
-              <w:br/>
-            </w:r>
-            <w:r>
-              <w:rPr>
-                <w:b w:val="0"/>
-                <w:i w:val="0"/>
-                <w:color w:val="64748B"/>
-                <w:sz w:val="14"/>
-              </w:rPr>
-              <w:t>Avoirs / biens durables</w:t>
-            </w:r>
-          </w:p>
-        </w:tc>
-        <w:tc>
-          <w:tcPr>
-            <w:tcW w:type="dxa" w:w="1531"/>
-          </w:tcPr>
-          <w:p>
-            <w:r>
-              <w:rPr>
-                <w:b/>
-                <w:i w:val="0"/>
-                <w:color w:val="16A34A"/>
-                <w:sz w:val="16"/>
-              </w:rPr>
-              <w:t>s01q02, s02q01__1, s02q02__1, s02q03__1, s02q15, s03q17, s04q28, s04q35d</w:t>
-            </w:r>
-          </w:p>
-        </w:tc>
-        <w:tc>
-          <w:tcPr>
-            <w:tcW w:type="dxa" w:w="1191"/>
-          </w:tcPr>
-          <w:p>
-            <w:r>
-              <w:rPr>
-                <w:b w:val="0"/>
-                <w:i w:val="0"/>
-                <w:color w:val="64748B"/>
-                <w:sz w:val="16"/>
-              </w:rPr>
-              <w:t>GT-CQ</w:t>
-            </w:r>
-          </w:p>
-        </w:tc>
-        <w:tc>
-          <w:tcPr>
-            <w:tcW w:type="dxa" w:w="4706"/>
-          </w:tcPr>
-          <w:p>
-            <w:r>
-              <w:rPr>
-                <w:b w:val="0"/>
-                <w:i w:val="0"/>
-                <w:sz w:val="17"/>
-              </w:rPr>
-              <w:t>Le prix d'achat de l'article  Appareil TV ne doit pas être égal 0 même si le ménage l'a reçu en cadeau prière de leurs aider à faire une estimations.</w:t>
-            </w:r>
-          </w:p>
-        </w:tc>
-      </w:tr>
-      <w:tr>
-        <w:tc>
-          <w:tcPr>
-            <w:tcW w:type="dxa" w:w="964"/>
-          </w:tcPr>
-          <w:p>
-            <w:r>
-              <w:rPr>
-                <w:b/>
-                <w:i w:val="0"/>
-                <w:color w:val="EA580C"/>
-                <w:sz w:val="16"/>
-              </w:rPr>
-              <w:t>Moyenne</w:t>
-            </w:r>
-          </w:p>
-        </w:tc>
-        <w:tc>
-          <w:tcPr>
-            <w:tcW w:type="dxa" w:w="1247"/>
-          </w:tcPr>
-          <w:p>
-            <w:r>
-              <w:rPr>
-                <w:b/>
-                <w:i w:val="0"/>
-                <w:sz w:val="16"/>
-              </w:rPr>
-              <w:t>S12</w:t>
-              <w:br/>
-            </w:r>
-            <w:r>
-              <w:rPr>
-                <w:b w:val="0"/>
-                <w:i w:val="0"/>
-                <w:color w:val="64748B"/>
-                <w:sz w:val="14"/>
-              </w:rPr>
-              <w:t>Avoirs / biens durables</w:t>
-            </w:r>
-          </w:p>
-        </w:tc>
-        <w:tc>
-          <w:tcPr>
-            <w:tcW w:type="dxa" w:w="1531"/>
-          </w:tcPr>
-          <w:p>
-            <w:r>
-              <w:rPr>
-                <w:b/>
-                <w:i w:val="0"/>
-                <w:color w:val="16A34A"/>
-                <w:sz w:val="16"/>
-              </w:rPr>
-              <w:t>s01q02, s02q01__1, s02q02__1, s02q03__1, s02q15, s03q17, s04q28, s04q35d</w:t>
-            </w:r>
-          </w:p>
-        </w:tc>
-        <w:tc>
-          <w:tcPr>
-            <w:tcW w:type="dxa" w:w="1191"/>
-          </w:tcPr>
-          <w:p>
-            <w:r>
-              <w:rPr>
-                <w:b w:val="0"/>
-                <w:i w:val="0"/>
-                <w:color w:val="64748B"/>
-                <w:sz w:val="16"/>
-              </w:rPr>
-              <w:t>GT-CQ</w:t>
-            </w:r>
-          </w:p>
-        </w:tc>
-        <w:tc>
-          <w:tcPr>
-            <w:tcW w:type="dxa" w:w="4706"/>
-          </w:tcPr>
-          <w:p>
-            <w:r>
-              <w:rPr>
-                <w:b w:val="0"/>
-                <w:i w:val="0"/>
-                <w:sz w:val="17"/>
-              </w:rPr>
-              <w:t>Le prix d'achat de l'article  Lit ne doit pas être égal 0 même si le ménage l'a reçu en cadeau prière de leurs aider à faire une estimations.</w:t>
-            </w:r>
-          </w:p>
-        </w:tc>
-      </w:tr>
-      <w:tr>
-        <w:tc>
-          <w:tcPr>
-            <w:tcW w:type="dxa" w:w="964"/>
-          </w:tcPr>
-          <w:p>
-            <w:r>
-              <w:rPr>
-                <w:b/>
-                <w:i w:val="0"/>
-                <w:color w:val="EA580C"/>
-                <w:sz w:val="16"/>
-              </w:rPr>
-              <w:t>Moyenne</w:t>
-            </w:r>
-          </w:p>
-        </w:tc>
-        <w:tc>
-          <w:tcPr>
-            <w:tcW w:type="dxa" w:w="1247"/>
-          </w:tcPr>
-          <w:p>
-            <w:r>
-              <w:rPr>
-                <w:b/>
-                <w:i w:val="0"/>
-                <w:sz w:val="16"/>
-              </w:rPr>
-              <w:t>S12</w:t>
-              <w:br/>
-            </w:r>
-            <w:r>
-              <w:rPr>
-                <w:b w:val="0"/>
-                <w:i w:val="0"/>
-                <w:color w:val="64748B"/>
-                <w:sz w:val="14"/>
-              </w:rPr>
-              <w:t>Avoirs / biens durables</w:t>
-            </w:r>
-          </w:p>
-        </w:tc>
-        <w:tc>
-          <w:tcPr>
-            <w:tcW w:type="dxa" w:w="1531"/>
-          </w:tcPr>
-          <w:p>
-            <w:r>
-              <w:rPr>
-                <w:b/>
-                <w:i w:val="0"/>
-                <w:color w:val="16A34A"/>
-                <w:sz w:val="16"/>
-              </w:rPr>
-              <w:t>—</w:t>
-            </w:r>
-          </w:p>
-        </w:tc>
-        <w:tc>
-          <w:tcPr>
-            <w:tcW w:type="dxa" w:w="1191"/>
-          </w:tcPr>
-          <w:p>
-            <w:r>
-              <w:rPr>
-                <w:b w:val="0"/>
-                <w:i w:val="0"/>
-                <w:color w:val="64748B"/>
-                <w:sz w:val="16"/>
-              </w:rPr>
-              <w:t>GT-CQ</w:t>
-            </w:r>
-          </w:p>
-        </w:tc>
-        <w:tc>
-          <w:tcPr>
-            <w:tcW w:type="dxa" w:w="4706"/>
-          </w:tcPr>
-          <w:p>
-            <w:r>
-              <w:rPr>
-                <w:b w:val="0"/>
-                <w:i w:val="0"/>
-                <w:sz w:val="17"/>
-              </w:rPr>
-              <w:t>Prière de vérifier ou confirmer avec l'enquêté et mettre les bonnes valeurs après verification, s'il le faut.</w:t>
-            </w:r>
-          </w:p>
-        </w:tc>
-      </w:tr>
-      <w:tr>
-        <w:tc>
-          <w:tcPr>
-            <w:tcW w:type="dxa" w:w="964"/>
-          </w:tcPr>
-          <w:p>
-            <w:r>
-              <w:rPr>
-                <w:b/>
-                <w:i w:val="0"/>
-                <w:color w:val="EA580C"/>
-                <w:sz w:val="16"/>
-              </w:rPr>
-              <w:t>Moyenne</w:t>
-            </w:r>
-          </w:p>
-        </w:tc>
-        <w:tc>
-          <w:tcPr>
-            <w:tcW w:type="dxa" w:w="1247"/>
-          </w:tcPr>
-          <w:p>
-            <w:r>
-              <w:rPr>
-                <w:b/>
-                <w:i w:val="0"/>
-                <w:sz w:val="16"/>
-              </w:rPr>
-              <w:t>S12</w:t>
-              <w:br/>
-            </w:r>
-            <w:r>
-              <w:rPr>
-                <w:b w:val="0"/>
-                <w:i w:val="0"/>
-                <w:color w:val="64748B"/>
-                <w:sz w:val="14"/>
-              </w:rPr>
-              <w:t>Avoirs / biens durables</w:t>
-            </w:r>
-          </w:p>
-        </w:tc>
-        <w:tc>
-          <w:tcPr>
-            <w:tcW w:type="dxa" w:w="1531"/>
-          </w:tcPr>
-          <w:p>
-            <w:r>
-              <w:rPr>
-                <w:b/>
-                <w:i w:val="0"/>
-                <w:color w:val="16A34A"/>
-                <w:sz w:val="16"/>
-              </w:rPr>
-              <w:t>s01q02, s02q01__1, s02q02__1, s02q03__1, s02q15, s03q17, s04q28, s04q35d</w:t>
-            </w:r>
-          </w:p>
-        </w:tc>
-        <w:tc>
-          <w:tcPr>
-            <w:tcW w:type="dxa" w:w="1191"/>
-          </w:tcPr>
-          <w:p>
-            <w:r>
-              <w:rPr>
-                <w:b w:val="0"/>
-                <w:i w:val="0"/>
-                <w:color w:val="64748B"/>
-                <w:sz w:val="16"/>
-              </w:rPr>
-              <w:t>GT-CQ</w:t>
-            </w:r>
-          </w:p>
-        </w:tc>
-        <w:tc>
-          <w:tcPr>
-            <w:tcW w:type="dxa" w:w="4706"/>
-          </w:tcPr>
-          <w:p>
-            <w:r>
-              <w:rPr>
-                <w:b w:val="0"/>
-                <w:i w:val="0"/>
-                <w:sz w:val="17"/>
-              </w:rPr>
-              <w:t>Le prix d'achat de l'article  Téléphone portable ne doit pas être égal 0 même si le ménage l'a reçu en cadeau prière de leurs aider à faire une estimations.</w:t>
-            </w:r>
-          </w:p>
-        </w:tc>
-      </w:tr>
-      <w:tr>
-        <w:tc>
-          <w:tcPr>
-            <w:tcW w:type="dxa" w:w="964"/>
-          </w:tcPr>
-          <w:p>
-            <w:r>
-              <w:rPr>
-                <w:b/>
-                <w:i w:val="0"/>
-                <w:color w:val="EA580C"/>
-                <w:sz w:val="16"/>
-              </w:rPr>
-              <w:t>Moyenne</w:t>
-            </w:r>
-          </w:p>
-        </w:tc>
-        <w:tc>
-          <w:tcPr>
-            <w:tcW w:type="dxa" w:w="1247"/>
-          </w:tcPr>
-          <w:p>
-            <w:r>
-              <w:rPr>
-                <w:b/>
-                <w:i w:val="0"/>
-                <w:sz w:val="16"/>
-              </w:rPr>
-              <w:t>S12</w:t>
-              <w:br/>
-            </w:r>
-            <w:r>
-              <w:rPr>
-                <w:b w:val="0"/>
-                <w:i w:val="0"/>
-                <w:color w:val="64748B"/>
-                <w:sz w:val="14"/>
-              </w:rPr>
-              <w:t>Avoirs / biens durables</w:t>
-            </w:r>
-          </w:p>
-        </w:tc>
-        <w:tc>
-          <w:tcPr>
-            <w:tcW w:type="dxa" w:w="1531"/>
-          </w:tcPr>
-          <w:p>
-            <w:r>
-              <w:rPr>
-                <w:b/>
-                <w:i w:val="0"/>
-                <w:color w:val="16A34A"/>
-                <w:sz w:val="16"/>
-              </w:rPr>
-              <w:t>s01q02, s02q01__1, s02q02__1, s02q03__1, s02q15, s03q17, s04q28, s04q35d</w:t>
-            </w:r>
-          </w:p>
-        </w:tc>
-        <w:tc>
-          <w:tcPr>
-            <w:tcW w:type="dxa" w:w="1191"/>
-          </w:tcPr>
-          <w:p>
-            <w:r>
-              <w:rPr>
-                <w:b w:val="0"/>
-                <w:i w:val="0"/>
-                <w:color w:val="64748B"/>
-                <w:sz w:val="16"/>
-              </w:rPr>
-              <w:t>GT-CQ</w:t>
-            </w:r>
-          </w:p>
-        </w:tc>
-        <w:tc>
-          <w:tcPr>
-            <w:tcW w:type="dxa" w:w="4706"/>
-          </w:tcPr>
-          <w:p>
-            <w:r>
-              <w:rPr>
-                <w:b w:val="0"/>
-                <w:i w:val="0"/>
-                <w:sz w:val="17"/>
-              </w:rPr>
               <w:t>Le prix de revente de l'article  Tapis ne doit pas être égal 0 même si le ménage l'a reçu en cadeau prière de leurs aider à faire une estimations.</w:t>
-            </w:r>
-          </w:p>
-        </w:tc>
-      </w:tr>
-      <w:tr>
-        <w:tc>
-          <w:tcPr>
-            <w:tcW w:type="dxa" w:w="964"/>
-          </w:tcPr>
-          <w:p>
-            <w:r>
-              <w:rPr>
-                <w:b/>
-                <w:i w:val="0"/>
-                <w:color w:val="EA580C"/>
-                <w:sz w:val="16"/>
-              </w:rPr>
-              <w:t>Moyenne</w:t>
-            </w:r>
-          </w:p>
-        </w:tc>
-        <w:tc>
-          <w:tcPr>
-            <w:tcW w:type="dxa" w:w="1247"/>
-          </w:tcPr>
-          <w:p>
-            <w:r>
-              <w:rPr>
-                <w:b/>
-                <w:i w:val="0"/>
-                <w:sz w:val="16"/>
-              </w:rPr>
-              <w:t>S13</w:t>
-              <w:br/>
-            </w:r>
-            <w:r>
-              <w:rPr>
-                <w:b w:val="0"/>
-                <w:i w:val="0"/>
-                <w:color w:val="64748B"/>
-                <w:sz w:val="14"/>
-              </w:rPr>
-              <w:t>Transferts</w:t>
-            </w:r>
-          </w:p>
-        </w:tc>
-        <w:tc>
-          <w:tcPr>
-            <w:tcW w:type="dxa" w:w="1531"/>
-          </w:tcPr>
-          <w:p>
-            <w:r>
-              <w:rPr>
-                <w:b/>
-                <w:i w:val="0"/>
-                <w:color w:val="16A34A"/>
-                <w:sz w:val="16"/>
-              </w:rPr>
-              <w:t>s00q07a, s00q08, s00q10, s00q13_0, s00q15_0, s00q17_0, s00q23a, s00q23b</w:t>
-            </w:r>
-          </w:p>
-        </w:tc>
-        <w:tc>
-          <w:tcPr>
-            <w:tcW w:type="dxa" w:w="1191"/>
-          </w:tcPr>
-          <w:p>
-            <w:r>
-              <w:rPr>
-                <w:b w:val="0"/>
-                <w:i w:val="0"/>
-                <w:color w:val="64748B"/>
-                <w:sz w:val="16"/>
-              </w:rPr>
-              <w:t>GT-CQ</w:t>
-            </w:r>
-          </w:p>
-        </w:tc>
-        <w:tc>
-          <w:tcPr>
-            <w:tcW w:type="dxa" w:w="4706"/>
-          </w:tcPr>
-          <w:p>
-            <w:r>
-              <w:rPr>
-                <w:b w:val="0"/>
-                <w:i w:val="0"/>
-                <w:sz w:val="17"/>
-              </w:rPr>
-              <w:t>L'enquêteur prière de fournir d'effort pour avoir le niveau d'étude et l'âge de celui qui a envoyé/donné de l'argent dans la section 13a (Transfert reçu).</w:t>
             </w:r>
           </w:p>
         </w:tc>
